--- a/Пояснювальна записка_РГР.docx
+++ b/Пояснювальна записка_РГР.docx
@@ -3167,30 +3167,89 @@
       <w:r>
         <w:t xml:space="preserve"> – </w:t>
       </w:r>
-      <w:proofErr w:type="spellStart"/>
-      <w:r>
-        <w:t>Hypertext</w:t>
-      </w:r>
-      <w:proofErr w:type="spellEnd"/>
+      <w:r>
+        <w:t>Hypertext Markup Language: мова розмітки, використовується для створення структури та вигляду веб-сторінок.</w:t>
+      </w:r>
+    </w:p>
+    <w:p>
+      <w:pPr>
+        <w:ind w:firstLine="720"/>
+        <w:rPr>
+          <w:lang w:val="en-US"/>
+        </w:rPr>
+      </w:pPr>
+      <w:r>
+        <w:t>CSS</w:t>
+      </w:r>
+      <w:r>
+        <w:t xml:space="preserve"> – </w:t>
+      </w:r>
+      <w:r>
+        <w:t>Cascading Style Sheets: мова опису стилів, використовується для задання зовнішнього вигляду веб-сторінок, таких як кольори, шрифти, розташування елементів і т.д.</w:t>
+      </w:r>
+      <w:r>
+        <w:rPr>
+          <w:lang w:val="en-US"/>
+        </w:rPr>
+        <w:t>[1]</w:t>
+      </w:r>
+    </w:p>
+    <w:p>
+      <w:pPr>
+        <w:ind w:firstLine="720"/>
+        <w:rPr>
+          <w:lang w:val="en-US"/>
+        </w:rPr>
+      </w:pPr>
+      <w:r>
+        <w:t>Bootstrap: потужний фреймворк для розробки веб-інтерфейсів, що забезпечує набір готових компонентів і стилів, що полегшують розробку адаптивних та привабливих веб-сторінок.</w:t>
+      </w:r>
+      <w:r>
+        <w:rPr>
+          <w:lang w:val="en-US"/>
+        </w:rPr>
+        <w:t>[2]</w:t>
+      </w:r>
+    </w:p>
+    <w:p>
+      <w:pPr>
+        <w:ind w:firstLine="720"/>
+        <w:rPr>
+          <w:lang w:val="en-US"/>
+        </w:rPr>
+      </w:pPr>
+      <w:r>
+        <w:t>JS</w:t>
+      </w:r>
+      <w:r>
+        <w:t xml:space="preserve"> – </w:t>
+      </w:r>
+      <w:r>
+        <w:t>JavaScript: скриптова мова програмування, яка використовується для додавання інтерактивності до веб-сторінок, здійснення обробки подій, маніпуляції з DOM-елементами та інших функцій.</w:t>
+      </w:r>
+      <w:r>
+        <w:rPr>
+          <w:lang w:val="en-US"/>
+        </w:rPr>
+        <w:t>[3]</w:t>
+      </w:r>
+    </w:p>
+    <w:p>
+      <w:pPr>
+        <w:ind w:firstLine="720"/>
+      </w:pPr>
+      <w:r>
+        <w:t>jQuery: швидка і легка бібліотека JavaScript, що спрощує роботу з маніпулюванням DOM-елементами, роботою з подіями, анімацією та іншими операціями веб-розробки.</w:t>
+      </w:r>
+      <w:r>
+        <w:rPr>
+          <w:lang w:val="en-US"/>
+        </w:rPr>
+        <w:t>[4]</w:t>
+      </w:r>
       <w:r>
         <w:t xml:space="preserve"> </w:t>
       </w:r>
-      <w:proofErr w:type="spellStart"/>
-      <w:r>
-        <w:t>Markup</w:t>
-      </w:r>
-      <w:proofErr w:type="spellEnd"/>
-      <w:r>
-        <w:t xml:space="preserve"> </w:t>
-      </w:r>
-      <w:proofErr w:type="spellStart"/>
-      <w:r>
-        <w:t>Language</w:t>
-      </w:r>
-      <w:proofErr w:type="spellEnd"/>
-      <w:r>
-        <w:t>: мова розмітки, використовується для створення структури та вигляду веб-сторінок.</w:t>
-      </w:r>
     </w:p>
     <w:p>
       <w:pPr>
@@ -3200,174 +3259,13 @@
         </w:rPr>
       </w:pPr>
       <w:r>
-        <w:t>CSS</w:t>
+        <w:t>MS VS Code</w:t>
       </w:r>
       <w:r>
         <w:t xml:space="preserve"> – </w:t>
       </w:r>
-      <w:proofErr w:type="spellStart"/>
-      <w:r>
-        <w:t>Cascading</w:t>
-      </w:r>
-      <w:proofErr w:type="spellEnd"/>
-      <w:r>
-        <w:t xml:space="preserve"> </w:t>
-      </w:r>
-      <w:proofErr w:type="spellStart"/>
-      <w:r>
-        <w:t>Style</w:t>
-      </w:r>
-      <w:proofErr w:type="spellEnd"/>
-      <w:r>
-        <w:t xml:space="preserve"> </w:t>
-      </w:r>
-      <w:proofErr w:type="spellStart"/>
-      <w:r>
-        <w:t>Sheets</w:t>
-      </w:r>
-      <w:proofErr w:type="spellEnd"/>
-      <w:r>
-        <w:t xml:space="preserve">: мова опису стилів, використовується для задання зовнішнього вигляду веб-сторінок, таких як кольори, шрифти, розташування елементів і </w:t>
-      </w:r>
-      <w:proofErr w:type="spellStart"/>
-      <w:r>
-        <w:t>т.д</w:t>
-      </w:r>
-      <w:proofErr w:type="spellEnd"/>
-      <w:r>
-        <w:t>.</w:t>
-      </w:r>
-      <w:r>
-        <w:rPr>
-          <w:lang w:val="en-US"/>
-        </w:rPr>
-        <w:t>[1]</w:t>
-      </w:r>
-    </w:p>
-    <w:p>
-      <w:pPr>
-        <w:ind w:firstLine="720"/>
-        <w:rPr>
-          <w:lang w:val="en-US"/>
-        </w:rPr>
-      </w:pPr>
-      <w:proofErr w:type="spellStart"/>
-      <w:r>
-        <w:t>Bootstrap</w:t>
-      </w:r>
-      <w:proofErr w:type="spellEnd"/>
-      <w:r>
-        <w:t>: потужний фреймворк для розробки веб-інтерфейсів, що забезпечує набір готових компонентів і стилів, що полегшують розробку адаптивних та привабливих веб-сторінок.</w:t>
-      </w:r>
-      <w:r>
-        <w:rPr>
-          <w:lang w:val="en-US"/>
-        </w:rPr>
-        <w:t>[2]</w:t>
-      </w:r>
-    </w:p>
-    <w:p>
-      <w:pPr>
-        <w:ind w:firstLine="720"/>
-        <w:rPr>
-          <w:lang w:val="en-US"/>
-        </w:rPr>
-      </w:pPr>
-      <w:r>
-        <w:t>JS</w:t>
-      </w:r>
-      <w:r>
-        <w:t xml:space="preserve"> – </w:t>
-      </w:r>
-      <w:proofErr w:type="spellStart"/>
-      <w:r>
-        <w:t>JavaScript</w:t>
-      </w:r>
-      <w:proofErr w:type="spellEnd"/>
-      <w:r>
-        <w:t>: скриптова мова програмування, яка використовується для додавання інтерактивності до веб-сторінок, здійснення обробки подій, маніпуляції з DOM-елементами та інших функцій.</w:t>
-      </w:r>
-      <w:r>
-        <w:rPr>
-          <w:lang w:val="en-US"/>
-        </w:rPr>
-        <w:t>[3]</w:t>
-      </w:r>
-    </w:p>
-    <w:p>
-      <w:pPr>
-        <w:ind w:firstLine="720"/>
-      </w:pPr>
-      <w:proofErr w:type="spellStart"/>
-      <w:r>
-        <w:t>jQuery</w:t>
-      </w:r>
-      <w:proofErr w:type="spellEnd"/>
-      <w:r>
-        <w:t xml:space="preserve">: швидка і легка бібліотека </w:t>
-      </w:r>
-      <w:proofErr w:type="spellStart"/>
-      <w:r>
-        <w:t>JavaScript</w:t>
-      </w:r>
-      <w:proofErr w:type="spellEnd"/>
-      <w:r>
-        <w:t>, що спрощує роботу з маніпулюванням DOM-елементами, роботою з подіями, анімацією та іншими операціями веб-розробки.</w:t>
-      </w:r>
-      <w:r>
-        <w:rPr>
-          <w:lang w:val="en-US"/>
-        </w:rPr>
-        <w:t>[4]</w:t>
-      </w:r>
-      <w:r>
-        <w:t xml:space="preserve"> </w:t>
-      </w:r>
-    </w:p>
-    <w:p>
-      <w:pPr>
-        <w:ind w:firstLine="720"/>
-        <w:rPr>
-          <w:lang w:val="en-US"/>
-        </w:rPr>
-      </w:pPr>
-      <w:r>
-        <w:t xml:space="preserve">MS VS </w:t>
-      </w:r>
-      <w:proofErr w:type="spellStart"/>
-      <w:r>
-        <w:t>Code</w:t>
-      </w:r>
-      <w:proofErr w:type="spellEnd"/>
-      <w:r>
-        <w:t xml:space="preserve"> – </w:t>
-      </w:r>
-      <w:r>
-        <w:t xml:space="preserve">Microsoft </w:t>
-      </w:r>
-      <w:proofErr w:type="spellStart"/>
-      <w:r>
-        <w:t>Visual</w:t>
-      </w:r>
-      <w:proofErr w:type="spellEnd"/>
-      <w:r>
-        <w:t xml:space="preserve"> </w:t>
-      </w:r>
-      <w:proofErr w:type="spellStart"/>
-      <w:r>
-        <w:t>Studio</w:t>
-      </w:r>
-      <w:proofErr w:type="spellEnd"/>
-      <w:r>
-        <w:t xml:space="preserve"> </w:t>
-      </w:r>
-      <w:proofErr w:type="spellStart"/>
-      <w:r>
-        <w:t>Code</w:t>
-      </w:r>
-      <w:proofErr w:type="spellEnd"/>
-      <w:r>
-        <w:t>: безкоштовний та популярний текстовий редактор, який надає зручні інструменти для розробки веб-програм, включаючи підсвічування синтаксису, автодоповнення та інші функції.</w:t>
+      <w:r>
+        <w:t>Microsoft Visual Studio Code: безкоштовний та популярний текстовий редактор, який надає зручні інструменти для розробки веб-програм, включаючи підсвічування синтаксису, автодоповнення та інші функції.</w:t>
       </w:r>
       <w:r>
         <w:rPr>
@@ -3386,29 +3284,8 @@
           <w:lang w:val="en-US"/>
         </w:rPr>
       </w:pPr>
-      <w:proofErr w:type="spellStart"/>
-      <w:r>
-        <w:t>GitHub</w:t>
-      </w:r>
-      <w:proofErr w:type="spellEnd"/>
-      <w:r>
-        <w:t xml:space="preserve">: веб-сервіс для розробки програмного забезпечення, що надає систему керування версіями </w:t>
-      </w:r>
-      <w:proofErr w:type="spellStart"/>
-      <w:r>
-        <w:t>Git</w:t>
-      </w:r>
-      <w:proofErr w:type="spellEnd"/>
-      <w:r>
-        <w:t xml:space="preserve"> та інструменти для спільної роботи над </w:t>
-      </w:r>
-      <w:proofErr w:type="spellStart"/>
-      <w:r>
-        <w:t>проектами</w:t>
-      </w:r>
-      <w:proofErr w:type="spellEnd"/>
-      <w:r>
-        <w:t>, зберігання та контроль версій програмного коду.</w:t>
+      <w:r>
+        <w:t>GitHub: веб-сервіс для розробки програмного забезпечення, що надає систему керування версіями Git та інструменти для спільної роботи над проектами, зберігання та контроль версій програмного коду.</w:t>
       </w:r>
       <w:r>
         <w:rPr>
@@ -3443,917 +3320,7 @@
         <w:rPr>
           <w:lang w:val="en-GB"/>
         </w:rPr>
-        <w:t xml:space="preserve">В </w:t>
-      </w:r>
-      <w:proofErr w:type="spellStart"/>
-      <w:r>
-        <w:rPr>
-          <w:lang w:val="en-GB"/>
-        </w:rPr>
-        <w:t>епоху</w:t>
-      </w:r>
-      <w:proofErr w:type="spellEnd"/>
-      <w:r>
-        <w:rPr>
-          <w:lang w:val="en-GB"/>
-        </w:rPr>
-        <w:t xml:space="preserve"> </w:t>
-      </w:r>
-      <w:proofErr w:type="spellStart"/>
-      <w:r>
-        <w:rPr>
-          <w:lang w:val="en-GB"/>
-        </w:rPr>
-        <w:t>глобальної</w:t>
-      </w:r>
-      <w:proofErr w:type="spellEnd"/>
-      <w:r>
-        <w:rPr>
-          <w:lang w:val="en-GB"/>
-        </w:rPr>
-        <w:t xml:space="preserve"> </w:t>
-      </w:r>
-      <w:proofErr w:type="spellStart"/>
-      <w:r>
-        <w:rPr>
-          <w:lang w:val="en-GB"/>
-        </w:rPr>
-        <w:t>цифровізації</w:t>
-      </w:r>
-      <w:proofErr w:type="spellEnd"/>
-      <w:r>
-        <w:rPr>
-          <w:lang w:val="en-GB"/>
-        </w:rPr>
-        <w:t xml:space="preserve"> </w:t>
-      </w:r>
-      <w:proofErr w:type="spellStart"/>
-      <w:r>
-        <w:rPr>
-          <w:lang w:val="en-GB"/>
-        </w:rPr>
-        <w:t>питання</w:t>
-      </w:r>
-      <w:proofErr w:type="spellEnd"/>
-      <w:r>
-        <w:rPr>
-          <w:lang w:val="en-GB"/>
-        </w:rPr>
-        <w:t xml:space="preserve"> </w:t>
-      </w:r>
-      <w:proofErr w:type="spellStart"/>
-      <w:r>
-        <w:rPr>
-          <w:lang w:val="en-GB"/>
-        </w:rPr>
-        <w:t>розробки</w:t>
-      </w:r>
-      <w:proofErr w:type="spellEnd"/>
-      <w:r>
-        <w:rPr>
-          <w:lang w:val="en-GB"/>
-        </w:rPr>
-        <w:t xml:space="preserve"> </w:t>
-      </w:r>
-      <w:proofErr w:type="spellStart"/>
-      <w:r>
-        <w:rPr>
-          <w:lang w:val="en-GB"/>
-        </w:rPr>
-        <w:t>веб-сторінок</w:t>
-      </w:r>
-      <w:proofErr w:type="spellEnd"/>
-      <w:r>
-        <w:rPr>
-          <w:lang w:val="en-GB"/>
-        </w:rPr>
-        <w:t xml:space="preserve"> </w:t>
-      </w:r>
-      <w:proofErr w:type="spellStart"/>
-      <w:r>
-        <w:rPr>
-          <w:lang w:val="en-GB"/>
-        </w:rPr>
-        <w:t>та</w:t>
-      </w:r>
-      <w:proofErr w:type="spellEnd"/>
-      <w:r>
-        <w:rPr>
-          <w:lang w:val="en-GB"/>
-        </w:rPr>
-        <w:t xml:space="preserve"> </w:t>
-      </w:r>
-      <w:proofErr w:type="spellStart"/>
-      <w:r>
-        <w:rPr>
-          <w:lang w:val="en-GB"/>
-        </w:rPr>
-        <w:t>повноцінних</w:t>
-      </w:r>
-      <w:proofErr w:type="spellEnd"/>
-      <w:r>
-        <w:rPr>
-          <w:lang w:val="en-GB"/>
-        </w:rPr>
-        <w:t xml:space="preserve"> </w:t>
-      </w:r>
-      <w:proofErr w:type="spellStart"/>
-      <w:r>
-        <w:rPr>
-          <w:lang w:val="en-GB"/>
-        </w:rPr>
-        <w:t>веб-сайтів</w:t>
-      </w:r>
-      <w:proofErr w:type="spellEnd"/>
-      <w:r>
-        <w:rPr>
-          <w:lang w:val="en-GB"/>
-        </w:rPr>
-        <w:t xml:space="preserve"> </w:t>
-      </w:r>
-      <w:proofErr w:type="spellStart"/>
-      <w:r>
-        <w:rPr>
-          <w:lang w:val="en-GB"/>
-        </w:rPr>
-        <w:t>набуває</w:t>
-      </w:r>
-      <w:proofErr w:type="spellEnd"/>
-      <w:r>
-        <w:rPr>
-          <w:lang w:val="en-GB"/>
-        </w:rPr>
-        <w:t xml:space="preserve"> </w:t>
-      </w:r>
-      <w:proofErr w:type="spellStart"/>
-      <w:r>
-        <w:rPr>
-          <w:lang w:val="en-GB"/>
-        </w:rPr>
-        <w:t>особливої</w:t>
-      </w:r>
-      <w:proofErr w:type="spellEnd"/>
-      <w:r>
-        <w:rPr>
-          <w:lang w:val="en-GB"/>
-        </w:rPr>
-        <w:t xml:space="preserve"> </w:t>
-      </w:r>
-      <w:proofErr w:type="spellStart"/>
-      <w:r>
-        <w:rPr>
-          <w:lang w:val="en-GB"/>
-        </w:rPr>
-        <w:t>актуальності</w:t>
-      </w:r>
-      <w:proofErr w:type="spellEnd"/>
-      <w:r>
-        <w:rPr>
-          <w:lang w:val="en-GB"/>
-        </w:rPr>
-        <w:t xml:space="preserve">. </w:t>
-      </w:r>
-      <w:proofErr w:type="spellStart"/>
-      <w:r>
-        <w:rPr>
-          <w:lang w:val="en-GB"/>
-        </w:rPr>
-        <w:t>Сучасний</w:t>
-      </w:r>
-      <w:proofErr w:type="spellEnd"/>
-      <w:r>
-        <w:rPr>
-          <w:lang w:val="en-GB"/>
-        </w:rPr>
-        <w:t xml:space="preserve"> </w:t>
-      </w:r>
-      <w:proofErr w:type="spellStart"/>
-      <w:r>
-        <w:rPr>
-          <w:lang w:val="en-GB"/>
-        </w:rPr>
-        <w:t>інформаційний</w:t>
-      </w:r>
-      <w:proofErr w:type="spellEnd"/>
-      <w:r>
-        <w:rPr>
-          <w:lang w:val="en-GB"/>
-        </w:rPr>
-        <w:t xml:space="preserve"> </w:t>
-      </w:r>
-      <w:proofErr w:type="spellStart"/>
-      <w:r>
-        <w:rPr>
-          <w:lang w:val="en-GB"/>
-        </w:rPr>
-        <w:t>простір</w:t>
-      </w:r>
-      <w:proofErr w:type="spellEnd"/>
-      <w:r>
-        <w:rPr>
-          <w:lang w:val="en-GB"/>
-        </w:rPr>
-        <w:t xml:space="preserve"> </w:t>
-      </w:r>
-      <w:proofErr w:type="spellStart"/>
-      <w:r>
-        <w:rPr>
-          <w:lang w:val="en-GB"/>
-        </w:rPr>
-        <w:t>наповнений</w:t>
-      </w:r>
-      <w:proofErr w:type="spellEnd"/>
-      <w:r>
-        <w:rPr>
-          <w:lang w:val="en-GB"/>
-        </w:rPr>
-        <w:t xml:space="preserve"> </w:t>
-      </w:r>
-      <w:proofErr w:type="spellStart"/>
-      <w:r>
-        <w:rPr>
-          <w:lang w:val="en-GB"/>
-        </w:rPr>
-        <w:t>величезною</w:t>
-      </w:r>
-      <w:proofErr w:type="spellEnd"/>
-      <w:r>
-        <w:rPr>
-          <w:lang w:val="en-GB"/>
-        </w:rPr>
-        <w:t xml:space="preserve"> </w:t>
-      </w:r>
-      <w:proofErr w:type="spellStart"/>
-      <w:r>
-        <w:rPr>
-          <w:lang w:val="en-GB"/>
-        </w:rPr>
-        <w:t>кількістю</w:t>
-      </w:r>
-      <w:proofErr w:type="spellEnd"/>
-      <w:r>
-        <w:rPr>
-          <w:lang w:val="en-GB"/>
-        </w:rPr>
-        <w:t xml:space="preserve"> </w:t>
-      </w:r>
-      <w:proofErr w:type="spellStart"/>
-      <w:r>
-        <w:rPr>
-          <w:lang w:val="en-GB"/>
-        </w:rPr>
-        <w:t>ресурсів</w:t>
-      </w:r>
-      <w:proofErr w:type="spellEnd"/>
-      <w:r>
-        <w:rPr>
-          <w:lang w:val="en-GB"/>
-        </w:rPr>
-        <w:t xml:space="preserve">, </w:t>
-      </w:r>
-      <w:proofErr w:type="spellStart"/>
-      <w:r>
-        <w:rPr>
-          <w:lang w:val="en-GB"/>
-        </w:rPr>
-        <w:t>які</w:t>
-      </w:r>
-      <w:proofErr w:type="spellEnd"/>
-      <w:r>
-        <w:rPr>
-          <w:lang w:val="en-GB"/>
-        </w:rPr>
-        <w:t xml:space="preserve"> </w:t>
-      </w:r>
-      <w:proofErr w:type="spellStart"/>
-      <w:r>
-        <w:rPr>
-          <w:lang w:val="en-GB"/>
-        </w:rPr>
-        <w:t>охоплюють</w:t>
-      </w:r>
-      <w:proofErr w:type="spellEnd"/>
-      <w:r>
-        <w:rPr>
-          <w:lang w:val="en-GB"/>
-        </w:rPr>
-        <w:t xml:space="preserve"> </w:t>
-      </w:r>
-      <w:proofErr w:type="spellStart"/>
-      <w:r>
-        <w:rPr>
-          <w:lang w:val="en-GB"/>
-        </w:rPr>
-        <w:t>найрізноманітніші</w:t>
-      </w:r>
-      <w:proofErr w:type="spellEnd"/>
-      <w:r>
-        <w:rPr>
-          <w:lang w:val="en-GB"/>
-        </w:rPr>
-        <w:t xml:space="preserve"> </w:t>
-      </w:r>
-      <w:proofErr w:type="spellStart"/>
-      <w:r>
-        <w:rPr>
-          <w:lang w:val="en-GB"/>
-        </w:rPr>
-        <w:t>галузі</w:t>
-      </w:r>
-      <w:proofErr w:type="spellEnd"/>
-      <w:r>
-        <w:rPr>
-          <w:lang w:val="en-GB"/>
-        </w:rPr>
-        <w:t xml:space="preserve"> </w:t>
-      </w:r>
-      <w:proofErr w:type="spellStart"/>
-      <w:r>
-        <w:rPr>
-          <w:lang w:val="en-GB"/>
-        </w:rPr>
-        <w:t>та</w:t>
-      </w:r>
-      <w:proofErr w:type="spellEnd"/>
-      <w:r>
-        <w:rPr>
-          <w:lang w:val="en-GB"/>
-        </w:rPr>
-        <w:t xml:space="preserve"> </w:t>
-      </w:r>
-      <w:proofErr w:type="spellStart"/>
-      <w:r>
-        <w:rPr>
-          <w:lang w:val="en-GB"/>
-        </w:rPr>
-        <w:t>напрямки</w:t>
-      </w:r>
-      <w:proofErr w:type="spellEnd"/>
-      <w:r>
-        <w:rPr>
-          <w:lang w:val="en-GB"/>
-        </w:rPr>
-        <w:t xml:space="preserve"> </w:t>
-      </w:r>
-      <w:proofErr w:type="spellStart"/>
-      <w:r>
-        <w:rPr>
-          <w:lang w:val="en-GB"/>
-        </w:rPr>
-        <w:t>діяльності</w:t>
-      </w:r>
-      <w:proofErr w:type="spellEnd"/>
-      <w:r>
-        <w:rPr>
-          <w:lang w:val="en-GB"/>
-        </w:rPr>
-        <w:t xml:space="preserve">. </w:t>
-      </w:r>
-      <w:proofErr w:type="spellStart"/>
-      <w:r>
-        <w:rPr>
-          <w:lang w:val="en-GB"/>
-        </w:rPr>
-        <w:t>Сьогодні</w:t>
-      </w:r>
-      <w:proofErr w:type="spellEnd"/>
-      <w:r>
-        <w:rPr>
-          <w:lang w:val="en-GB"/>
-        </w:rPr>
-        <w:t xml:space="preserve"> </w:t>
-      </w:r>
-      <w:proofErr w:type="spellStart"/>
-      <w:r>
-        <w:rPr>
-          <w:lang w:val="en-GB"/>
-        </w:rPr>
-        <w:t>суспільство</w:t>
-      </w:r>
-      <w:proofErr w:type="spellEnd"/>
-      <w:r>
-        <w:rPr>
-          <w:lang w:val="en-GB"/>
-        </w:rPr>
-        <w:t xml:space="preserve"> </w:t>
-      </w:r>
-      <w:proofErr w:type="spellStart"/>
-      <w:r>
-        <w:rPr>
-          <w:lang w:val="en-GB"/>
-        </w:rPr>
-        <w:t>вже</w:t>
-      </w:r>
-      <w:proofErr w:type="spellEnd"/>
-      <w:r>
-        <w:rPr>
-          <w:lang w:val="en-GB"/>
-        </w:rPr>
-        <w:t xml:space="preserve"> </w:t>
-      </w:r>
-      <w:proofErr w:type="spellStart"/>
-      <w:r>
-        <w:rPr>
-          <w:lang w:val="en-GB"/>
-        </w:rPr>
-        <w:t>важко</w:t>
-      </w:r>
-      <w:proofErr w:type="spellEnd"/>
-      <w:r>
-        <w:rPr>
-          <w:lang w:val="en-GB"/>
-        </w:rPr>
-        <w:t xml:space="preserve"> </w:t>
-      </w:r>
-      <w:proofErr w:type="spellStart"/>
-      <w:r>
-        <w:rPr>
-          <w:lang w:val="en-GB"/>
-        </w:rPr>
-        <w:t>уявити</w:t>
-      </w:r>
-      <w:proofErr w:type="spellEnd"/>
-      <w:r>
-        <w:rPr>
-          <w:lang w:val="en-GB"/>
-        </w:rPr>
-        <w:t xml:space="preserve"> </w:t>
-      </w:r>
-      <w:proofErr w:type="spellStart"/>
-      <w:r>
-        <w:rPr>
-          <w:lang w:val="en-GB"/>
-        </w:rPr>
-        <w:t>без</w:t>
-      </w:r>
-      <w:proofErr w:type="spellEnd"/>
-      <w:r>
-        <w:rPr>
-          <w:lang w:val="en-GB"/>
-        </w:rPr>
-        <w:t xml:space="preserve"> </w:t>
-      </w:r>
-      <w:proofErr w:type="spellStart"/>
-      <w:r>
-        <w:rPr>
-          <w:lang w:val="en-GB"/>
-        </w:rPr>
-        <w:t>повсякденного</w:t>
-      </w:r>
-      <w:proofErr w:type="spellEnd"/>
-      <w:r>
-        <w:rPr>
-          <w:lang w:val="en-GB"/>
-        </w:rPr>
-        <w:t xml:space="preserve"> використання </w:t>
-      </w:r>
-      <w:proofErr w:type="spellStart"/>
-      <w:r>
-        <w:rPr>
-          <w:lang w:val="en-GB"/>
-        </w:rPr>
-        <w:t>веб-технологій</w:t>
-      </w:r>
-      <w:proofErr w:type="spellEnd"/>
-      <w:r>
-        <w:rPr>
-          <w:lang w:val="en-GB"/>
-        </w:rPr>
-        <w:t xml:space="preserve">, </w:t>
-      </w:r>
-      <w:proofErr w:type="spellStart"/>
-      <w:r>
-        <w:rPr>
-          <w:lang w:val="en-GB"/>
-        </w:rPr>
-        <w:t>оскільки</w:t>
-      </w:r>
-      <w:proofErr w:type="spellEnd"/>
-      <w:r>
-        <w:rPr>
-          <w:lang w:val="en-GB"/>
-        </w:rPr>
-        <w:t xml:space="preserve"> </w:t>
-      </w:r>
-      <w:proofErr w:type="spellStart"/>
-      <w:r>
-        <w:rPr>
-          <w:lang w:val="en-GB"/>
-        </w:rPr>
-        <w:t>вони</w:t>
-      </w:r>
-      <w:proofErr w:type="spellEnd"/>
-      <w:r>
-        <w:rPr>
-          <w:lang w:val="en-GB"/>
-        </w:rPr>
-        <w:t xml:space="preserve"> </w:t>
-      </w:r>
-      <w:proofErr w:type="spellStart"/>
-      <w:r>
-        <w:rPr>
-          <w:lang w:val="en-GB"/>
-        </w:rPr>
-        <w:t>суттєво</w:t>
-      </w:r>
-      <w:proofErr w:type="spellEnd"/>
-      <w:r>
-        <w:rPr>
-          <w:lang w:val="en-GB"/>
-        </w:rPr>
-        <w:t xml:space="preserve"> </w:t>
-      </w:r>
-      <w:proofErr w:type="spellStart"/>
-      <w:r>
-        <w:rPr>
-          <w:lang w:val="en-GB"/>
-        </w:rPr>
-        <w:t>спрощують</w:t>
-      </w:r>
-      <w:proofErr w:type="spellEnd"/>
-      <w:r>
-        <w:rPr>
-          <w:lang w:val="en-GB"/>
-        </w:rPr>
-        <w:t xml:space="preserve"> </w:t>
-      </w:r>
-      <w:proofErr w:type="spellStart"/>
-      <w:r>
-        <w:rPr>
-          <w:lang w:val="en-GB"/>
-        </w:rPr>
-        <w:t>рутинні</w:t>
-      </w:r>
-      <w:proofErr w:type="spellEnd"/>
-      <w:r>
-        <w:rPr>
-          <w:lang w:val="en-GB"/>
-        </w:rPr>
-        <w:t xml:space="preserve"> </w:t>
-      </w:r>
-      <w:proofErr w:type="spellStart"/>
-      <w:r>
-        <w:rPr>
-          <w:lang w:val="en-GB"/>
-        </w:rPr>
-        <w:t>процеси</w:t>
-      </w:r>
-      <w:proofErr w:type="spellEnd"/>
-      <w:r>
-        <w:rPr>
-          <w:lang w:val="en-GB"/>
-        </w:rPr>
-        <w:t xml:space="preserve">. </w:t>
-      </w:r>
-      <w:proofErr w:type="spellStart"/>
-      <w:r>
-        <w:rPr>
-          <w:lang w:val="en-GB"/>
-        </w:rPr>
-        <w:t>Завдяки</w:t>
-      </w:r>
-      <w:proofErr w:type="spellEnd"/>
-      <w:r>
-        <w:rPr>
-          <w:lang w:val="en-GB"/>
-        </w:rPr>
-        <w:t xml:space="preserve"> </w:t>
-      </w:r>
-      <w:proofErr w:type="spellStart"/>
-      <w:r>
-        <w:rPr>
-          <w:lang w:val="en-GB"/>
-        </w:rPr>
-        <w:t>веб-ресурсам</w:t>
-      </w:r>
-      <w:proofErr w:type="spellEnd"/>
-      <w:r>
-        <w:rPr>
-          <w:lang w:val="en-GB"/>
-        </w:rPr>
-        <w:t xml:space="preserve"> </w:t>
-      </w:r>
-      <w:proofErr w:type="spellStart"/>
-      <w:r>
-        <w:rPr>
-          <w:lang w:val="en-GB"/>
-        </w:rPr>
-        <w:t>мінімізується</w:t>
-      </w:r>
-      <w:proofErr w:type="spellEnd"/>
-      <w:r>
-        <w:rPr>
-          <w:lang w:val="en-GB"/>
-        </w:rPr>
-        <w:t xml:space="preserve"> </w:t>
-      </w:r>
-      <w:proofErr w:type="spellStart"/>
-      <w:r>
-        <w:rPr>
-          <w:lang w:val="en-GB"/>
-        </w:rPr>
-        <w:t>час</w:t>
-      </w:r>
-      <w:proofErr w:type="spellEnd"/>
-      <w:r>
-        <w:rPr>
-          <w:lang w:val="en-GB"/>
-        </w:rPr>
-        <w:t xml:space="preserve">, </w:t>
-      </w:r>
-      <w:proofErr w:type="spellStart"/>
-      <w:r>
-        <w:rPr>
-          <w:lang w:val="en-GB"/>
-        </w:rPr>
-        <w:t>необхідний</w:t>
-      </w:r>
-      <w:proofErr w:type="spellEnd"/>
-      <w:r>
-        <w:rPr>
-          <w:lang w:val="en-GB"/>
-        </w:rPr>
-        <w:t xml:space="preserve"> </w:t>
-      </w:r>
-      <w:proofErr w:type="spellStart"/>
-      <w:r>
-        <w:rPr>
-          <w:lang w:val="en-GB"/>
-        </w:rPr>
-        <w:t>для</w:t>
-      </w:r>
-      <w:proofErr w:type="spellEnd"/>
-      <w:r>
-        <w:rPr>
-          <w:lang w:val="en-GB"/>
-        </w:rPr>
-        <w:t xml:space="preserve"> </w:t>
-      </w:r>
-      <w:proofErr w:type="spellStart"/>
-      <w:r>
-        <w:rPr>
-          <w:lang w:val="en-GB"/>
-        </w:rPr>
-        <w:t>пошуку</w:t>
-      </w:r>
-      <w:proofErr w:type="spellEnd"/>
-      <w:r>
-        <w:rPr>
-          <w:lang w:val="en-GB"/>
-        </w:rPr>
-        <w:t xml:space="preserve"> </w:t>
-      </w:r>
-      <w:proofErr w:type="spellStart"/>
-      <w:r>
-        <w:rPr>
-          <w:lang w:val="en-GB"/>
-        </w:rPr>
-        <w:t>потрібних</w:t>
-      </w:r>
-      <w:proofErr w:type="spellEnd"/>
-      <w:r>
-        <w:rPr>
-          <w:lang w:val="en-GB"/>
-        </w:rPr>
-        <w:t xml:space="preserve"> </w:t>
-      </w:r>
-      <w:proofErr w:type="spellStart"/>
-      <w:r>
-        <w:rPr>
-          <w:lang w:val="en-GB"/>
-        </w:rPr>
-        <w:t>даних</w:t>
-      </w:r>
-      <w:proofErr w:type="spellEnd"/>
-      <w:r>
-        <w:rPr>
-          <w:lang w:val="en-GB"/>
-        </w:rPr>
-        <w:t xml:space="preserve">, а </w:t>
-      </w:r>
-      <w:proofErr w:type="spellStart"/>
-      <w:r>
-        <w:rPr>
-          <w:lang w:val="en-GB"/>
-        </w:rPr>
-        <w:t>також</w:t>
-      </w:r>
-      <w:proofErr w:type="spellEnd"/>
-      <w:r>
-        <w:rPr>
-          <w:lang w:val="en-GB"/>
-        </w:rPr>
-        <w:t xml:space="preserve"> </w:t>
-      </w:r>
-      <w:proofErr w:type="spellStart"/>
-      <w:r>
-        <w:rPr>
-          <w:lang w:val="en-GB"/>
-        </w:rPr>
-        <w:t>з’являється</w:t>
-      </w:r>
-      <w:proofErr w:type="spellEnd"/>
-      <w:r>
-        <w:rPr>
-          <w:lang w:val="en-GB"/>
-        </w:rPr>
-        <w:t xml:space="preserve"> </w:t>
-      </w:r>
-      <w:proofErr w:type="spellStart"/>
-      <w:r>
-        <w:rPr>
-          <w:lang w:val="en-GB"/>
-        </w:rPr>
-        <w:t>можливість</w:t>
-      </w:r>
-      <w:proofErr w:type="spellEnd"/>
-      <w:r>
-        <w:rPr>
-          <w:lang w:val="en-GB"/>
-        </w:rPr>
-        <w:t xml:space="preserve"> </w:t>
-      </w:r>
-      <w:proofErr w:type="spellStart"/>
-      <w:r>
-        <w:rPr>
-          <w:lang w:val="en-GB"/>
-        </w:rPr>
-        <w:t>віддалено</w:t>
-      </w:r>
-      <w:proofErr w:type="spellEnd"/>
-      <w:r>
-        <w:rPr>
-          <w:lang w:val="en-GB"/>
-        </w:rPr>
-        <w:t xml:space="preserve">, </w:t>
-      </w:r>
-      <w:proofErr w:type="spellStart"/>
-      <w:r>
-        <w:rPr>
-          <w:lang w:val="en-GB"/>
-        </w:rPr>
-        <w:t>лише</w:t>
-      </w:r>
-      <w:proofErr w:type="spellEnd"/>
-      <w:r>
-        <w:rPr>
-          <w:lang w:val="en-GB"/>
-        </w:rPr>
-        <w:t xml:space="preserve"> </w:t>
-      </w:r>
-      <w:proofErr w:type="spellStart"/>
-      <w:r>
-        <w:rPr>
-          <w:lang w:val="en-GB"/>
-        </w:rPr>
-        <w:t>за</w:t>
-      </w:r>
-      <w:proofErr w:type="spellEnd"/>
-      <w:r>
-        <w:rPr>
-          <w:lang w:val="en-GB"/>
-        </w:rPr>
-        <w:t xml:space="preserve"> </w:t>
-      </w:r>
-      <w:proofErr w:type="spellStart"/>
-      <w:r>
-        <w:rPr>
-          <w:lang w:val="en-GB"/>
-        </w:rPr>
-        <w:t>кілька</w:t>
-      </w:r>
-      <w:proofErr w:type="spellEnd"/>
-      <w:r>
-        <w:rPr>
-          <w:lang w:val="en-GB"/>
-        </w:rPr>
-        <w:t xml:space="preserve"> </w:t>
-      </w:r>
-      <w:proofErr w:type="spellStart"/>
-      <w:r>
-        <w:rPr>
-          <w:lang w:val="en-GB"/>
-        </w:rPr>
-        <w:t>кліків</w:t>
-      </w:r>
-      <w:proofErr w:type="spellEnd"/>
-      <w:r>
-        <w:rPr>
-          <w:lang w:val="en-GB"/>
-        </w:rPr>
-        <w:t xml:space="preserve">, </w:t>
-      </w:r>
-      <w:proofErr w:type="spellStart"/>
-      <w:r>
-        <w:rPr>
-          <w:lang w:val="en-GB"/>
-        </w:rPr>
-        <w:t>здійснювати</w:t>
-      </w:r>
-      <w:proofErr w:type="spellEnd"/>
-      <w:r>
-        <w:rPr>
-          <w:lang w:val="en-GB"/>
-        </w:rPr>
-        <w:t xml:space="preserve"> </w:t>
-      </w:r>
-      <w:proofErr w:type="spellStart"/>
-      <w:r>
-        <w:rPr>
-          <w:lang w:val="en-GB"/>
-        </w:rPr>
-        <w:t>покупки</w:t>
-      </w:r>
-      <w:proofErr w:type="spellEnd"/>
-      <w:r>
-        <w:rPr>
-          <w:lang w:val="en-GB"/>
-        </w:rPr>
-        <w:t xml:space="preserve">, </w:t>
-      </w:r>
-      <w:proofErr w:type="spellStart"/>
-      <w:r>
-        <w:rPr>
-          <w:lang w:val="en-GB"/>
-        </w:rPr>
-        <w:t>оформлювати</w:t>
-      </w:r>
-      <w:proofErr w:type="spellEnd"/>
-      <w:r>
-        <w:rPr>
-          <w:lang w:val="en-GB"/>
-        </w:rPr>
-        <w:t xml:space="preserve"> </w:t>
-      </w:r>
-      <w:proofErr w:type="spellStart"/>
-      <w:r>
-        <w:rPr>
-          <w:lang w:val="en-GB"/>
-        </w:rPr>
-        <w:t>замовлення</w:t>
-      </w:r>
-      <w:proofErr w:type="spellEnd"/>
-      <w:r>
-        <w:rPr>
-          <w:lang w:val="en-GB"/>
-        </w:rPr>
-        <w:t xml:space="preserve"> </w:t>
-      </w:r>
-      <w:proofErr w:type="spellStart"/>
-      <w:r>
-        <w:rPr>
-          <w:lang w:val="en-GB"/>
-        </w:rPr>
-        <w:t>послуг</w:t>
-      </w:r>
-      <w:proofErr w:type="spellEnd"/>
-      <w:r>
-        <w:rPr>
-          <w:lang w:val="en-GB"/>
-        </w:rPr>
-        <w:t xml:space="preserve"> </w:t>
-      </w:r>
-      <w:proofErr w:type="spellStart"/>
-      <w:r>
-        <w:rPr>
-          <w:lang w:val="en-GB"/>
-        </w:rPr>
-        <w:t>чи</w:t>
-      </w:r>
-      <w:proofErr w:type="spellEnd"/>
-      <w:r>
-        <w:rPr>
-          <w:lang w:val="en-GB"/>
-        </w:rPr>
-        <w:t xml:space="preserve"> </w:t>
-      </w:r>
-      <w:proofErr w:type="spellStart"/>
-      <w:r>
-        <w:rPr>
-          <w:lang w:val="en-GB"/>
-        </w:rPr>
-        <w:t>доставки</w:t>
-      </w:r>
-      <w:proofErr w:type="spellEnd"/>
-      <w:r>
-        <w:rPr>
-          <w:lang w:val="en-GB"/>
-        </w:rPr>
-        <w:t xml:space="preserve"> </w:t>
-      </w:r>
-      <w:proofErr w:type="spellStart"/>
-      <w:r>
-        <w:rPr>
-          <w:lang w:val="en-GB"/>
-        </w:rPr>
-        <w:t>товарів</w:t>
-      </w:r>
-      <w:proofErr w:type="spellEnd"/>
-      <w:r>
-        <w:rPr>
-          <w:lang w:val="en-GB"/>
-        </w:rPr>
-        <w:t>.</w:t>
+        <w:t>В епоху глобальної цифровізації питання розробки веб-сторінок та повноцінних веб-сайтів набуває особливої актуальності. Сучасний інформаційний простір наповнений величезною кількістю ресурсів, які охоплюють найрізноманітніші галузі та напрямки діяльності. Сьогодні суспільство вже важко уявити без повсякденного використання веб-технологій, оскільки вони суттєво спрощують рутинні процеси. Завдяки веб-ресурсам мінімізується час, необхідний для пошуку потрібних даних, а також з’являється можливість віддалено, лише за кілька кліків, здійснювати покупки, оформлювати замовлення послуг чи доставки товарів.</w:t>
       </w:r>
     </w:p>
     <w:p>
@@ -4367,861 +3334,7 @@
         <w:rPr>
           <w:lang w:val="en-GB"/>
         </w:rPr>
-        <w:t xml:space="preserve">З </w:t>
-      </w:r>
-      <w:proofErr w:type="spellStart"/>
-      <w:r>
-        <w:rPr>
-          <w:lang w:val="en-GB"/>
-        </w:rPr>
-        <w:t>технічної</w:t>
-      </w:r>
-      <w:proofErr w:type="spellEnd"/>
-      <w:r>
-        <w:rPr>
-          <w:lang w:val="en-GB"/>
-        </w:rPr>
-        <w:t xml:space="preserve"> </w:t>
-      </w:r>
-      <w:proofErr w:type="spellStart"/>
-      <w:r>
-        <w:rPr>
-          <w:lang w:val="en-GB"/>
-        </w:rPr>
-        <w:t>точки</w:t>
-      </w:r>
-      <w:proofErr w:type="spellEnd"/>
-      <w:r>
-        <w:rPr>
-          <w:lang w:val="en-GB"/>
-        </w:rPr>
-        <w:t xml:space="preserve"> </w:t>
-      </w:r>
-      <w:proofErr w:type="spellStart"/>
-      <w:r>
-        <w:rPr>
-          <w:lang w:val="en-GB"/>
-        </w:rPr>
-        <w:t>зору</w:t>
-      </w:r>
-      <w:proofErr w:type="spellEnd"/>
-      <w:r>
-        <w:rPr>
-          <w:lang w:val="en-GB"/>
-        </w:rPr>
-        <w:t xml:space="preserve">, </w:t>
-      </w:r>
-      <w:proofErr w:type="spellStart"/>
-      <w:r>
-        <w:rPr>
-          <w:lang w:val="en-GB"/>
-        </w:rPr>
-        <w:t>веб-сайт</w:t>
-      </w:r>
-      <w:proofErr w:type="spellEnd"/>
-      <w:r>
-        <w:rPr>
-          <w:lang w:val="en-GB"/>
-        </w:rPr>
-        <w:t xml:space="preserve"> </w:t>
-      </w:r>
-      <w:proofErr w:type="spellStart"/>
-      <w:r>
-        <w:rPr>
-          <w:lang w:val="en-GB"/>
-        </w:rPr>
-        <w:t>являє</w:t>
-      </w:r>
-      <w:proofErr w:type="spellEnd"/>
-      <w:r>
-        <w:rPr>
-          <w:lang w:val="en-GB"/>
-        </w:rPr>
-        <w:t xml:space="preserve"> </w:t>
-      </w:r>
-      <w:proofErr w:type="spellStart"/>
-      <w:r>
-        <w:rPr>
-          <w:lang w:val="en-GB"/>
-        </w:rPr>
-        <w:t>собою</w:t>
-      </w:r>
-      <w:proofErr w:type="spellEnd"/>
-      <w:r>
-        <w:rPr>
-          <w:lang w:val="en-GB"/>
-        </w:rPr>
-        <w:t xml:space="preserve"> </w:t>
-      </w:r>
-      <w:proofErr w:type="spellStart"/>
-      <w:r>
-        <w:rPr>
-          <w:lang w:val="en-GB"/>
-        </w:rPr>
-        <w:t>структуровану</w:t>
-      </w:r>
-      <w:proofErr w:type="spellEnd"/>
-      <w:r>
-        <w:rPr>
-          <w:lang w:val="en-GB"/>
-        </w:rPr>
-        <w:t xml:space="preserve"> </w:t>
-      </w:r>
-      <w:proofErr w:type="spellStart"/>
-      <w:r>
-        <w:rPr>
-          <w:lang w:val="en-GB"/>
-        </w:rPr>
-        <w:t>сукупність</w:t>
-      </w:r>
-      <w:proofErr w:type="spellEnd"/>
-      <w:r>
-        <w:rPr>
-          <w:lang w:val="en-GB"/>
-        </w:rPr>
-        <w:t xml:space="preserve"> </w:t>
-      </w:r>
-      <w:proofErr w:type="spellStart"/>
-      <w:r>
-        <w:rPr>
-          <w:lang w:val="en-GB"/>
-        </w:rPr>
-        <w:t>веб-сторінок</w:t>
-      </w:r>
-      <w:proofErr w:type="spellEnd"/>
-      <w:r>
-        <w:rPr>
-          <w:lang w:val="en-GB"/>
-        </w:rPr>
-        <w:t xml:space="preserve">, </w:t>
-      </w:r>
-      <w:proofErr w:type="spellStart"/>
-      <w:r>
-        <w:rPr>
-          <w:lang w:val="en-GB"/>
-        </w:rPr>
-        <w:t>розміщених</w:t>
-      </w:r>
-      <w:proofErr w:type="spellEnd"/>
-      <w:r>
-        <w:rPr>
-          <w:lang w:val="en-GB"/>
-        </w:rPr>
-        <w:t xml:space="preserve"> у </w:t>
-      </w:r>
-      <w:proofErr w:type="spellStart"/>
-      <w:r>
-        <w:rPr>
-          <w:lang w:val="en-GB"/>
-        </w:rPr>
-        <w:t>глобальній</w:t>
-      </w:r>
-      <w:proofErr w:type="spellEnd"/>
-      <w:r>
-        <w:rPr>
-          <w:lang w:val="en-GB"/>
-        </w:rPr>
-        <w:t xml:space="preserve"> </w:t>
-      </w:r>
-      <w:proofErr w:type="spellStart"/>
-      <w:r>
-        <w:rPr>
-          <w:lang w:val="en-GB"/>
-        </w:rPr>
-        <w:t>мережі</w:t>
-      </w:r>
-      <w:proofErr w:type="spellEnd"/>
-      <w:r>
-        <w:rPr>
-          <w:lang w:val="en-GB"/>
-        </w:rPr>
-        <w:t xml:space="preserve"> Інтернет. </w:t>
-      </w:r>
-      <w:proofErr w:type="spellStart"/>
-      <w:r>
-        <w:rPr>
-          <w:lang w:val="en-GB"/>
-        </w:rPr>
-        <w:t>Ці</w:t>
-      </w:r>
-      <w:proofErr w:type="spellEnd"/>
-      <w:r>
-        <w:rPr>
-          <w:lang w:val="en-GB"/>
-        </w:rPr>
-        <w:t xml:space="preserve"> </w:t>
-      </w:r>
-      <w:proofErr w:type="spellStart"/>
-      <w:r>
-        <w:rPr>
-          <w:lang w:val="en-GB"/>
-        </w:rPr>
-        <w:t>сторінки</w:t>
-      </w:r>
-      <w:proofErr w:type="spellEnd"/>
-      <w:r>
-        <w:rPr>
-          <w:lang w:val="en-GB"/>
-        </w:rPr>
-        <w:t xml:space="preserve"> логічно </w:t>
-      </w:r>
-      <w:proofErr w:type="spellStart"/>
-      <w:r>
-        <w:rPr>
-          <w:lang w:val="en-GB"/>
-        </w:rPr>
-        <w:t>пов’язані</w:t>
-      </w:r>
-      <w:proofErr w:type="spellEnd"/>
-      <w:r>
-        <w:rPr>
-          <w:lang w:val="en-GB"/>
-        </w:rPr>
-        <w:t xml:space="preserve"> </w:t>
-      </w:r>
-      <w:proofErr w:type="spellStart"/>
-      <w:r>
-        <w:rPr>
-          <w:lang w:val="en-GB"/>
-        </w:rPr>
-        <w:t>між</w:t>
-      </w:r>
-      <w:proofErr w:type="spellEnd"/>
-      <w:r>
-        <w:rPr>
-          <w:lang w:val="en-GB"/>
-        </w:rPr>
-        <w:t xml:space="preserve"> </w:t>
-      </w:r>
-      <w:proofErr w:type="spellStart"/>
-      <w:r>
-        <w:rPr>
-          <w:lang w:val="en-GB"/>
-        </w:rPr>
-        <w:t>собою</w:t>
-      </w:r>
-      <w:proofErr w:type="spellEnd"/>
-      <w:r>
-        <w:rPr>
-          <w:lang w:val="en-GB"/>
-        </w:rPr>
-        <w:t xml:space="preserve"> </w:t>
-      </w:r>
-      <w:proofErr w:type="spellStart"/>
-      <w:r>
-        <w:rPr>
-          <w:lang w:val="en-GB"/>
-        </w:rPr>
-        <w:t>спільним</w:t>
-      </w:r>
-      <w:proofErr w:type="spellEnd"/>
-      <w:r>
-        <w:rPr>
-          <w:lang w:val="en-GB"/>
-        </w:rPr>
-        <w:t xml:space="preserve"> </w:t>
-      </w:r>
-      <w:proofErr w:type="spellStart"/>
-      <w:r>
-        <w:rPr>
-          <w:lang w:val="en-GB"/>
-        </w:rPr>
-        <w:t>змістом</w:t>
-      </w:r>
-      <w:proofErr w:type="spellEnd"/>
-      <w:r>
-        <w:rPr>
-          <w:lang w:val="en-GB"/>
-        </w:rPr>
-        <w:t xml:space="preserve"> </w:t>
-      </w:r>
-      <w:proofErr w:type="spellStart"/>
-      <w:r>
-        <w:rPr>
-          <w:lang w:val="en-GB"/>
-        </w:rPr>
-        <w:t>та</w:t>
-      </w:r>
-      <w:proofErr w:type="spellEnd"/>
-      <w:r>
-        <w:rPr>
-          <w:lang w:val="en-GB"/>
-        </w:rPr>
-        <w:t xml:space="preserve"> </w:t>
-      </w:r>
-      <w:proofErr w:type="spellStart"/>
-      <w:r>
-        <w:rPr>
-          <w:lang w:val="en-GB"/>
-        </w:rPr>
-        <w:t>системою</w:t>
-      </w:r>
-      <w:proofErr w:type="spellEnd"/>
-      <w:r>
-        <w:rPr>
-          <w:lang w:val="en-GB"/>
-        </w:rPr>
-        <w:t xml:space="preserve"> </w:t>
-      </w:r>
-      <w:proofErr w:type="spellStart"/>
-      <w:r>
-        <w:rPr>
-          <w:lang w:val="en-GB"/>
-        </w:rPr>
-        <w:t>навігації</w:t>
-      </w:r>
-      <w:proofErr w:type="spellEnd"/>
-      <w:r>
-        <w:rPr>
-          <w:lang w:val="en-GB"/>
-        </w:rPr>
-        <w:t xml:space="preserve">, </w:t>
-      </w:r>
-      <w:proofErr w:type="spellStart"/>
-      <w:r>
-        <w:rPr>
-          <w:lang w:val="en-GB"/>
-        </w:rPr>
-        <w:t>утворюючи</w:t>
-      </w:r>
-      <w:proofErr w:type="spellEnd"/>
-      <w:r>
-        <w:rPr>
-          <w:lang w:val="en-GB"/>
-        </w:rPr>
-        <w:t xml:space="preserve"> </w:t>
-      </w:r>
-      <w:proofErr w:type="spellStart"/>
-      <w:r>
-        <w:rPr>
-          <w:lang w:val="en-GB"/>
-        </w:rPr>
-        <w:t>єдиний</w:t>
-      </w:r>
-      <w:proofErr w:type="spellEnd"/>
-      <w:r>
-        <w:rPr>
-          <w:lang w:val="en-GB"/>
-        </w:rPr>
-        <w:t xml:space="preserve"> </w:t>
-      </w:r>
-      <w:proofErr w:type="spellStart"/>
-      <w:r>
-        <w:rPr>
-          <w:lang w:val="en-GB"/>
-        </w:rPr>
-        <w:t>інформаційний</w:t>
-      </w:r>
-      <w:proofErr w:type="spellEnd"/>
-      <w:r>
-        <w:rPr>
-          <w:lang w:val="en-GB"/>
-        </w:rPr>
-        <w:t xml:space="preserve"> </w:t>
-      </w:r>
-      <w:proofErr w:type="spellStart"/>
-      <w:r>
-        <w:rPr>
-          <w:lang w:val="en-GB"/>
-        </w:rPr>
-        <w:t>вузол</w:t>
-      </w:r>
-      <w:proofErr w:type="spellEnd"/>
-      <w:r>
-        <w:rPr>
-          <w:lang w:val="en-GB"/>
-        </w:rPr>
-        <w:t xml:space="preserve">, </w:t>
-      </w:r>
-      <w:proofErr w:type="spellStart"/>
-      <w:r>
-        <w:rPr>
-          <w:lang w:val="en-GB"/>
-        </w:rPr>
-        <w:t>прив'язаний</w:t>
-      </w:r>
-      <w:proofErr w:type="spellEnd"/>
-      <w:r>
-        <w:rPr>
-          <w:lang w:val="en-GB"/>
-        </w:rPr>
-        <w:t xml:space="preserve"> </w:t>
-      </w:r>
-      <w:proofErr w:type="spellStart"/>
-      <w:r>
-        <w:rPr>
-          <w:lang w:val="en-GB"/>
-        </w:rPr>
-        <w:t>до</w:t>
-      </w:r>
-      <w:proofErr w:type="spellEnd"/>
-      <w:r>
-        <w:rPr>
-          <w:lang w:val="en-GB"/>
-        </w:rPr>
-        <w:t xml:space="preserve"> </w:t>
-      </w:r>
-      <w:proofErr w:type="spellStart"/>
-      <w:r>
-        <w:rPr>
-          <w:lang w:val="en-GB"/>
-        </w:rPr>
-        <w:t>конкретного</w:t>
-      </w:r>
-      <w:proofErr w:type="spellEnd"/>
-      <w:r>
-        <w:rPr>
-          <w:lang w:val="en-GB"/>
-        </w:rPr>
-        <w:t xml:space="preserve"> </w:t>
-      </w:r>
-      <w:proofErr w:type="spellStart"/>
-      <w:r>
-        <w:rPr>
-          <w:lang w:val="en-GB"/>
-        </w:rPr>
-        <w:t>доменного</w:t>
-      </w:r>
-      <w:proofErr w:type="spellEnd"/>
-      <w:r>
-        <w:rPr>
-          <w:lang w:val="en-GB"/>
-        </w:rPr>
-        <w:t xml:space="preserve"> </w:t>
-      </w:r>
-      <w:proofErr w:type="spellStart"/>
-      <w:r>
-        <w:rPr>
-          <w:lang w:val="en-GB"/>
-        </w:rPr>
-        <w:t>імені</w:t>
-      </w:r>
-      <w:proofErr w:type="spellEnd"/>
-      <w:r>
-        <w:rPr>
-          <w:lang w:val="en-GB"/>
-        </w:rPr>
-        <w:t xml:space="preserve">. </w:t>
-      </w:r>
-      <w:proofErr w:type="spellStart"/>
-      <w:r>
-        <w:rPr>
-          <w:lang w:val="en-GB"/>
-        </w:rPr>
-        <w:t>Фізично</w:t>
-      </w:r>
-      <w:proofErr w:type="spellEnd"/>
-      <w:r>
-        <w:rPr>
-          <w:lang w:val="en-GB"/>
-        </w:rPr>
-        <w:t xml:space="preserve"> </w:t>
-      </w:r>
-      <w:proofErr w:type="spellStart"/>
-      <w:r>
-        <w:rPr>
-          <w:lang w:val="en-GB"/>
-        </w:rPr>
-        <w:t>файли</w:t>
-      </w:r>
-      <w:proofErr w:type="spellEnd"/>
-      <w:r>
-        <w:rPr>
-          <w:lang w:val="en-GB"/>
-        </w:rPr>
-        <w:t xml:space="preserve"> </w:t>
-      </w:r>
-      <w:proofErr w:type="spellStart"/>
-      <w:r>
-        <w:rPr>
-          <w:lang w:val="en-GB"/>
-        </w:rPr>
-        <w:t>та</w:t>
-      </w:r>
-      <w:proofErr w:type="spellEnd"/>
-      <w:r>
-        <w:rPr>
-          <w:lang w:val="en-GB"/>
-        </w:rPr>
-        <w:t xml:space="preserve"> </w:t>
-      </w:r>
-      <w:proofErr w:type="spellStart"/>
-      <w:r>
-        <w:rPr>
-          <w:lang w:val="en-GB"/>
-        </w:rPr>
-        <w:t>бази</w:t>
-      </w:r>
-      <w:proofErr w:type="spellEnd"/>
-      <w:r>
-        <w:rPr>
-          <w:lang w:val="en-GB"/>
-        </w:rPr>
-        <w:t xml:space="preserve"> </w:t>
-      </w:r>
-      <w:proofErr w:type="spellStart"/>
-      <w:r>
-        <w:rPr>
-          <w:lang w:val="en-GB"/>
-        </w:rPr>
-        <w:t>даних</w:t>
-      </w:r>
-      <w:proofErr w:type="spellEnd"/>
-      <w:r>
-        <w:rPr>
-          <w:lang w:val="en-GB"/>
-        </w:rPr>
-        <w:t xml:space="preserve"> </w:t>
-      </w:r>
-      <w:proofErr w:type="spellStart"/>
-      <w:r>
-        <w:rPr>
-          <w:lang w:val="en-GB"/>
-        </w:rPr>
-        <w:t>сайту</w:t>
-      </w:r>
-      <w:proofErr w:type="spellEnd"/>
-      <w:r>
-        <w:rPr>
-          <w:lang w:val="en-GB"/>
-        </w:rPr>
-        <w:t xml:space="preserve"> </w:t>
-      </w:r>
-      <w:proofErr w:type="spellStart"/>
-      <w:r>
-        <w:rPr>
-          <w:lang w:val="en-GB"/>
-        </w:rPr>
-        <w:t>зберігаються</w:t>
-      </w:r>
-      <w:proofErr w:type="spellEnd"/>
-      <w:r>
-        <w:rPr>
-          <w:lang w:val="en-GB"/>
-        </w:rPr>
-        <w:t xml:space="preserve"> </w:t>
-      </w:r>
-      <w:proofErr w:type="spellStart"/>
-      <w:r>
-        <w:rPr>
-          <w:lang w:val="en-GB"/>
-        </w:rPr>
-        <w:t>на</w:t>
-      </w:r>
-      <w:proofErr w:type="spellEnd"/>
-      <w:r>
-        <w:rPr>
-          <w:lang w:val="en-GB"/>
-        </w:rPr>
-        <w:t xml:space="preserve"> </w:t>
-      </w:r>
-      <w:proofErr w:type="spellStart"/>
-      <w:r>
-        <w:rPr>
-          <w:lang w:val="en-GB"/>
-        </w:rPr>
-        <w:t>одному</w:t>
-      </w:r>
-      <w:proofErr w:type="spellEnd"/>
-      <w:r>
-        <w:rPr>
-          <w:lang w:val="en-GB"/>
-        </w:rPr>
-        <w:t xml:space="preserve"> </w:t>
-      </w:r>
-      <w:proofErr w:type="spellStart"/>
-      <w:r>
-        <w:rPr>
-          <w:lang w:val="en-GB"/>
-        </w:rPr>
-        <w:t>або</w:t>
-      </w:r>
-      <w:proofErr w:type="spellEnd"/>
-      <w:r>
-        <w:rPr>
-          <w:lang w:val="en-GB"/>
-        </w:rPr>
-        <w:t xml:space="preserve"> </w:t>
-      </w:r>
-      <w:proofErr w:type="spellStart"/>
-      <w:r>
-        <w:rPr>
-          <w:lang w:val="en-GB"/>
-        </w:rPr>
-        <w:t>відразу</w:t>
-      </w:r>
-      <w:proofErr w:type="spellEnd"/>
-      <w:r>
-        <w:rPr>
-          <w:lang w:val="en-GB"/>
-        </w:rPr>
-        <w:t xml:space="preserve"> </w:t>
-      </w:r>
-      <w:proofErr w:type="spellStart"/>
-      <w:r>
-        <w:rPr>
-          <w:lang w:val="en-GB"/>
-        </w:rPr>
-        <w:t>на</w:t>
-      </w:r>
-      <w:proofErr w:type="spellEnd"/>
-      <w:r>
-        <w:rPr>
-          <w:lang w:val="en-GB"/>
-        </w:rPr>
-        <w:t xml:space="preserve"> </w:t>
-      </w:r>
-      <w:proofErr w:type="spellStart"/>
-      <w:r>
-        <w:rPr>
-          <w:lang w:val="en-GB"/>
-        </w:rPr>
-        <w:t>декількох</w:t>
-      </w:r>
-      <w:proofErr w:type="spellEnd"/>
-      <w:r>
-        <w:rPr>
-          <w:lang w:val="en-GB"/>
-        </w:rPr>
-        <w:t xml:space="preserve"> </w:t>
-      </w:r>
-      <w:proofErr w:type="spellStart"/>
-      <w:r>
-        <w:rPr>
-          <w:lang w:val="en-GB"/>
-        </w:rPr>
-        <w:t>серверах</w:t>
-      </w:r>
-      <w:proofErr w:type="spellEnd"/>
-      <w:r>
-        <w:rPr>
-          <w:lang w:val="en-GB"/>
-        </w:rPr>
-        <w:t xml:space="preserve">. </w:t>
-      </w:r>
-      <w:proofErr w:type="spellStart"/>
-      <w:r>
-        <w:rPr>
-          <w:lang w:val="en-GB"/>
-        </w:rPr>
-        <w:t>Для</w:t>
-      </w:r>
-      <w:proofErr w:type="spellEnd"/>
-      <w:r>
-        <w:rPr>
-          <w:lang w:val="en-GB"/>
-        </w:rPr>
-        <w:t xml:space="preserve"> </w:t>
-      </w:r>
-      <w:proofErr w:type="spellStart"/>
-      <w:r>
-        <w:rPr>
-          <w:lang w:val="en-GB"/>
-        </w:rPr>
-        <w:t>доступу</w:t>
-      </w:r>
-      <w:proofErr w:type="spellEnd"/>
-      <w:r>
-        <w:rPr>
-          <w:lang w:val="en-GB"/>
-        </w:rPr>
-        <w:t xml:space="preserve"> </w:t>
-      </w:r>
-      <w:proofErr w:type="spellStart"/>
-      <w:r>
-        <w:rPr>
-          <w:lang w:val="en-GB"/>
-        </w:rPr>
-        <w:t>та</w:t>
-      </w:r>
-      <w:proofErr w:type="spellEnd"/>
-      <w:r>
-        <w:rPr>
-          <w:lang w:val="en-GB"/>
-        </w:rPr>
-        <w:t xml:space="preserve"> </w:t>
-      </w:r>
-      <w:proofErr w:type="spellStart"/>
-      <w:r>
-        <w:rPr>
-          <w:lang w:val="en-GB"/>
-        </w:rPr>
-        <w:t>ідентифікації</w:t>
-      </w:r>
-      <w:proofErr w:type="spellEnd"/>
-      <w:r>
-        <w:rPr>
-          <w:lang w:val="en-GB"/>
-        </w:rPr>
-        <w:t xml:space="preserve"> в </w:t>
-      </w:r>
-      <w:proofErr w:type="spellStart"/>
-      <w:r>
-        <w:rPr>
-          <w:lang w:val="en-GB"/>
-        </w:rPr>
-        <w:t>мережі</w:t>
-      </w:r>
-      <w:proofErr w:type="spellEnd"/>
-      <w:r>
-        <w:rPr>
-          <w:lang w:val="en-GB"/>
-        </w:rPr>
-        <w:t xml:space="preserve"> </w:t>
-      </w:r>
-      <w:proofErr w:type="spellStart"/>
-      <w:r>
-        <w:rPr>
-          <w:lang w:val="en-GB"/>
-        </w:rPr>
-        <w:t>кожен</w:t>
-      </w:r>
-      <w:proofErr w:type="spellEnd"/>
-      <w:r>
-        <w:rPr>
-          <w:lang w:val="en-GB"/>
-        </w:rPr>
-        <w:t xml:space="preserve"> </w:t>
-      </w:r>
-      <w:proofErr w:type="spellStart"/>
-      <w:r>
-        <w:rPr>
-          <w:lang w:val="en-GB"/>
-        </w:rPr>
-        <w:t>такий</w:t>
-      </w:r>
-      <w:proofErr w:type="spellEnd"/>
-      <w:r>
-        <w:rPr>
-          <w:lang w:val="en-GB"/>
-        </w:rPr>
-        <w:t xml:space="preserve"> </w:t>
-      </w:r>
-      <w:proofErr w:type="spellStart"/>
-      <w:r>
-        <w:rPr>
-          <w:lang w:val="en-GB"/>
-        </w:rPr>
-        <w:t>ресурс</w:t>
-      </w:r>
-      <w:proofErr w:type="spellEnd"/>
-      <w:r>
-        <w:rPr>
-          <w:lang w:val="en-GB"/>
-        </w:rPr>
-        <w:t xml:space="preserve"> </w:t>
-      </w:r>
-      <w:proofErr w:type="spellStart"/>
-      <w:r>
-        <w:rPr>
-          <w:lang w:val="en-GB"/>
-        </w:rPr>
-        <w:t>отримує</w:t>
-      </w:r>
-      <w:proofErr w:type="spellEnd"/>
-      <w:r>
-        <w:rPr>
-          <w:lang w:val="en-GB"/>
-        </w:rPr>
-        <w:t xml:space="preserve"> </w:t>
-      </w:r>
-      <w:proofErr w:type="spellStart"/>
-      <w:r>
-        <w:rPr>
-          <w:lang w:val="en-GB"/>
-        </w:rPr>
-        <w:t>свою</w:t>
-      </w:r>
-      <w:proofErr w:type="spellEnd"/>
-      <w:r>
-        <w:rPr>
-          <w:lang w:val="en-GB"/>
-        </w:rPr>
-        <w:t xml:space="preserve"> </w:t>
-      </w:r>
-      <w:proofErr w:type="spellStart"/>
-      <w:r>
-        <w:rPr>
-          <w:lang w:val="en-GB"/>
-        </w:rPr>
-        <w:t>унікальну</w:t>
-      </w:r>
-      <w:proofErr w:type="spellEnd"/>
-      <w:r>
-        <w:rPr>
-          <w:lang w:val="en-GB"/>
-        </w:rPr>
-        <w:t xml:space="preserve"> </w:t>
-      </w:r>
-      <w:proofErr w:type="spellStart"/>
-      <w:r>
-        <w:rPr>
-          <w:lang w:val="en-GB"/>
-        </w:rPr>
-        <w:t>адресу</w:t>
-      </w:r>
-      <w:proofErr w:type="spellEnd"/>
-      <w:r>
-        <w:rPr>
-          <w:lang w:val="en-GB"/>
-        </w:rPr>
-        <w:t xml:space="preserve"> (</w:t>
-      </w:r>
-      <w:proofErr w:type="spellStart"/>
-      <w:r>
-        <w:rPr>
-          <w:lang w:val="en-GB"/>
-        </w:rPr>
-        <w:t>наприклад</w:t>
-      </w:r>
-      <w:proofErr w:type="spellEnd"/>
-      <w:r>
-        <w:rPr>
-          <w:lang w:val="en-GB"/>
-        </w:rPr>
-        <w:t>, WWW-</w:t>
-      </w:r>
-      <w:proofErr w:type="spellStart"/>
-      <w:r>
-        <w:rPr>
-          <w:lang w:val="en-GB"/>
-        </w:rPr>
-        <w:t>сайт</w:t>
-      </w:r>
-      <w:proofErr w:type="spellEnd"/>
-      <w:r>
-        <w:rPr>
-          <w:lang w:val="en-GB"/>
-        </w:rPr>
-        <w:t>, FTP-</w:t>
-      </w:r>
-      <w:proofErr w:type="spellStart"/>
-      <w:r>
-        <w:rPr>
-          <w:lang w:val="en-GB"/>
-        </w:rPr>
-        <w:t>сайт</w:t>
-      </w:r>
-      <w:proofErr w:type="spellEnd"/>
-      <w:r>
-        <w:rPr>
-          <w:lang w:val="en-GB"/>
-        </w:rPr>
-        <w:t xml:space="preserve"> </w:t>
-      </w:r>
-      <w:proofErr w:type="spellStart"/>
-      <w:r>
-        <w:rPr>
-          <w:lang w:val="en-GB"/>
-        </w:rPr>
-        <w:t>тощо</w:t>
-      </w:r>
-      <w:proofErr w:type="spellEnd"/>
-      <w:r>
-        <w:rPr>
-          <w:lang w:val="en-GB"/>
-        </w:rPr>
-        <w:t>).</w:t>
+        <w:t>З технічної точки зору, веб-сайт являє собою структуровану сукупність веб-сторінок, розміщених у глобальній мережі Інтернет. Ці сторінки логічно пов’язані між собою спільним змістом та системою навігації, утворюючи єдиний інформаційний вузол, прив'язаний до конкретного доменного імені. Фізично файли та бази даних сайту зберігаються на одному або відразу на декількох серверах. Для доступу та ідентифікації в мережі кожен такий ресурс отримує свою унікальну адресу (наприклад, WWW-сайт, FTP-сайт тощо).</w:t>
       </w:r>
     </w:p>
     <w:p>
@@ -5232,39 +3345,7 @@
         </w:rPr>
       </w:pPr>
       <w:r>
-        <w:t>WWW (</w:t>
-      </w:r>
-      <w:proofErr w:type="spellStart"/>
-      <w:r>
-        <w:t>World</w:t>
-      </w:r>
-      <w:proofErr w:type="spellEnd"/>
-      <w:r>
-        <w:t xml:space="preserve"> </w:t>
-      </w:r>
-      <w:proofErr w:type="spellStart"/>
-      <w:r>
-        <w:t>Wide</w:t>
-      </w:r>
-      <w:proofErr w:type="spellEnd"/>
-      <w:r>
-        <w:t xml:space="preserve"> </w:t>
-      </w:r>
-      <w:proofErr w:type="spellStart"/>
-      <w:r>
-        <w:t>Web</w:t>
-      </w:r>
-      <w:proofErr w:type="spellEnd"/>
-      <w:r>
-        <w:t xml:space="preserve">) – це технологія, що заснована на протоколі, який передає дані HTTP, системі адресації URL та мові розмітки HTML. Автором та розробником даної технології є Тім </w:t>
-      </w:r>
-      <w:proofErr w:type="spellStart"/>
-      <w:r>
-        <w:t>Бернес</w:t>
-      </w:r>
-      <w:proofErr w:type="spellEnd"/>
-      <w:r>
-        <w:t>-Лі, його також називаються «батьком сучасного інтернету». Він опублікував дану технологію, після чого почався стрімкий розвиток в створенні веб сайтів [1].</w:t>
+        <w:t>WWW (World Wide Web) – це технологія, що заснована на протоколі, який передає дані HTTP, системі адресації URL та мові розмітки HTML. Автором та розробником даної технології є Тім Бернес-Лі, його також називаються «батьком сучасного інтернету». Він опублікував дану технологію, після чого почався стрімкий розвиток в створенні веб сайтів [1].</w:t>
       </w:r>
     </w:p>
     <w:p>
@@ -5275,37 +3356,13 @@
         <w:t>Метою даної роботи є розробка с</w:t>
       </w:r>
       <w:r>
-        <w:t xml:space="preserve">творення </w:t>
-      </w:r>
-      <w:proofErr w:type="spellStart"/>
-      <w:r>
-        <w:t>web</w:t>
-      </w:r>
-      <w:proofErr w:type="spellEnd"/>
-      <w:r>
-        <w:t xml:space="preserve">-додатка служби доставки їжі на основі сучасних </w:t>
-      </w:r>
-      <w:proofErr w:type="spellStart"/>
-      <w:r>
-        <w:t>web</w:t>
-      </w:r>
-      <w:proofErr w:type="spellEnd"/>
-      <w:r>
-        <w:t>-технологій</w:t>
+        <w:t>творення web-додатка служби доставки їжі на основі сучасних web-технологій</w:t>
       </w:r>
       <w:r>
         <w:t xml:space="preserve">. В рамках роботи будуть виконані аналіз вимог, </w:t>
       </w:r>
       <w:r>
-        <w:t xml:space="preserve">проєктування архітектури системи та розробка функціональності. Результатом проєкту буде створення функціонального та зручного для користувача веб-сайту що надає актуальну інформацію про асортимент служби доставки та дозволяє клієнтам </w:t>
-      </w:r>
-      <w:proofErr w:type="spellStart"/>
-      <w:r>
-        <w:t>інтерактивно</w:t>
-      </w:r>
-      <w:proofErr w:type="spellEnd"/>
-      <w:r>
-        <w:t xml:space="preserve"> взаємодіяти з меню для оформлення замовлень.</w:t>
+        <w:t>проєктування архітектури системи та розробка функціональності. Результатом проєкту буде створення функціонального та зручного для користувача веб-сайту що надає актуальну інформацію про асортимент служби доставки та дозволяє клієнтам інтерактивно взаємодіяти з меню для оформлення замовлень.</w:t>
       </w:r>
     </w:p>
     <w:p>
@@ -5314,23 +3371,7 @@
       </w:pPr>
       <w:r>
         <w:lastRenderedPageBreak/>
-        <w:t xml:space="preserve">Об’єктом дослідження є інформаційні технології, що використовуються для розробки клієнтської частини </w:t>
-      </w:r>
-      <w:proofErr w:type="spellStart"/>
-      <w:r>
-        <w:t>web</w:t>
-      </w:r>
-      <w:proofErr w:type="spellEnd"/>
-      <w:r>
-        <w:t>-додатків (</w:t>
-      </w:r>
-      <w:proofErr w:type="spellStart"/>
-      <w:r>
-        <w:t>frontend</w:t>
-      </w:r>
-      <w:proofErr w:type="spellEnd"/>
-      <w:r>
-        <w:t>), включаючи мови розмітки, структурні таблиці стилів та механізми виконання клієнтських сценаріїв.</w:t>
+        <w:t>Об’єктом дослідження є інформаційні технології, що використовуються для розробки клієнтської частини web-додатків (frontend), включаючи мови розмітки, структурні таблиці стилів та механізми виконання клієнтських сценаріїв.</w:t>
       </w:r>
     </w:p>
     <w:p>
@@ -5338,39 +3379,7 @@
         <w:ind w:firstLine="720"/>
       </w:pPr>
       <w:r>
-        <w:t xml:space="preserve">Предметом дослідження є використання технологічного стека HTML, CSS та </w:t>
-      </w:r>
-      <w:proofErr w:type="spellStart"/>
-      <w:r>
-        <w:t>JavaScript</w:t>
-      </w:r>
-      <w:proofErr w:type="spellEnd"/>
-      <w:r>
-        <w:t xml:space="preserve"> (із застосуванням фреймворка </w:t>
-      </w:r>
-      <w:proofErr w:type="spellStart"/>
-      <w:r>
-        <w:t>Bootstrap</w:t>
-      </w:r>
-      <w:proofErr w:type="spellEnd"/>
-      <w:r>
-        <w:t xml:space="preserve"> та бібліотеки </w:t>
-      </w:r>
-      <w:proofErr w:type="spellStart"/>
-      <w:r>
-        <w:t>jQuery</w:t>
-      </w:r>
-      <w:proofErr w:type="spellEnd"/>
-      <w:r>
-        <w:t xml:space="preserve">) для розробки функціоналу інтерфейсу </w:t>
-      </w:r>
-      <w:proofErr w:type="spellStart"/>
-      <w:r>
-        <w:t>web</w:t>
-      </w:r>
-      <w:proofErr w:type="spellEnd"/>
-      <w:r>
-        <w:t>-додатка служби доставки їжі.</w:t>
+        <w:t>Предметом дослідження є використання технологічного стека HTML, CSS та JavaScript (із застосуванням фреймворка Bootstrap та бібліотеки jQuery) для розробки функціоналу інтерфейсу web-додатка служби доставки їжі.</w:t>
       </w:r>
     </w:p>
     <w:p>
@@ -5429,23 +3438,7 @@
           <w:rFonts w:eastAsiaTheme="minorEastAsia" w:cs="Times New Roman"/>
           <w:szCs w:val="24"/>
         </w:rPr>
-        <w:t xml:space="preserve">Розробити структуру </w:t>
-      </w:r>
-      <w:proofErr w:type="spellStart"/>
-      <w:r>
-        <w:rPr>
-          <w:rFonts w:eastAsiaTheme="minorEastAsia" w:cs="Times New Roman"/>
-          <w:szCs w:val="24"/>
-        </w:rPr>
-        <w:t>web</w:t>
-      </w:r>
-      <w:proofErr w:type="spellEnd"/>
-      <w:r>
-        <w:rPr>
-          <w:rFonts w:eastAsiaTheme="minorEastAsia" w:cs="Times New Roman"/>
-          <w:szCs w:val="24"/>
-        </w:rPr>
-        <w:t>-сторінок та каталогів для ефективного розподілу асортименту страв (піца, роли, напої) і забезпечення зручної навігації.</w:t>
+        <w:t>Розробити структуру web-сторінок та каталогів для ефективного розподілу асортименту страв (піца, роли, напої) і забезпечення зручної навігації.</w:t>
       </w:r>
     </w:p>
     <w:p>
@@ -5469,23 +3462,7 @@
           <w:rFonts w:eastAsiaTheme="minorEastAsia" w:cs="Times New Roman"/>
           <w:szCs w:val="24"/>
         </w:rPr>
-        <w:t xml:space="preserve">Охарактеризувати програмні засоби та бібліотеки, застосовані для </w:t>
-      </w:r>
-      <w:proofErr w:type="spellStart"/>
-      <w:r>
-        <w:rPr>
-          <w:rFonts w:eastAsiaTheme="minorEastAsia" w:cs="Times New Roman"/>
-          <w:szCs w:val="24"/>
-        </w:rPr>
-        <w:t>frontend</w:t>
-      </w:r>
-      <w:proofErr w:type="spellEnd"/>
-      <w:r>
-        <w:rPr>
-          <w:rFonts w:eastAsiaTheme="minorEastAsia" w:cs="Times New Roman"/>
-          <w:szCs w:val="24"/>
-        </w:rPr>
-        <w:t>-розробки.</w:t>
+        <w:t>Охарактеризувати програмні засоби та бібліотеки, застосовані для frontend-розробки.</w:t>
       </w:r>
     </w:p>
     <w:p>
@@ -5499,23 +3476,7 @@
           <w:rFonts w:eastAsiaTheme="minorEastAsia" w:cs="Times New Roman"/>
           <w:szCs w:val="24"/>
         </w:rPr>
-        <w:t xml:space="preserve">Розробити архітектуру взаємодії користувача з </w:t>
-      </w:r>
-      <w:proofErr w:type="spellStart"/>
-      <w:r>
-        <w:rPr>
-          <w:rFonts w:eastAsiaTheme="minorEastAsia" w:cs="Times New Roman"/>
-          <w:szCs w:val="24"/>
-        </w:rPr>
-        <w:t>web</w:t>
-      </w:r>
-      <w:proofErr w:type="spellEnd"/>
-      <w:r>
-        <w:rPr>
-          <w:rFonts w:eastAsiaTheme="minorEastAsia" w:cs="Times New Roman"/>
-          <w:szCs w:val="24"/>
-        </w:rPr>
-        <w:t xml:space="preserve">-додатком, зокрема реалізувати логіку роботи інтерактивного кошика за допомогою користувацьких скриптів для формування </w:t>
+        <w:t xml:space="preserve">Розробити архітектуру взаємодії користувача з web-додатком, зокрема реалізувати логіку роботи інтерактивного кошика за допомогою користувацьких скриптів для формування </w:t>
       </w:r>
       <w:r>
         <w:br w:type="page"/>
@@ -5566,7 +3527,6 @@
         </w:rPr>
       </w:pPr>
       <w:bookmarkStart w:id="7" w:name="_Toc231770171"/>
-      <w:proofErr w:type="spellStart"/>
       <w:r>
         <w:rPr>
           <w:rFonts w:ascii="Times New Roman" w:hAnsi="Times New Roman" w:cs="Times New Roman"/>
@@ -5575,9 +3535,9 @@
           <w:szCs w:val="28"/>
           <w:lang w:val="en-GB"/>
         </w:rPr>
-        <w:t>Постановка</w:t>
-      </w:r>
-      <w:proofErr w:type="spellEnd"/>
+        <w:t>Постановка задачі</w:t>
+      </w:r>
+      <w:bookmarkEnd w:id="7"/>
       <w:r>
         <w:rPr>
           <w:rFonts w:ascii="Times New Roman" w:hAnsi="Times New Roman" w:cs="Times New Roman"/>
@@ -5588,29 +3548,6 @@
         </w:rPr>
         <w:t xml:space="preserve"> </w:t>
       </w:r>
-      <w:proofErr w:type="spellStart"/>
-      <w:r>
-        <w:rPr>
-          <w:rFonts w:ascii="Times New Roman" w:hAnsi="Times New Roman" w:cs="Times New Roman"/>
-          <w:color w:val="auto"/>
-          <w:sz w:val="28"/>
-          <w:szCs w:val="28"/>
-          <w:lang w:val="en-GB"/>
-        </w:rPr>
-        <w:t>задачі</w:t>
-      </w:r>
-      <w:bookmarkEnd w:id="7"/>
-      <w:proofErr w:type="spellEnd"/>
-      <w:r>
-        <w:rPr>
-          <w:rFonts w:ascii="Times New Roman" w:hAnsi="Times New Roman" w:cs="Times New Roman"/>
-          <w:color w:val="auto"/>
-          <w:sz w:val="28"/>
-          <w:szCs w:val="28"/>
-          <w:lang w:val="en-GB"/>
-        </w:rPr>
-        <w:t xml:space="preserve"> </w:t>
-      </w:r>
     </w:p>
     <w:p>
       <w:pPr>
@@ -5627,23 +3564,7 @@
           <w:rFonts w:eastAsiaTheme="minorEastAsia" w:cs="Times New Roman"/>
           <w:szCs w:val="24"/>
         </w:rPr>
-        <w:t xml:space="preserve">У цьому підрозділі розглядається постановка задачі, що передує розробці клієнтської частини </w:t>
-      </w:r>
-      <w:proofErr w:type="spellStart"/>
-      <w:r>
-        <w:rPr>
-          <w:rFonts w:eastAsiaTheme="minorEastAsia" w:cs="Times New Roman"/>
-          <w:szCs w:val="24"/>
-        </w:rPr>
-        <w:t>web</w:t>
-      </w:r>
-      <w:proofErr w:type="spellEnd"/>
-      <w:r>
-        <w:rPr>
-          <w:rFonts w:eastAsiaTheme="minorEastAsia" w:cs="Times New Roman"/>
-          <w:szCs w:val="24"/>
-        </w:rPr>
-        <w:t xml:space="preserve">-додатка служби доставки їжі. Постановка задачі включає визначення основних функціональних та нефункціональних вимог до ресурсу: </w:t>
+        <w:t xml:space="preserve">У цьому підрозділі розглядається постановка задачі, що передує розробці клієнтської частини web-додатка служби доставки їжі. Постановка задачі включає визначення основних функціональних та нефункціональних вимог до ресурсу: </w:t>
       </w:r>
     </w:p>
     <w:p>
@@ -5693,23 +3614,13 @@
         </w:rPr>
         <w:t>Сайт має коректно працювати в різних сучасних браузерах (</w:t>
       </w:r>
-      <w:proofErr w:type="spellStart"/>
       <w:r>
         <w:rPr>
           <w:rFonts w:eastAsiaTheme="minorEastAsia" w:cs="Times New Roman"/>
           <w:szCs w:val="24"/>
           <w:lang w:val="en-US"/>
         </w:rPr>
-        <w:t>Chtome</w:t>
-      </w:r>
-      <w:proofErr w:type="spellEnd"/>
-      <w:r>
-        <w:rPr>
-          <w:rFonts w:eastAsiaTheme="minorEastAsia" w:cs="Times New Roman"/>
-          <w:szCs w:val="24"/>
-          <w:lang w:val="en-US"/>
-        </w:rPr>
-        <w:t xml:space="preserve">, Edge, Firefox </w:t>
+        <w:t xml:space="preserve">Chtome, Edge, Firefox </w:t>
       </w:r>
       <w:r>
         <w:rPr>
@@ -5747,17 +3658,8 @@
           <w:rFonts w:eastAsiaTheme="minorEastAsia" w:cs="Times New Roman"/>
           <w:szCs w:val="24"/>
         </w:rPr>
-        <w:t xml:space="preserve">, текст легко </w:t>
-      </w:r>
-      <w:proofErr w:type="spellStart"/>
-      <w:r>
-        <w:rPr>
-          <w:rFonts w:eastAsiaTheme="minorEastAsia" w:cs="Times New Roman"/>
-          <w:szCs w:val="24"/>
-        </w:rPr>
-        <w:t>читається</w:t>
-      </w:r>
-      <w:proofErr w:type="spellEnd"/>
+        <w:t>, текст легко читається</w:t>
+      </w:r>
       <w:r>
         <w:rPr>
           <w:rFonts w:eastAsiaTheme="minorEastAsia" w:cs="Times New Roman"/>
@@ -5787,71 +3689,20 @@
         <w:rPr>
           <w:lang w:val="en-GB"/>
         </w:rPr>
-        <w:t xml:space="preserve">, </w:t>
-      </w:r>
-      <w:proofErr w:type="spellStart"/>
-      <w:r>
-        <w:rPr>
-          <w:lang w:val="en-GB"/>
-        </w:rPr>
-        <w:t>викладені</w:t>
-      </w:r>
-      <w:proofErr w:type="spellEnd"/>
+        <w:t>, викладені вище, визначають основн</w:t>
+      </w:r>
+      <w:r>
+        <w:t>і</w:t>
+      </w:r>
       <w:r>
         <w:rPr>
           <w:lang w:val="en-GB"/>
         </w:rPr>
         <w:t xml:space="preserve"> </w:t>
       </w:r>
-      <w:proofErr w:type="spellStart"/>
-      <w:r>
-        <w:rPr>
-          <w:lang w:val="en-GB"/>
-        </w:rPr>
-        <w:t>вище</w:t>
-      </w:r>
-      <w:proofErr w:type="spellEnd"/>
-      <w:r>
-        <w:rPr>
-          <w:lang w:val="en-GB"/>
-        </w:rPr>
-        <w:t xml:space="preserve">, </w:t>
-      </w:r>
-      <w:proofErr w:type="spellStart"/>
-      <w:r>
-        <w:rPr>
-          <w:lang w:val="en-GB"/>
-        </w:rPr>
-        <w:t>визначають</w:t>
-      </w:r>
-      <w:proofErr w:type="spellEnd"/>
-      <w:r>
-        <w:rPr>
-          <w:lang w:val="en-GB"/>
-        </w:rPr>
-        <w:t xml:space="preserve"> </w:t>
-      </w:r>
-      <w:proofErr w:type="spellStart"/>
-      <w:r>
-        <w:rPr>
-          <w:lang w:val="en-GB"/>
-        </w:rPr>
-        <w:t>основн</w:t>
-      </w:r>
-      <w:proofErr w:type="spellEnd"/>
-      <w:r>
-        <w:t>і</w:t>
-      </w:r>
-      <w:r>
-        <w:rPr>
-          <w:lang w:val="en-GB"/>
-        </w:rPr>
-        <w:t xml:space="preserve"> </w:t>
-      </w:r>
       <w:r>
         <w:t>не</w:t>
       </w:r>
-      <w:proofErr w:type="spellStart"/>
       <w:r>
         <w:rPr>
           <w:lang w:val="en-GB"/>
@@ -5859,442 +3710,22 @@
         <w:t>функціонал</w:t>
       </w:r>
       <w:r>
-        <w:t>ьні</w:t>
-      </w:r>
-      <w:proofErr w:type="spellEnd"/>
-      <w:r>
-        <w:t xml:space="preserve"> вимоги </w:t>
-      </w:r>
-      <w:proofErr w:type="spellStart"/>
-      <w:r>
-        <w:rPr>
-          <w:lang w:val="en-GB"/>
-        </w:rPr>
-        <w:t>та</w:t>
-      </w:r>
-      <w:proofErr w:type="spellEnd"/>
-      <w:r>
-        <w:rPr>
-          <w:lang w:val="en-GB"/>
-        </w:rPr>
-        <w:t xml:space="preserve"> </w:t>
-      </w:r>
-      <w:proofErr w:type="spellStart"/>
-      <w:r>
-        <w:rPr>
-          <w:lang w:val="en-GB"/>
-        </w:rPr>
-        <w:t>дизайн</w:t>
-      </w:r>
-      <w:proofErr w:type="spellEnd"/>
-      <w:r>
-        <w:rPr>
-          <w:lang w:val="en-GB"/>
-        </w:rPr>
-        <w:t xml:space="preserve"> і </w:t>
-      </w:r>
-      <w:proofErr w:type="spellStart"/>
-      <w:r>
-        <w:rPr>
-          <w:lang w:val="en-GB"/>
-        </w:rPr>
-        <w:t>слугують</w:t>
-      </w:r>
-      <w:proofErr w:type="spellEnd"/>
-      <w:r>
-        <w:rPr>
-          <w:lang w:val="en-GB"/>
-        </w:rPr>
-        <w:t xml:space="preserve"> </w:t>
-      </w:r>
-      <w:proofErr w:type="spellStart"/>
-      <w:r>
-        <w:rPr>
-          <w:lang w:val="en-GB"/>
-        </w:rPr>
-        <w:t>базою</w:t>
-      </w:r>
-      <w:proofErr w:type="spellEnd"/>
-      <w:r>
-        <w:rPr>
-          <w:lang w:val="en-GB"/>
-        </w:rPr>
-        <w:t xml:space="preserve"> </w:t>
-      </w:r>
-      <w:proofErr w:type="spellStart"/>
-      <w:r>
-        <w:rPr>
-          <w:lang w:val="en-GB"/>
-        </w:rPr>
-        <w:t>для</w:t>
-      </w:r>
-      <w:proofErr w:type="spellEnd"/>
-      <w:r>
-        <w:rPr>
-          <w:lang w:val="en-GB"/>
-        </w:rPr>
-        <w:t xml:space="preserve"> </w:t>
-      </w:r>
-      <w:proofErr w:type="spellStart"/>
-      <w:r>
-        <w:rPr>
-          <w:lang w:val="en-GB"/>
-        </w:rPr>
-        <w:t>подальшої</w:t>
-      </w:r>
-      <w:proofErr w:type="spellEnd"/>
-      <w:r>
-        <w:rPr>
-          <w:lang w:val="en-GB"/>
-        </w:rPr>
-        <w:t xml:space="preserve"> </w:t>
-      </w:r>
-      <w:proofErr w:type="spellStart"/>
-      <w:r>
-        <w:rPr>
-          <w:lang w:val="en-GB"/>
-        </w:rPr>
-        <w:t>розробки</w:t>
-      </w:r>
-      <w:proofErr w:type="spellEnd"/>
-      <w:r>
-        <w:rPr>
-          <w:lang w:val="en-GB"/>
-        </w:rPr>
-        <w:t xml:space="preserve"> </w:t>
-      </w:r>
-      <w:proofErr w:type="spellStart"/>
-      <w:r>
-        <w:rPr>
-          <w:lang w:val="en-GB"/>
-        </w:rPr>
-        <w:t>та</w:t>
-      </w:r>
-      <w:proofErr w:type="spellEnd"/>
-      <w:r>
-        <w:rPr>
-          <w:lang w:val="en-GB"/>
-        </w:rPr>
-        <w:t xml:space="preserve"> </w:t>
-      </w:r>
-      <w:proofErr w:type="spellStart"/>
-      <w:r>
-        <w:rPr>
-          <w:lang w:val="en-GB"/>
-        </w:rPr>
-        <w:t>імплементації</w:t>
-      </w:r>
-      <w:proofErr w:type="spellEnd"/>
-      <w:r>
-        <w:rPr>
-          <w:lang w:val="en-GB"/>
-        </w:rPr>
-        <w:t xml:space="preserve"> </w:t>
-      </w:r>
-      <w:proofErr w:type="spellStart"/>
-      <w:r>
-        <w:rPr>
-          <w:lang w:val="en-GB"/>
-        </w:rPr>
-        <w:t>про</w:t>
-      </w:r>
-      <w:proofErr w:type="spellEnd"/>
+        <w:t xml:space="preserve">ьні вимоги </w:t>
+      </w:r>
+      <w:r>
+        <w:rPr>
+          <w:lang w:val="en-GB"/>
+        </w:rPr>
+        <w:t>та дизайн і слугують базою для подальшої розробки та імплементації про</w:t>
+      </w:r>
       <w:r>
         <w:t>є</w:t>
       </w:r>
-      <w:proofErr w:type="spellStart"/>
-      <w:r>
-        <w:rPr>
-          <w:lang w:val="en-GB"/>
-        </w:rPr>
-        <w:t>кту</w:t>
-      </w:r>
-      <w:proofErr w:type="spellEnd"/>
-      <w:r>
-        <w:rPr>
-          <w:lang w:val="en-GB"/>
-        </w:rPr>
-        <w:t xml:space="preserve">. </w:t>
-      </w:r>
-      <w:proofErr w:type="spellStart"/>
-      <w:r>
-        <w:rPr>
-          <w:lang w:val="en-GB"/>
-        </w:rPr>
-        <w:t>Метою</w:t>
-      </w:r>
-      <w:proofErr w:type="spellEnd"/>
-      <w:r>
-        <w:rPr>
-          <w:lang w:val="en-GB"/>
-        </w:rPr>
-        <w:t xml:space="preserve"> web-</w:t>
-      </w:r>
-      <w:proofErr w:type="spellStart"/>
-      <w:r>
-        <w:rPr>
-          <w:lang w:val="en-GB"/>
-        </w:rPr>
-        <w:t>додатка</w:t>
-      </w:r>
-      <w:proofErr w:type="spellEnd"/>
-      <w:r>
-        <w:rPr>
-          <w:lang w:val="en-GB"/>
-        </w:rPr>
-        <w:t xml:space="preserve"> є </w:t>
-      </w:r>
-      <w:proofErr w:type="spellStart"/>
-      <w:r>
-        <w:rPr>
-          <w:lang w:val="en-GB"/>
-        </w:rPr>
-        <w:t>надання</w:t>
-      </w:r>
-      <w:proofErr w:type="spellEnd"/>
-      <w:r>
-        <w:rPr>
-          <w:lang w:val="en-GB"/>
-        </w:rPr>
-        <w:t xml:space="preserve"> </w:t>
-      </w:r>
-      <w:proofErr w:type="spellStart"/>
-      <w:r>
-        <w:rPr>
-          <w:lang w:val="en-GB"/>
-        </w:rPr>
-        <w:t>користувачам</w:t>
-      </w:r>
-      <w:proofErr w:type="spellEnd"/>
-      <w:r>
-        <w:rPr>
-          <w:lang w:val="en-GB"/>
-        </w:rPr>
-        <w:t xml:space="preserve"> </w:t>
-      </w:r>
-      <w:proofErr w:type="spellStart"/>
-      <w:r>
-        <w:rPr>
-          <w:lang w:val="en-GB"/>
-        </w:rPr>
-        <w:t>зручного</w:t>
-      </w:r>
-      <w:proofErr w:type="spellEnd"/>
-      <w:r>
-        <w:rPr>
-          <w:lang w:val="en-GB"/>
-        </w:rPr>
-        <w:t xml:space="preserve"> </w:t>
-      </w:r>
-      <w:proofErr w:type="spellStart"/>
-      <w:r>
-        <w:rPr>
-          <w:lang w:val="en-GB"/>
-        </w:rPr>
-        <w:t>інтерфейсу</w:t>
-      </w:r>
-      <w:proofErr w:type="spellEnd"/>
-      <w:r>
-        <w:rPr>
-          <w:lang w:val="en-GB"/>
-        </w:rPr>
-        <w:t xml:space="preserve"> </w:t>
-      </w:r>
-      <w:proofErr w:type="spellStart"/>
-      <w:r>
-        <w:rPr>
-          <w:lang w:val="en-GB"/>
-        </w:rPr>
-        <w:t>для</w:t>
-      </w:r>
-      <w:proofErr w:type="spellEnd"/>
-      <w:r>
-        <w:rPr>
-          <w:lang w:val="en-GB"/>
-        </w:rPr>
-        <w:t xml:space="preserve"> </w:t>
-      </w:r>
-      <w:proofErr w:type="spellStart"/>
-      <w:r>
-        <w:rPr>
-          <w:lang w:val="en-GB"/>
-        </w:rPr>
-        <w:t>вибору</w:t>
-      </w:r>
-      <w:proofErr w:type="spellEnd"/>
-      <w:r>
-        <w:rPr>
-          <w:lang w:val="en-GB"/>
-        </w:rPr>
-        <w:t xml:space="preserve"> </w:t>
-      </w:r>
-      <w:proofErr w:type="spellStart"/>
-      <w:r>
-        <w:rPr>
-          <w:lang w:val="en-GB"/>
-        </w:rPr>
-        <w:t>та</w:t>
-      </w:r>
-      <w:proofErr w:type="spellEnd"/>
-      <w:r>
-        <w:rPr>
-          <w:lang w:val="en-GB"/>
-        </w:rPr>
-        <w:t xml:space="preserve"> </w:t>
-      </w:r>
-      <w:proofErr w:type="spellStart"/>
-      <w:r>
-        <w:rPr>
-          <w:lang w:val="en-GB"/>
-        </w:rPr>
-        <w:t>онлайн-замовлення</w:t>
-      </w:r>
-      <w:proofErr w:type="spellEnd"/>
-      <w:r>
-        <w:rPr>
-          <w:lang w:val="en-GB"/>
-        </w:rPr>
-        <w:t xml:space="preserve"> </w:t>
-      </w:r>
-      <w:proofErr w:type="spellStart"/>
-      <w:r>
-        <w:rPr>
-          <w:lang w:val="en-GB"/>
-        </w:rPr>
-        <w:t>їжі</w:t>
-      </w:r>
-      <w:proofErr w:type="spellEnd"/>
-      <w:r>
-        <w:rPr>
-          <w:lang w:val="en-GB"/>
-        </w:rPr>
-        <w:t xml:space="preserve">. </w:t>
-      </w:r>
-      <w:proofErr w:type="spellStart"/>
-      <w:r>
-        <w:rPr>
-          <w:lang w:val="en-GB"/>
-        </w:rPr>
-        <w:t>Ресурс</w:t>
-      </w:r>
-      <w:proofErr w:type="spellEnd"/>
-      <w:r>
-        <w:rPr>
-          <w:lang w:val="en-GB"/>
-        </w:rPr>
-        <w:t xml:space="preserve"> </w:t>
-      </w:r>
-      <w:proofErr w:type="spellStart"/>
-      <w:r>
-        <w:rPr>
-          <w:lang w:val="en-GB"/>
-        </w:rPr>
-        <w:t>має</w:t>
-      </w:r>
-      <w:proofErr w:type="spellEnd"/>
-      <w:r>
-        <w:rPr>
-          <w:lang w:val="en-GB"/>
-        </w:rPr>
-        <w:t xml:space="preserve"> </w:t>
-      </w:r>
-      <w:proofErr w:type="spellStart"/>
-      <w:r>
-        <w:rPr>
-          <w:lang w:val="en-GB"/>
-        </w:rPr>
-        <w:t>забезпечувати</w:t>
-      </w:r>
-      <w:proofErr w:type="spellEnd"/>
-      <w:r>
-        <w:rPr>
-          <w:lang w:val="en-GB"/>
-        </w:rPr>
-        <w:t xml:space="preserve"> </w:t>
-      </w:r>
-      <w:proofErr w:type="spellStart"/>
-      <w:r>
-        <w:rPr>
-          <w:lang w:val="en-GB"/>
-        </w:rPr>
-        <w:t>зручний</w:t>
-      </w:r>
-      <w:proofErr w:type="spellEnd"/>
-      <w:r>
-        <w:rPr>
-          <w:lang w:val="en-GB"/>
-        </w:rPr>
-        <w:t xml:space="preserve"> </w:t>
-      </w:r>
-      <w:proofErr w:type="spellStart"/>
-      <w:r>
-        <w:rPr>
-          <w:lang w:val="en-GB"/>
-        </w:rPr>
-        <w:t>доступ</w:t>
-      </w:r>
-      <w:proofErr w:type="spellEnd"/>
-      <w:r>
-        <w:rPr>
-          <w:lang w:val="en-GB"/>
-        </w:rPr>
-        <w:t xml:space="preserve"> </w:t>
-      </w:r>
-      <w:proofErr w:type="spellStart"/>
-      <w:r>
-        <w:rPr>
-          <w:lang w:val="en-GB"/>
-        </w:rPr>
-        <w:t>до</w:t>
-      </w:r>
-      <w:proofErr w:type="spellEnd"/>
-      <w:r>
-        <w:rPr>
-          <w:lang w:val="en-GB"/>
-        </w:rPr>
-        <w:t xml:space="preserve"> </w:t>
-      </w:r>
-      <w:proofErr w:type="spellStart"/>
-      <w:r>
-        <w:rPr>
-          <w:lang w:val="en-GB"/>
-        </w:rPr>
-        <w:t>інформації</w:t>
-      </w:r>
-      <w:proofErr w:type="spellEnd"/>
-      <w:r>
-        <w:rPr>
-          <w:lang w:val="en-GB"/>
-        </w:rPr>
-        <w:t xml:space="preserve"> </w:t>
-      </w:r>
-      <w:proofErr w:type="spellStart"/>
-      <w:r>
-        <w:rPr>
-          <w:lang w:val="en-GB"/>
-        </w:rPr>
-        <w:t>про</w:t>
-      </w:r>
-      <w:proofErr w:type="spellEnd"/>
-      <w:r>
-        <w:rPr>
-          <w:lang w:val="en-GB"/>
-        </w:rPr>
-        <w:t xml:space="preserve"> </w:t>
-      </w:r>
-      <w:proofErr w:type="spellStart"/>
-      <w:r>
-        <w:rPr>
-          <w:lang w:val="en-GB"/>
-        </w:rPr>
-        <w:t>асортимент</w:t>
-      </w:r>
-      <w:proofErr w:type="spellEnd"/>
-      <w:r>
-        <w:rPr>
-          <w:lang w:val="en-GB"/>
-        </w:rPr>
-        <w:t xml:space="preserve">. </w:t>
+      <w:r>
+        <w:rPr>
+          <w:lang w:val="en-GB"/>
+        </w:rPr>
+        <w:t xml:space="preserve">кту. Метою web-додатка є надання користувачам зручного інтерфейсу для вибору та онлайн-замовлення їжі. Ресурс має забезпечувати зручний доступ до інформації про асортимент. </w:t>
       </w:r>
     </w:p>
     <w:p>
@@ -6314,7 +3745,6 @@
           <w:lang w:val="en-GB"/>
         </w:rPr>
       </w:pPr>
-      <w:proofErr w:type="spellStart"/>
       <w:r>
         <w:rPr>
           <w:rFonts w:ascii="Times New Roman" w:hAnsi="Times New Roman" w:cs="Times New Roman"/>
@@ -6323,9 +3753,9 @@
           <w:szCs w:val="28"/>
           <w:lang w:val="en-GB"/>
         </w:rPr>
-        <w:t>Вхідні</w:t>
-      </w:r>
-      <w:proofErr w:type="spellEnd"/>
+        <w:t>Вхідні дані</w:t>
+      </w:r>
+      <w:bookmarkEnd w:id="8"/>
       <w:r>
         <w:rPr>
           <w:rFonts w:ascii="Times New Roman" w:hAnsi="Times New Roman" w:cs="Times New Roman"/>
@@ -6336,29 +3766,6 @@
         </w:rPr>
         <w:t xml:space="preserve"> </w:t>
       </w:r>
-      <w:proofErr w:type="spellStart"/>
-      <w:r>
-        <w:rPr>
-          <w:rFonts w:ascii="Times New Roman" w:hAnsi="Times New Roman" w:cs="Times New Roman"/>
-          <w:color w:val="auto"/>
-          <w:sz w:val="28"/>
-          <w:szCs w:val="28"/>
-          <w:lang w:val="en-GB"/>
-        </w:rPr>
-        <w:t>дані</w:t>
-      </w:r>
-      <w:bookmarkEnd w:id="8"/>
-      <w:proofErr w:type="spellEnd"/>
-      <w:r>
-        <w:rPr>
-          <w:rFonts w:ascii="Times New Roman" w:hAnsi="Times New Roman" w:cs="Times New Roman"/>
-          <w:color w:val="auto"/>
-          <w:sz w:val="28"/>
-          <w:szCs w:val="28"/>
-          <w:lang w:val="en-GB"/>
-        </w:rPr>
-        <w:t xml:space="preserve"> </w:t>
-      </w:r>
     </w:p>
     <w:p>
       <w:pPr>
@@ -6366,201 +3773,11 @@
         <w:ind w:firstLine="720"/>
         <w:jc w:val="left"/>
       </w:pPr>
-      <w:proofErr w:type="spellStart"/>
-      <w:r>
-        <w:rPr>
-          <w:lang w:val="en-GB"/>
-        </w:rPr>
-        <w:t>Вхідні</w:t>
-      </w:r>
-      <w:proofErr w:type="spellEnd"/>
-      <w:r>
-        <w:rPr>
-          <w:lang w:val="en-GB"/>
-        </w:rPr>
-        <w:t xml:space="preserve"> </w:t>
-      </w:r>
-      <w:proofErr w:type="spellStart"/>
-      <w:r>
-        <w:rPr>
-          <w:lang w:val="en-GB"/>
-        </w:rPr>
-        <w:t>дані</w:t>
-      </w:r>
-      <w:proofErr w:type="spellEnd"/>
-      <w:r>
-        <w:rPr>
-          <w:lang w:val="en-GB"/>
-        </w:rPr>
-        <w:t xml:space="preserve"> </w:t>
-      </w:r>
-      <w:proofErr w:type="spellStart"/>
-      <w:r>
-        <w:rPr>
-          <w:lang w:val="en-GB"/>
-        </w:rPr>
-        <w:t>для</w:t>
-      </w:r>
-      <w:proofErr w:type="spellEnd"/>
-      <w:r>
-        <w:rPr>
-          <w:lang w:val="en-GB"/>
-        </w:rPr>
-        <w:t xml:space="preserve"> </w:t>
-      </w:r>
-      <w:proofErr w:type="spellStart"/>
-      <w:r>
-        <w:rPr>
-          <w:lang w:val="en-GB"/>
-        </w:rPr>
-        <w:t>розробки</w:t>
-      </w:r>
-      <w:proofErr w:type="spellEnd"/>
-      <w:r>
-        <w:rPr>
-          <w:lang w:val="en-GB"/>
-        </w:rPr>
-        <w:t xml:space="preserve"> </w:t>
-      </w:r>
-      <w:proofErr w:type="spellStart"/>
-      <w:r>
-        <w:rPr>
-          <w:lang w:val="en-GB"/>
-        </w:rPr>
-        <w:t>включають</w:t>
-      </w:r>
-      <w:proofErr w:type="spellEnd"/>
-      <w:r>
-        <w:rPr>
-          <w:lang w:val="en-GB"/>
-        </w:rPr>
-        <w:t xml:space="preserve"> </w:t>
-      </w:r>
-      <w:proofErr w:type="spellStart"/>
-      <w:r>
-        <w:rPr>
-          <w:lang w:val="en-GB"/>
-        </w:rPr>
-        <w:t>специфікації</w:t>
-      </w:r>
-      <w:proofErr w:type="spellEnd"/>
-      <w:r>
-        <w:rPr>
-          <w:lang w:val="en-GB"/>
-        </w:rPr>
-        <w:t xml:space="preserve"> </w:t>
-      </w:r>
-      <w:proofErr w:type="spellStart"/>
-      <w:r>
-        <w:rPr>
-          <w:lang w:val="en-GB"/>
-        </w:rPr>
-        <w:t>вимог</w:t>
-      </w:r>
-      <w:proofErr w:type="spellEnd"/>
-      <w:r>
-        <w:rPr>
-          <w:lang w:val="en-GB"/>
-        </w:rPr>
-        <w:t xml:space="preserve">, </w:t>
-      </w:r>
-      <w:proofErr w:type="spellStart"/>
-      <w:r>
-        <w:rPr>
-          <w:lang w:val="en-GB"/>
-        </w:rPr>
-        <w:t>які</w:t>
-      </w:r>
-      <w:proofErr w:type="spellEnd"/>
-      <w:r>
-        <w:rPr>
-          <w:lang w:val="en-GB"/>
-        </w:rPr>
-        <w:t xml:space="preserve"> </w:t>
-      </w:r>
-      <w:proofErr w:type="spellStart"/>
-      <w:r>
-        <w:rPr>
-          <w:lang w:val="en-GB"/>
-        </w:rPr>
-        <w:t>були</w:t>
-      </w:r>
-      <w:proofErr w:type="spellEnd"/>
-      <w:r>
-        <w:rPr>
-          <w:lang w:val="en-GB"/>
-        </w:rPr>
-        <w:t xml:space="preserve"> </w:t>
-      </w:r>
-      <w:proofErr w:type="spellStart"/>
-      <w:r>
-        <w:rPr>
-          <w:lang w:val="en-GB"/>
-        </w:rPr>
-        <w:t>визначені</w:t>
-      </w:r>
-      <w:proofErr w:type="spellEnd"/>
-      <w:r>
-        <w:rPr>
-          <w:lang w:val="en-GB"/>
-        </w:rPr>
-        <w:t xml:space="preserve">. </w:t>
-      </w:r>
-      <w:proofErr w:type="spellStart"/>
-      <w:r>
-        <w:rPr>
-          <w:lang w:val="en-GB"/>
-        </w:rPr>
-        <w:t>Вони</w:t>
-      </w:r>
-      <w:proofErr w:type="spellEnd"/>
-      <w:r>
-        <w:rPr>
-          <w:lang w:val="en-GB"/>
-        </w:rPr>
-        <w:t xml:space="preserve"> </w:t>
-      </w:r>
-      <w:proofErr w:type="spellStart"/>
-      <w:r>
-        <w:rPr>
-          <w:lang w:val="en-GB"/>
-        </w:rPr>
-        <w:t>включають</w:t>
-      </w:r>
-      <w:proofErr w:type="spellEnd"/>
-      <w:r>
-        <w:rPr>
-          <w:lang w:val="en-GB"/>
-        </w:rPr>
-        <w:t xml:space="preserve"> </w:t>
-      </w:r>
-      <w:proofErr w:type="spellStart"/>
-      <w:r>
-        <w:rPr>
-          <w:lang w:val="en-GB"/>
-        </w:rPr>
-        <w:t>такі</w:t>
-      </w:r>
-      <w:proofErr w:type="spellEnd"/>
-      <w:r>
-        <w:rPr>
-          <w:lang w:val="en-GB"/>
-        </w:rPr>
-        <w:t xml:space="preserve"> </w:t>
-      </w:r>
-      <w:proofErr w:type="spellStart"/>
-      <w:r>
-        <w:rPr>
-          <w:lang w:val="en-GB"/>
-        </w:rPr>
-        <w:t>елементи</w:t>
-      </w:r>
-      <w:proofErr w:type="spellEnd"/>
-      <w:r>
-        <w:rPr>
-          <w:lang w:val="en-GB"/>
-        </w:rPr>
-        <w:t xml:space="preserve">: </w:t>
+      <w:r>
+        <w:rPr>
+          <w:lang w:val="en-GB"/>
+        </w:rPr>
+        <w:t xml:space="preserve">Вхідні дані для розробки включають специфікації вимог, які були визначені. Вони включають такі елементи: </w:t>
       </w:r>
     </w:p>
     <w:p>
@@ -6747,7 +3964,6 @@
         </w:rPr>
       </w:pPr>
       <w:bookmarkStart w:id="9" w:name="_Toc231770173"/>
-      <w:proofErr w:type="spellStart"/>
       <w:r>
         <w:rPr>
           <w:rFonts w:ascii="Times New Roman" w:hAnsi="Times New Roman" w:cs="Times New Roman"/>
@@ -6756,9 +3972,9 @@
           <w:szCs w:val="28"/>
           <w:lang w:val="en-GB"/>
         </w:rPr>
-        <w:t>Аналіз</w:t>
-      </w:r>
-      <w:proofErr w:type="spellEnd"/>
+        <w:t>Аналіз існуючих підходів до вирішення завдання</w:t>
+      </w:r>
+      <w:bookmarkEnd w:id="9"/>
       <w:r>
         <w:rPr>
           <w:rFonts w:ascii="Times New Roman" w:hAnsi="Times New Roman" w:cs="Times New Roman"/>
@@ -6769,117 +3985,6 @@
         </w:rPr>
         <w:t xml:space="preserve"> </w:t>
       </w:r>
-      <w:proofErr w:type="spellStart"/>
-      <w:r>
-        <w:rPr>
-          <w:rFonts w:ascii="Times New Roman" w:hAnsi="Times New Roman" w:cs="Times New Roman"/>
-          <w:color w:val="auto"/>
-          <w:sz w:val="28"/>
-          <w:szCs w:val="28"/>
-          <w:lang w:val="en-GB"/>
-        </w:rPr>
-        <w:t>існуючих</w:t>
-      </w:r>
-      <w:proofErr w:type="spellEnd"/>
-      <w:r>
-        <w:rPr>
-          <w:rFonts w:ascii="Times New Roman" w:hAnsi="Times New Roman" w:cs="Times New Roman"/>
-          <w:color w:val="auto"/>
-          <w:sz w:val="28"/>
-          <w:szCs w:val="28"/>
-          <w:lang w:val="en-GB"/>
-        </w:rPr>
-        <w:t xml:space="preserve"> </w:t>
-      </w:r>
-      <w:proofErr w:type="spellStart"/>
-      <w:r>
-        <w:rPr>
-          <w:rFonts w:ascii="Times New Roman" w:hAnsi="Times New Roman" w:cs="Times New Roman"/>
-          <w:color w:val="auto"/>
-          <w:sz w:val="28"/>
-          <w:szCs w:val="28"/>
-          <w:lang w:val="en-GB"/>
-        </w:rPr>
-        <w:t>підходів</w:t>
-      </w:r>
-      <w:proofErr w:type="spellEnd"/>
-      <w:r>
-        <w:rPr>
-          <w:rFonts w:ascii="Times New Roman" w:hAnsi="Times New Roman" w:cs="Times New Roman"/>
-          <w:color w:val="auto"/>
-          <w:sz w:val="28"/>
-          <w:szCs w:val="28"/>
-          <w:lang w:val="en-GB"/>
-        </w:rPr>
-        <w:t xml:space="preserve"> </w:t>
-      </w:r>
-      <w:proofErr w:type="spellStart"/>
-      <w:r>
-        <w:rPr>
-          <w:rFonts w:ascii="Times New Roman" w:hAnsi="Times New Roman" w:cs="Times New Roman"/>
-          <w:color w:val="auto"/>
-          <w:sz w:val="28"/>
-          <w:szCs w:val="28"/>
-          <w:lang w:val="en-GB"/>
-        </w:rPr>
-        <w:t>до</w:t>
-      </w:r>
-      <w:proofErr w:type="spellEnd"/>
-      <w:r>
-        <w:rPr>
-          <w:rFonts w:ascii="Times New Roman" w:hAnsi="Times New Roman" w:cs="Times New Roman"/>
-          <w:color w:val="auto"/>
-          <w:sz w:val="28"/>
-          <w:szCs w:val="28"/>
-          <w:lang w:val="en-GB"/>
-        </w:rPr>
-        <w:t xml:space="preserve"> </w:t>
-      </w:r>
-      <w:proofErr w:type="spellStart"/>
-      <w:r>
-        <w:rPr>
-          <w:rFonts w:ascii="Times New Roman" w:hAnsi="Times New Roman" w:cs="Times New Roman"/>
-          <w:color w:val="auto"/>
-          <w:sz w:val="28"/>
-          <w:szCs w:val="28"/>
-          <w:lang w:val="en-GB"/>
-        </w:rPr>
-        <w:t>вирішення</w:t>
-      </w:r>
-      <w:proofErr w:type="spellEnd"/>
-      <w:r>
-        <w:rPr>
-          <w:rFonts w:ascii="Times New Roman" w:hAnsi="Times New Roman" w:cs="Times New Roman"/>
-          <w:color w:val="auto"/>
-          <w:sz w:val="28"/>
-          <w:szCs w:val="28"/>
-          <w:lang w:val="en-GB"/>
-        </w:rPr>
-        <w:t xml:space="preserve"> </w:t>
-      </w:r>
-      <w:proofErr w:type="spellStart"/>
-      <w:r>
-        <w:rPr>
-          <w:rFonts w:ascii="Times New Roman" w:hAnsi="Times New Roman" w:cs="Times New Roman"/>
-          <w:color w:val="auto"/>
-          <w:sz w:val="28"/>
-          <w:szCs w:val="28"/>
-          <w:lang w:val="en-GB"/>
-        </w:rPr>
-        <w:t>завдання</w:t>
-      </w:r>
-      <w:bookmarkEnd w:id="9"/>
-      <w:proofErr w:type="spellEnd"/>
-      <w:r>
-        <w:rPr>
-          <w:rFonts w:ascii="Times New Roman" w:hAnsi="Times New Roman" w:cs="Times New Roman"/>
-          <w:color w:val="auto"/>
-          <w:sz w:val="28"/>
-          <w:szCs w:val="28"/>
-          <w:lang w:val="en-GB"/>
-        </w:rPr>
-        <w:t xml:space="preserve"> </w:t>
-      </w:r>
     </w:p>
     <w:p>
       <w:pPr>
@@ -6890,481 +3995,11 @@
           <w:lang w:val="en-GB"/>
         </w:rPr>
       </w:pPr>
-      <w:proofErr w:type="spellStart"/>
-      <w:r>
-        <w:rPr>
-          <w:lang w:val="en-GB"/>
-        </w:rPr>
-        <w:t>Аналіз</w:t>
-      </w:r>
-      <w:proofErr w:type="spellEnd"/>
-      <w:r>
-        <w:rPr>
-          <w:lang w:val="en-GB"/>
-        </w:rPr>
-        <w:t xml:space="preserve"> </w:t>
-      </w:r>
-      <w:proofErr w:type="spellStart"/>
-      <w:r>
-        <w:rPr>
-          <w:lang w:val="en-GB"/>
-        </w:rPr>
-        <w:t>існуючих</w:t>
-      </w:r>
-      <w:proofErr w:type="spellEnd"/>
-      <w:r>
-        <w:rPr>
-          <w:lang w:val="en-GB"/>
-        </w:rPr>
-        <w:t xml:space="preserve"> </w:t>
-      </w:r>
-      <w:proofErr w:type="spellStart"/>
-      <w:r>
-        <w:rPr>
-          <w:lang w:val="en-GB"/>
-        </w:rPr>
-        <w:t>підходів</w:t>
-      </w:r>
-      <w:proofErr w:type="spellEnd"/>
-      <w:r>
-        <w:rPr>
-          <w:lang w:val="en-GB"/>
-        </w:rPr>
-        <w:t xml:space="preserve"> </w:t>
-      </w:r>
-      <w:proofErr w:type="spellStart"/>
-      <w:r>
-        <w:rPr>
-          <w:lang w:val="en-GB"/>
-        </w:rPr>
-        <w:t>до</w:t>
-      </w:r>
-      <w:proofErr w:type="spellEnd"/>
-      <w:r>
-        <w:rPr>
-          <w:lang w:val="en-GB"/>
-        </w:rPr>
-        <w:t xml:space="preserve"> </w:t>
-      </w:r>
-      <w:proofErr w:type="spellStart"/>
-      <w:r>
-        <w:rPr>
-          <w:lang w:val="en-GB"/>
-        </w:rPr>
-        <w:t>вирішення</w:t>
-      </w:r>
-      <w:proofErr w:type="spellEnd"/>
-      <w:r>
-        <w:rPr>
-          <w:lang w:val="en-GB"/>
-        </w:rPr>
-        <w:t xml:space="preserve"> </w:t>
-      </w:r>
-      <w:proofErr w:type="spellStart"/>
-      <w:r>
-        <w:rPr>
-          <w:lang w:val="en-GB"/>
-        </w:rPr>
-        <w:t>завдання</w:t>
-      </w:r>
-      <w:proofErr w:type="spellEnd"/>
-      <w:r>
-        <w:rPr>
-          <w:lang w:val="en-GB"/>
-        </w:rPr>
-        <w:t xml:space="preserve"> </w:t>
-      </w:r>
-      <w:proofErr w:type="spellStart"/>
-      <w:r>
-        <w:rPr>
-          <w:lang w:val="en-GB"/>
-        </w:rPr>
-        <w:t>розробки</w:t>
-      </w:r>
-      <w:proofErr w:type="spellEnd"/>
-      <w:r>
-        <w:rPr>
-          <w:lang w:val="en-GB"/>
-        </w:rPr>
-        <w:t xml:space="preserve"> </w:t>
-      </w:r>
-      <w:proofErr w:type="spellStart"/>
-      <w:r>
-        <w:rPr>
-          <w:lang w:val="en-GB"/>
-        </w:rPr>
-        <w:t>дає</w:t>
-      </w:r>
-      <w:proofErr w:type="spellEnd"/>
-      <w:r>
-        <w:rPr>
-          <w:lang w:val="en-GB"/>
-        </w:rPr>
-        <w:t xml:space="preserve"> </w:t>
-      </w:r>
-      <w:proofErr w:type="spellStart"/>
-      <w:r>
-        <w:rPr>
-          <w:lang w:val="en-GB"/>
-        </w:rPr>
-        <w:t>змогу</w:t>
-      </w:r>
-      <w:proofErr w:type="spellEnd"/>
-      <w:r>
-        <w:rPr>
-          <w:lang w:val="en-GB"/>
-        </w:rPr>
-        <w:t xml:space="preserve"> </w:t>
-      </w:r>
-      <w:proofErr w:type="spellStart"/>
-      <w:r>
-        <w:rPr>
-          <w:lang w:val="en-GB"/>
-        </w:rPr>
-        <w:t>оцінити</w:t>
-      </w:r>
-      <w:proofErr w:type="spellEnd"/>
-      <w:r>
-        <w:rPr>
-          <w:lang w:val="en-GB"/>
-        </w:rPr>
-        <w:t xml:space="preserve"> </w:t>
-      </w:r>
-      <w:proofErr w:type="spellStart"/>
-      <w:r>
-        <w:rPr>
-          <w:lang w:val="en-GB"/>
-        </w:rPr>
-        <w:t>різні</w:t>
-      </w:r>
-      <w:proofErr w:type="spellEnd"/>
-      <w:r>
-        <w:rPr>
-          <w:lang w:val="en-GB"/>
-        </w:rPr>
-        <w:t xml:space="preserve"> </w:t>
-      </w:r>
-      <w:proofErr w:type="spellStart"/>
-      <w:r>
-        <w:rPr>
-          <w:lang w:val="en-GB"/>
-        </w:rPr>
-        <w:t>підходи</w:t>
-      </w:r>
-      <w:proofErr w:type="spellEnd"/>
-      <w:r>
-        <w:rPr>
-          <w:lang w:val="en-GB"/>
-        </w:rPr>
-        <w:t xml:space="preserve"> </w:t>
-      </w:r>
-      <w:proofErr w:type="spellStart"/>
-      <w:r>
-        <w:rPr>
-          <w:lang w:val="en-GB"/>
-        </w:rPr>
-        <w:t>та</w:t>
-      </w:r>
-      <w:proofErr w:type="spellEnd"/>
-      <w:r>
-        <w:rPr>
-          <w:lang w:val="en-GB"/>
-        </w:rPr>
-        <w:t xml:space="preserve"> </w:t>
-      </w:r>
-      <w:proofErr w:type="spellStart"/>
-      <w:r>
-        <w:rPr>
-          <w:lang w:val="en-GB"/>
-        </w:rPr>
-        <w:t>рішення</w:t>
-      </w:r>
-      <w:proofErr w:type="spellEnd"/>
-      <w:r>
-        <w:rPr>
-          <w:lang w:val="en-GB"/>
-        </w:rPr>
-        <w:t xml:space="preserve">, </w:t>
-      </w:r>
-      <w:proofErr w:type="spellStart"/>
-      <w:r>
-        <w:rPr>
-          <w:lang w:val="en-GB"/>
-        </w:rPr>
-        <w:t>які</w:t>
-      </w:r>
-      <w:proofErr w:type="spellEnd"/>
-      <w:r>
-        <w:rPr>
-          <w:lang w:val="en-GB"/>
-        </w:rPr>
-        <w:t xml:space="preserve"> </w:t>
-      </w:r>
-      <w:proofErr w:type="spellStart"/>
-      <w:r>
-        <w:rPr>
-          <w:lang w:val="en-GB"/>
-        </w:rPr>
-        <w:t>вже</w:t>
-      </w:r>
-      <w:proofErr w:type="spellEnd"/>
-      <w:r>
-        <w:rPr>
-          <w:lang w:val="en-GB"/>
-        </w:rPr>
-        <w:t xml:space="preserve"> </w:t>
-      </w:r>
-      <w:proofErr w:type="spellStart"/>
-      <w:r>
-        <w:rPr>
-          <w:lang w:val="en-GB"/>
-        </w:rPr>
-        <w:t>використовуються</w:t>
-      </w:r>
-      <w:proofErr w:type="spellEnd"/>
-      <w:r>
-        <w:rPr>
-          <w:lang w:val="en-GB"/>
-        </w:rPr>
-        <w:t xml:space="preserve"> в </w:t>
-      </w:r>
-      <w:proofErr w:type="spellStart"/>
-      <w:r>
-        <w:rPr>
-          <w:lang w:val="en-GB"/>
-        </w:rPr>
-        <w:t>схожих</w:t>
-      </w:r>
-      <w:proofErr w:type="spellEnd"/>
-      <w:r>
-        <w:rPr>
-          <w:lang w:val="en-GB"/>
-        </w:rPr>
-        <w:t xml:space="preserve"> </w:t>
-      </w:r>
-      <w:proofErr w:type="spellStart"/>
-      <w:r>
-        <w:rPr>
-          <w:lang w:val="en-GB"/>
-        </w:rPr>
-        <w:t>проектах</w:t>
-      </w:r>
-      <w:proofErr w:type="spellEnd"/>
-      <w:r>
-        <w:rPr>
-          <w:lang w:val="en-GB"/>
-        </w:rPr>
-        <w:t xml:space="preserve">. </w:t>
-      </w:r>
-      <w:proofErr w:type="spellStart"/>
-      <w:r>
-        <w:rPr>
-          <w:lang w:val="en-GB"/>
-        </w:rPr>
-        <w:t>Це</w:t>
-      </w:r>
-      <w:proofErr w:type="spellEnd"/>
-      <w:r>
-        <w:rPr>
-          <w:lang w:val="en-GB"/>
-        </w:rPr>
-        <w:t xml:space="preserve"> </w:t>
-      </w:r>
-      <w:proofErr w:type="spellStart"/>
-      <w:r>
-        <w:rPr>
-          <w:lang w:val="en-GB"/>
-        </w:rPr>
-        <w:t>допомагає</w:t>
-      </w:r>
-      <w:proofErr w:type="spellEnd"/>
-      <w:r>
-        <w:rPr>
-          <w:lang w:val="en-GB"/>
-        </w:rPr>
-        <w:t xml:space="preserve"> </w:t>
-      </w:r>
-      <w:proofErr w:type="spellStart"/>
-      <w:r>
-        <w:rPr>
-          <w:lang w:val="en-GB"/>
-        </w:rPr>
-        <w:t>виявити</w:t>
-      </w:r>
-      <w:proofErr w:type="spellEnd"/>
-      <w:r>
-        <w:rPr>
-          <w:lang w:val="en-GB"/>
-        </w:rPr>
-        <w:t xml:space="preserve"> </w:t>
-      </w:r>
-      <w:proofErr w:type="spellStart"/>
-      <w:r>
-        <w:rPr>
-          <w:lang w:val="en-GB"/>
-        </w:rPr>
-        <w:t>сильні</w:t>
-      </w:r>
-      <w:proofErr w:type="spellEnd"/>
-      <w:r>
-        <w:rPr>
-          <w:lang w:val="en-GB"/>
-        </w:rPr>
-        <w:t xml:space="preserve"> </w:t>
-      </w:r>
-      <w:proofErr w:type="spellStart"/>
-      <w:r>
-        <w:rPr>
-          <w:lang w:val="en-GB"/>
-        </w:rPr>
-        <w:t>та</w:t>
-      </w:r>
-      <w:proofErr w:type="spellEnd"/>
-      <w:r>
-        <w:rPr>
-          <w:lang w:val="en-GB"/>
-        </w:rPr>
-        <w:t xml:space="preserve"> </w:t>
-      </w:r>
-      <w:proofErr w:type="spellStart"/>
-      <w:r>
-        <w:rPr>
-          <w:lang w:val="en-GB"/>
-        </w:rPr>
-        <w:t>слабкі</w:t>
-      </w:r>
-      <w:proofErr w:type="spellEnd"/>
-      <w:r>
-        <w:rPr>
-          <w:lang w:val="en-GB"/>
-        </w:rPr>
-        <w:t xml:space="preserve"> </w:t>
-      </w:r>
-      <w:proofErr w:type="spellStart"/>
-      <w:r>
-        <w:rPr>
-          <w:lang w:val="en-GB"/>
-        </w:rPr>
-        <w:t>сторони</w:t>
-      </w:r>
-      <w:proofErr w:type="spellEnd"/>
-      <w:r>
-        <w:rPr>
-          <w:lang w:val="en-GB"/>
-        </w:rPr>
-        <w:t xml:space="preserve"> </w:t>
-      </w:r>
-      <w:proofErr w:type="spellStart"/>
-      <w:r>
-        <w:rPr>
-          <w:lang w:val="en-GB"/>
-        </w:rPr>
-        <w:t>та</w:t>
-      </w:r>
-      <w:proofErr w:type="spellEnd"/>
-      <w:r>
-        <w:rPr>
-          <w:lang w:val="en-GB"/>
-        </w:rPr>
-        <w:t xml:space="preserve"> </w:t>
-      </w:r>
-      <w:proofErr w:type="spellStart"/>
-      <w:r>
-        <w:rPr>
-          <w:lang w:val="en-GB"/>
-        </w:rPr>
-        <w:t>зробити</w:t>
-      </w:r>
-      <w:proofErr w:type="spellEnd"/>
-      <w:r>
-        <w:rPr>
-          <w:lang w:val="en-GB"/>
-        </w:rPr>
-        <w:t xml:space="preserve"> </w:t>
-      </w:r>
-      <w:proofErr w:type="spellStart"/>
-      <w:r>
-        <w:rPr>
-          <w:lang w:val="en-GB"/>
-        </w:rPr>
-        <w:t>вибір</w:t>
-      </w:r>
-      <w:proofErr w:type="spellEnd"/>
-      <w:r>
-        <w:rPr>
-          <w:lang w:val="en-GB"/>
-        </w:rPr>
-        <w:t xml:space="preserve"> </w:t>
-      </w:r>
-      <w:proofErr w:type="spellStart"/>
-      <w:r>
-        <w:rPr>
-          <w:lang w:val="en-GB"/>
-        </w:rPr>
-        <w:t>оптимального</w:t>
-      </w:r>
-      <w:proofErr w:type="spellEnd"/>
-      <w:r>
-        <w:rPr>
-          <w:lang w:val="en-GB"/>
-        </w:rPr>
-        <w:t xml:space="preserve"> </w:t>
-      </w:r>
-      <w:proofErr w:type="spellStart"/>
-      <w:r>
-        <w:rPr>
-          <w:lang w:val="en-GB"/>
-        </w:rPr>
-        <w:t>шляху</w:t>
-      </w:r>
-      <w:proofErr w:type="spellEnd"/>
-      <w:r>
-        <w:rPr>
-          <w:lang w:val="en-GB"/>
-        </w:rPr>
-        <w:t xml:space="preserve"> </w:t>
-      </w:r>
-      <w:proofErr w:type="spellStart"/>
-      <w:r>
-        <w:rPr>
-          <w:lang w:val="en-GB"/>
-        </w:rPr>
-        <w:t>реалізації</w:t>
-      </w:r>
-      <w:proofErr w:type="spellEnd"/>
-      <w:r>
-        <w:rPr>
-          <w:lang w:val="en-GB"/>
-        </w:rPr>
-        <w:t xml:space="preserve"> </w:t>
-      </w:r>
-      <w:proofErr w:type="spellStart"/>
-      <w:r>
-        <w:rPr>
-          <w:lang w:val="en-GB"/>
-        </w:rPr>
-        <w:t>власного</w:t>
-      </w:r>
-      <w:proofErr w:type="spellEnd"/>
-      <w:r>
-        <w:rPr>
-          <w:lang w:val="en-GB"/>
-        </w:rPr>
-        <w:t xml:space="preserve"> </w:t>
-      </w:r>
-      <w:proofErr w:type="spellStart"/>
-      <w:r>
-        <w:rPr>
-          <w:lang w:val="en-GB"/>
-        </w:rPr>
-        <w:t>проекту</w:t>
-      </w:r>
-      <w:proofErr w:type="spellEnd"/>
-      <w:r>
-        <w:rPr>
-          <w:lang w:val="en-GB"/>
-        </w:rPr>
-        <w:t xml:space="preserve">. </w:t>
+      <w:r>
+        <w:rPr>
+          <w:lang w:val="en-GB"/>
+        </w:rPr>
+        <w:t xml:space="preserve">Аналіз існуючих підходів до вирішення завдання розробки дає змогу оцінити різні підходи та рішення, які вже використовуються в схожих проектах. Це допомагає виявити сильні та слабкі сторони та зробити вибір оптимального шляху реалізації власного проекту. </w:t>
       </w:r>
     </w:p>
     <w:p>
@@ -7388,55 +4023,7 @@
           <w:rFonts w:eastAsiaTheme="minorEastAsia" w:cs="Times New Roman"/>
           <w:szCs w:val="24"/>
         </w:rPr>
-        <w:t xml:space="preserve">Системи управління контентом (CMS): Одним з популярних підходів є використання готових систем управління контентом, таких як </w:t>
-      </w:r>
-      <w:proofErr w:type="spellStart"/>
-      <w:r>
-        <w:rPr>
-          <w:rFonts w:eastAsiaTheme="minorEastAsia" w:cs="Times New Roman"/>
-          <w:szCs w:val="24"/>
-        </w:rPr>
-        <w:t>WordPress</w:t>
-      </w:r>
-      <w:proofErr w:type="spellEnd"/>
-      <w:r>
-        <w:rPr>
-          <w:rFonts w:eastAsiaTheme="minorEastAsia" w:cs="Times New Roman"/>
-          <w:szCs w:val="24"/>
-        </w:rPr>
-        <w:t xml:space="preserve">, </w:t>
-      </w:r>
-      <w:proofErr w:type="spellStart"/>
-      <w:r>
-        <w:rPr>
-          <w:rFonts w:eastAsiaTheme="minorEastAsia" w:cs="Times New Roman"/>
-          <w:szCs w:val="24"/>
-        </w:rPr>
-        <w:t>Joomla</w:t>
-      </w:r>
-      <w:proofErr w:type="spellEnd"/>
-      <w:r>
-        <w:rPr>
-          <w:rFonts w:eastAsiaTheme="minorEastAsia" w:cs="Times New Roman"/>
-          <w:szCs w:val="24"/>
-        </w:rPr>
-        <w:t xml:space="preserve"> або </w:t>
-      </w:r>
-      <w:proofErr w:type="spellStart"/>
-      <w:r>
-        <w:rPr>
-          <w:rFonts w:eastAsiaTheme="minorEastAsia" w:cs="Times New Roman"/>
-          <w:szCs w:val="24"/>
-        </w:rPr>
-        <w:t>Drupal</w:t>
-      </w:r>
-      <w:proofErr w:type="spellEnd"/>
-      <w:r>
-        <w:rPr>
-          <w:rFonts w:eastAsiaTheme="minorEastAsia" w:cs="Times New Roman"/>
-          <w:szCs w:val="24"/>
-        </w:rPr>
-        <w:t xml:space="preserve">. Ці CMS надають широкі можливості для створення ресурсу, включаючи шаблони дизайну, управління контентом, розширення та плагіни для функціональності. Використання готової CMS дозволяє скоротити час розробки і спростити процес підтримки. </w:t>
+        <w:t xml:space="preserve">Системи управління контентом (CMS): Одним з популярних підходів є використання готових систем управління контентом, таких як WordPress, Joomla або Drupal. Ці CMS надають широкі можливості для створення ресурсу, включаючи шаблони дизайну, управління контентом, розширення та плагіни для функціональності. Використання готової CMS дозволяє скоротити час розробки і спростити процес підтримки. </w:t>
       </w:r>
     </w:p>
     <w:p>
@@ -7474,55 +4061,7 @@
           <w:rFonts w:eastAsiaTheme="minorEastAsia" w:cs="Times New Roman"/>
           <w:szCs w:val="24"/>
         </w:rPr>
-        <w:t xml:space="preserve">це власноручна розробка з використанням фреймворків та технологій веб-розробки. Наприклад, можна використати фреймворк </w:t>
-      </w:r>
-      <w:proofErr w:type="spellStart"/>
-      <w:r>
-        <w:rPr>
-          <w:rFonts w:eastAsiaTheme="minorEastAsia" w:cs="Times New Roman"/>
-          <w:szCs w:val="24"/>
-        </w:rPr>
-        <w:t>Bootstrap</w:t>
-      </w:r>
-      <w:proofErr w:type="spellEnd"/>
-      <w:r>
-        <w:rPr>
-          <w:rFonts w:eastAsiaTheme="minorEastAsia" w:cs="Times New Roman"/>
-          <w:szCs w:val="24"/>
-        </w:rPr>
-        <w:t xml:space="preserve"> та технології </w:t>
-      </w:r>
-      <w:proofErr w:type="spellStart"/>
-      <w:r>
-        <w:rPr>
-          <w:rFonts w:eastAsiaTheme="minorEastAsia" w:cs="Times New Roman"/>
-          <w:szCs w:val="24"/>
-        </w:rPr>
-        <w:t>Flexbox</w:t>
-      </w:r>
-      <w:proofErr w:type="spellEnd"/>
-      <w:r>
-        <w:rPr>
-          <w:rFonts w:eastAsiaTheme="minorEastAsia" w:cs="Times New Roman"/>
-          <w:szCs w:val="24"/>
-        </w:rPr>
-        <w:t xml:space="preserve">, </w:t>
-      </w:r>
-      <w:proofErr w:type="spellStart"/>
-      <w:r>
-        <w:rPr>
-          <w:rFonts w:eastAsiaTheme="minorEastAsia" w:cs="Times New Roman"/>
-          <w:szCs w:val="24"/>
-        </w:rPr>
-        <w:t>Grid</w:t>
-      </w:r>
-      <w:proofErr w:type="spellEnd"/>
-      <w:r>
-        <w:rPr>
-          <w:rFonts w:eastAsiaTheme="minorEastAsia" w:cs="Times New Roman"/>
-          <w:szCs w:val="24"/>
-        </w:rPr>
-        <w:t xml:space="preserve">, які надають потужні інструменти для швидкої розробки та розширення функціоналу веб-додатків. Використання власної розробки дозволяє повністю контролювати процес та функціональність, але вимагає більшої кількості ресурсів. </w:t>
+        <w:t xml:space="preserve">це власноручна розробка з використанням фреймворків та технологій веб-розробки. Наприклад, можна використати фреймворк Bootstrap та технології Flexbox, Grid, які надають потужні інструменти для швидкої розробки та розширення функціоналу веб-додатків. Використання власної розробки дозволяє повністю контролювати процес та функціональність, але вимагає більшої кількості ресурсів. </w:t>
       </w:r>
     </w:p>
     <w:p>
@@ -7546,55 +4085,7 @@
           <w:rFonts w:eastAsiaTheme="minorEastAsia" w:cs="Times New Roman"/>
           <w:szCs w:val="24"/>
         </w:rPr>
-        <w:t>Конструктори сайтів: Існують також різні веб-сервіси та платформи (</w:t>
-      </w:r>
-      <w:proofErr w:type="spellStart"/>
-      <w:r>
-        <w:rPr>
-          <w:rFonts w:eastAsiaTheme="minorEastAsia" w:cs="Times New Roman"/>
-          <w:szCs w:val="24"/>
-        </w:rPr>
-        <w:t>Wix</w:t>
-      </w:r>
-      <w:proofErr w:type="spellEnd"/>
-      <w:r>
-        <w:rPr>
-          <w:rFonts w:eastAsiaTheme="minorEastAsia" w:cs="Times New Roman"/>
-          <w:szCs w:val="24"/>
-        </w:rPr>
-        <w:t xml:space="preserve">, </w:t>
-      </w:r>
-      <w:proofErr w:type="spellStart"/>
-      <w:r>
-        <w:rPr>
-          <w:rFonts w:eastAsiaTheme="minorEastAsia" w:cs="Times New Roman"/>
-          <w:szCs w:val="24"/>
-        </w:rPr>
-        <w:t>Weebly</w:t>
-      </w:r>
-      <w:proofErr w:type="spellEnd"/>
-      <w:r>
-        <w:rPr>
-          <w:rFonts w:eastAsiaTheme="minorEastAsia" w:cs="Times New Roman"/>
-          <w:szCs w:val="24"/>
-        </w:rPr>
-        <w:t xml:space="preserve"> або </w:t>
-      </w:r>
-      <w:proofErr w:type="spellStart"/>
-      <w:r>
-        <w:rPr>
-          <w:rFonts w:eastAsiaTheme="minorEastAsia" w:cs="Times New Roman"/>
-          <w:szCs w:val="24"/>
-        </w:rPr>
-        <w:t>Squarespace</w:t>
-      </w:r>
-      <w:proofErr w:type="spellEnd"/>
-      <w:r>
-        <w:rPr>
-          <w:rFonts w:eastAsiaTheme="minorEastAsia" w:cs="Times New Roman"/>
-          <w:szCs w:val="24"/>
-        </w:rPr>
-        <w:t xml:space="preserve">), які надають готові шаблони та інструменти для розробки та налаштування веб-сайтів. Використання таких сервісів може бути зручним для швидкої розробки та простоти використання, але може бути обмеженим у налаштуваннях та розширенні функціоналу. </w:t>
+        <w:t xml:space="preserve">Конструктори сайтів: Існують також різні веб-сервіси та платформи (Wix, Weebly або Squarespace), які надають готові шаблони та інструменти для розробки та налаштування веб-сайтів. Використання таких сервісів може бути зручним для швидкої розробки та простоти використання, але може бути обмеженим у налаштуваннях та розширенні функціоналу. </w:t>
       </w:r>
     </w:p>
     <w:p>
@@ -7606,229 +4097,11 @@
           <w:lang w:val="en-GB"/>
         </w:rPr>
       </w:pPr>
-      <w:proofErr w:type="spellStart"/>
-      <w:r>
-        <w:rPr>
-          <w:lang w:val="en-GB"/>
-        </w:rPr>
-        <w:t>Для</w:t>
-      </w:r>
-      <w:proofErr w:type="spellEnd"/>
-      <w:r>
-        <w:rPr>
-          <w:lang w:val="en-GB"/>
-        </w:rPr>
-        <w:t xml:space="preserve"> </w:t>
-      </w:r>
-      <w:proofErr w:type="spellStart"/>
-      <w:r>
-        <w:rPr>
-          <w:lang w:val="en-GB"/>
-        </w:rPr>
-        <w:t>реалізації</w:t>
-      </w:r>
-      <w:proofErr w:type="spellEnd"/>
-      <w:r>
-        <w:rPr>
-          <w:lang w:val="en-GB"/>
-        </w:rPr>
-        <w:t xml:space="preserve"> </w:t>
-      </w:r>
-      <w:proofErr w:type="spellStart"/>
-      <w:r>
-        <w:rPr>
-          <w:lang w:val="en-GB"/>
-        </w:rPr>
-        <w:t>поточного</w:t>
-      </w:r>
-      <w:proofErr w:type="spellEnd"/>
-      <w:r>
-        <w:rPr>
-          <w:lang w:val="en-GB"/>
-        </w:rPr>
-        <w:t xml:space="preserve"> </w:t>
-      </w:r>
-      <w:proofErr w:type="spellStart"/>
-      <w:r>
-        <w:rPr>
-          <w:lang w:val="en-GB"/>
-        </w:rPr>
-        <w:t>завдання</w:t>
-      </w:r>
-      <w:proofErr w:type="spellEnd"/>
-      <w:r>
-        <w:rPr>
-          <w:lang w:val="en-GB"/>
-        </w:rPr>
-        <w:t xml:space="preserve"> </w:t>
-      </w:r>
-      <w:proofErr w:type="spellStart"/>
-      <w:r>
-        <w:rPr>
-          <w:lang w:val="en-GB"/>
-        </w:rPr>
-        <w:t>обрано</w:t>
-      </w:r>
-      <w:proofErr w:type="spellEnd"/>
-      <w:r>
-        <w:rPr>
-          <w:lang w:val="en-GB"/>
-        </w:rPr>
-        <w:t xml:space="preserve"> </w:t>
-      </w:r>
-      <w:proofErr w:type="spellStart"/>
-      <w:r>
-        <w:rPr>
-          <w:lang w:val="en-GB"/>
-        </w:rPr>
-        <w:t>метод</w:t>
-      </w:r>
-      <w:proofErr w:type="spellEnd"/>
-      <w:r>
-        <w:rPr>
-          <w:lang w:val="en-GB"/>
-        </w:rPr>
-        <w:t xml:space="preserve"> </w:t>
-      </w:r>
-      <w:proofErr w:type="spellStart"/>
-      <w:r>
-        <w:rPr>
-          <w:lang w:val="en-GB"/>
-        </w:rPr>
-        <w:t>власної</w:t>
-      </w:r>
-      <w:proofErr w:type="spellEnd"/>
-      <w:r>
-        <w:rPr>
-          <w:lang w:val="en-GB"/>
-        </w:rPr>
-        <w:t xml:space="preserve"> </w:t>
-      </w:r>
-      <w:proofErr w:type="spellStart"/>
-      <w:r>
-        <w:rPr>
-          <w:lang w:val="en-GB"/>
-        </w:rPr>
-        <w:t>розробки</w:t>
-      </w:r>
-      <w:proofErr w:type="spellEnd"/>
-      <w:r>
-        <w:rPr>
-          <w:lang w:val="en-GB"/>
-        </w:rPr>
-        <w:t xml:space="preserve"> </w:t>
-      </w:r>
-      <w:proofErr w:type="spellStart"/>
-      <w:r>
-        <w:rPr>
-          <w:lang w:val="en-GB"/>
-        </w:rPr>
-        <w:t>для</w:t>
-      </w:r>
-      <w:proofErr w:type="spellEnd"/>
-      <w:r>
-        <w:rPr>
-          <w:lang w:val="en-GB"/>
-        </w:rPr>
-        <w:t xml:space="preserve"> </w:t>
-      </w:r>
-      <w:proofErr w:type="spellStart"/>
-      <w:r>
-        <w:rPr>
-          <w:lang w:val="en-GB"/>
-        </w:rPr>
-        <w:t>забезпечення</w:t>
-      </w:r>
-      <w:proofErr w:type="spellEnd"/>
-      <w:r>
-        <w:rPr>
-          <w:lang w:val="en-GB"/>
-        </w:rPr>
-        <w:t xml:space="preserve"> </w:t>
-      </w:r>
-      <w:proofErr w:type="spellStart"/>
-      <w:r>
-        <w:rPr>
-          <w:lang w:val="en-GB"/>
-        </w:rPr>
-        <w:t>інтеграції</w:t>
-      </w:r>
-      <w:proofErr w:type="spellEnd"/>
-      <w:r>
-        <w:rPr>
-          <w:lang w:val="en-GB"/>
-        </w:rPr>
-        <w:t xml:space="preserve"> </w:t>
-      </w:r>
-      <w:proofErr w:type="spellStart"/>
-      <w:r>
-        <w:rPr>
-          <w:lang w:val="en-GB"/>
-        </w:rPr>
-        <w:t>специфічної</w:t>
-      </w:r>
-      <w:proofErr w:type="spellEnd"/>
-      <w:r>
-        <w:rPr>
-          <w:lang w:val="en-GB"/>
-        </w:rPr>
-        <w:t xml:space="preserve"> </w:t>
-      </w:r>
-      <w:proofErr w:type="spellStart"/>
-      <w:r>
-        <w:rPr>
-          <w:lang w:val="en-GB"/>
-        </w:rPr>
-        <w:t>клієнтської</w:t>
-      </w:r>
-      <w:proofErr w:type="spellEnd"/>
-      <w:r>
-        <w:rPr>
-          <w:lang w:val="en-GB"/>
-        </w:rPr>
-        <w:t xml:space="preserve"> </w:t>
-      </w:r>
-      <w:proofErr w:type="spellStart"/>
-      <w:r>
-        <w:rPr>
-          <w:lang w:val="en-GB"/>
-        </w:rPr>
-        <w:t>логіки</w:t>
-      </w:r>
-      <w:proofErr w:type="spellEnd"/>
-      <w:r>
-        <w:rPr>
-          <w:lang w:val="en-GB"/>
-        </w:rPr>
-        <w:t xml:space="preserve"> </w:t>
-      </w:r>
-      <w:proofErr w:type="spellStart"/>
-      <w:r>
-        <w:rPr>
-          <w:lang w:val="en-GB"/>
-        </w:rPr>
-        <w:t>оформлення</w:t>
-      </w:r>
-      <w:proofErr w:type="spellEnd"/>
-      <w:r>
-        <w:rPr>
-          <w:lang w:val="en-GB"/>
-        </w:rPr>
-        <w:t xml:space="preserve"> </w:t>
-      </w:r>
-      <w:proofErr w:type="spellStart"/>
-      <w:r>
-        <w:rPr>
-          <w:lang w:val="en-GB"/>
-        </w:rPr>
-        <w:t>замовлень</w:t>
-      </w:r>
-      <w:proofErr w:type="spellEnd"/>
-      <w:r>
-        <w:rPr>
-          <w:lang w:val="en-GB"/>
-        </w:rPr>
-        <w:t>.</w:t>
+      <w:r>
+        <w:rPr>
+          <w:lang w:val="en-GB"/>
+        </w:rPr>
+        <w:t>Для реалізації поточного завдання обрано метод власної розробки для забезпечення інтеграції специфічної клієнтської логіки оформлення замовлень.</w:t>
       </w:r>
     </w:p>
     <w:p>
@@ -7849,7 +4122,6 @@
         </w:rPr>
       </w:pPr>
       <w:bookmarkStart w:id="10" w:name="_Toc231770174"/>
-      <w:proofErr w:type="spellStart"/>
       <w:r>
         <w:rPr>
           <w:rFonts w:ascii="Times New Roman" w:hAnsi="Times New Roman" w:cs="Times New Roman"/>
@@ -7859,9 +4131,9 @@
           <w:lang w:val="en-GB"/>
         </w:rPr>
         <w:lastRenderedPageBreak/>
-        <w:t>Аналіз</w:t>
-      </w:r>
-      <w:proofErr w:type="spellEnd"/>
+        <w:t>Аналіз предметної області та шляхів вирішення задачі</w:t>
+      </w:r>
+      <w:bookmarkEnd w:id="10"/>
       <w:r>
         <w:rPr>
           <w:rFonts w:ascii="Times New Roman" w:hAnsi="Times New Roman" w:cs="Times New Roman"/>
@@ -7872,139 +4144,6 @@
         </w:rPr>
         <w:t xml:space="preserve"> </w:t>
       </w:r>
-      <w:proofErr w:type="spellStart"/>
-      <w:r>
-        <w:rPr>
-          <w:rFonts w:ascii="Times New Roman" w:hAnsi="Times New Roman" w:cs="Times New Roman"/>
-          <w:color w:val="auto"/>
-          <w:sz w:val="28"/>
-          <w:szCs w:val="28"/>
-          <w:lang w:val="en-GB"/>
-        </w:rPr>
-        <w:t>предметної</w:t>
-      </w:r>
-      <w:proofErr w:type="spellEnd"/>
-      <w:r>
-        <w:rPr>
-          <w:rFonts w:ascii="Times New Roman" w:hAnsi="Times New Roman" w:cs="Times New Roman"/>
-          <w:color w:val="auto"/>
-          <w:sz w:val="28"/>
-          <w:szCs w:val="28"/>
-          <w:lang w:val="en-GB"/>
-        </w:rPr>
-        <w:t xml:space="preserve"> </w:t>
-      </w:r>
-      <w:proofErr w:type="spellStart"/>
-      <w:r>
-        <w:rPr>
-          <w:rFonts w:ascii="Times New Roman" w:hAnsi="Times New Roman" w:cs="Times New Roman"/>
-          <w:color w:val="auto"/>
-          <w:sz w:val="28"/>
-          <w:szCs w:val="28"/>
-          <w:lang w:val="en-GB"/>
-        </w:rPr>
-        <w:t>області</w:t>
-      </w:r>
-      <w:proofErr w:type="spellEnd"/>
-      <w:r>
-        <w:rPr>
-          <w:rFonts w:ascii="Times New Roman" w:hAnsi="Times New Roman" w:cs="Times New Roman"/>
-          <w:color w:val="auto"/>
-          <w:sz w:val="28"/>
-          <w:szCs w:val="28"/>
-          <w:lang w:val="en-GB"/>
-        </w:rPr>
-        <w:t xml:space="preserve"> </w:t>
-      </w:r>
-      <w:proofErr w:type="spellStart"/>
-      <w:r>
-        <w:rPr>
-          <w:rFonts w:ascii="Times New Roman" w:hAnsi="Times New Roman" w:cs="Times New Roman"/>
-          <w:color w:val="auto"/>
-          <w:sz w:val="28"/>
-          <w:szCs w:val="28"/>
-          <w:lang w:val="en-GB"/>
-        </w:rPr>
-        <w:t>та</w:t>
-      </w:r>
-      <w:proofErr w:type="spellEnd"/>
-      <w:r>
-        <w:rPr>
-          <w:rFonts w:ascii="Times New Roman" w:hAnsi="Times New Roman" w:cs="Times New Roman"/>
-          <w:color w:val="auto"/>
-          <w:sz w:val="28"/>
-          <w:szCs w:val="28"/>
-          <w:lang w:val="en-GB"/>
-        </w:rPr>
-        <w:t xml:space="preserve"> </w:t>
-      </w:r>
-      <w:proofErr w:type="spellStart"/>
-      <w:r>
-        <w:rPr>
-          <w:rFonts w:ascii="Times New Roman" w:hAnsi="Times New Roman" w:cs="Times New Roman"/>
-          <w:color w:val="auto"/>
-          <w:sz w:val="28"/>
-          <w:szCs w:val="28"/>
-          <w:lang w:val="en-GB"/>
-        </w:rPr>
-        <w:t>шляхів</w:t>
-      </w:r>
-      <w:proofErr w:type="spellEnd"/>
-      <w:r>
-        <w:rPr>
-          <w:rFonts w:ascii="Times New Roman" w:hAnsi="Times New Roman" w:cs="Times New Roman"/>
-          <w:color w:val="auto"/>
-          <w:sz w:val="28"/>
-          <w:szCs w:val="28"/>
-          <w:lang w:val="en-GB"/>
-        </w:rPr>
-        <w:t xml:space="preserve"> </w:t>
-      </w:r>
-      <w:proofErr w:type="spellStart"/>
-      <w:r>
-        <w:rPr>
-          <w:rFonts w:ascii="Times New Roman" w:hAnsi="Times New Roman" w:cs="Times New Roman"/>
-          <w:color w:val="auto"/>
-          <w:sz w:val="28"/>
-          <w:szCs w:val="28"/>
-          <w:lang w:val="en-GB"/>
-        </w:rPr>
-        <w:t>вирішення</w:t>
-      </w:r>
-      <w:proofErr w:type="spellEnd"/>
-      <w:r>
-        <w:rPr>
-          <w:rFonts w:ascii="Times New Roman" w:hAnsi="Times New Roman" w:cs="Times New Roman"/>
-          <w:color w:val="auto"/>
-          <w:sz w:val="28"/>
-          <w:szCs w:val="28"/>
-          <w:lang w:val="en-GB"/>
-        </w:rPr>
-        <w:t xml:space="preserve"> </w:t>
-      </w:r>
-      <w:proofErr w:type="spellStart"/>
-      <w:r>
-        <w:rPr>
-          <w:rFonts w:ascii="Times New Roman" w:hAnsi="Times New Roman" w:cs="Times New Roman"/>
-          <w:color w:val="auto"/>
-          <w:sz w:val="28"/>
-          <w:szCs w:val="28"/>
-          <w:lang w:val="en-GB"/>
-        </w:rPr>
-        <w:t>задачі</w:t>
-      </w:r>
-      <w:bookmarkEnd w:id="10"/>
-      <w:proofErr w:type="spellEnd"/>
-      <w:r>
-        <w:rPr>
-          <w:rFonts w:ascii="Times New Roman" w:hAnsi="Times New Roman" w:cs="Times New Roman"/>
-          <w:color w:val="auto"/>
-          <w:sz w:val="28"/>
-          <w:szCs w:val="28"/>
-          <w:lang w:val="en-GB"/>
-        </w:rPr>
-        <w:t xml:space="preserve"> </w:t>
-      </w:r>
     </w:p>
     <w:p>
       <w:pPr>
@@ -8015,621 +4154,11 @@
           <w:lang w:val="en-GB"/>
         </w:rPr>
       </w:pPr>
-      <w:proofErr w:type="spellStart"/>
-      <w:r>
-        <w:rPr>
-          <w:lang w:val="en-GB"/>
-        </w:rPr>
-        <w:t>Аналіз</w:t>
-      </w:r>
-      <w:proofErr w:type="spellEnd"/>
-      <w:r>
-        <w:rPr>
-          <w:lang w:val="en-GB"/>
-        </w:rPr>
-        <w:t xml:space="preserve"> </w:t>
-      </w:r>
-      <w:proofErr w:type="spellStart"/>
-      <w:r>
-        <w:rPr>
-          <w:lang w:val="en-GB"/>
-        </w:rPr>
-        <w:t>предметної</w:t>
-      </w:r>
-      <w:proofErr w:type="spellEnd"/>
-      <w:r>
-        <w:rPr>
-          <w:lang w:val="en-GB"/>
-        </w:rPr>
-        <w:t xml:space="preserve"> </w:t>
-      </w:r>
-      <w:proofErr w:type="spellStart"/>
-      <w:r>
-        <w:rPr>
-          <w:lang w:val="en-GB"/>
-        </w:rPr>
-        <w:t>області</w:t>
-      </w:r>
-      <w:proofErr w:type="spellEnd"/>
-      <w:r>
-        <w:rPr>
-          <w:lang w:val="en-GB"/>
-        </w:rPr>
-        <w:t xml:space="preserve"> </w:t>
-      </w:r>
-      <w:proofErr w:type="spellStart"/>
-      <w:r>
-        <w:rPr>
-          <w:lang w:val="en-GB"/>
-        </w:rPr>
-        <w:t>передбачає</w:t>
-      </w:r>
-      <w:proofErr w:type="spellEnd"/>
-      <w:r>
-        <w:rPr>
-          <w:lang w:val="en-GB"/>
-        </w:rPr>
-        <w:t xml:space="preserve"> </w:t>
-      </w:r>
-      <w:proofErr w:type="spellStart"/>
-      <w:r>
-        <w:rPr>
-          <w:lang w:val="en-GB"/>
-        </w:rPr>
-        <w:t>вивчення</w:t>
-      </w:r>
-      <w:proofErr w:type="spellEnd"/>
-      <w:r>
-        <w:rPr>
-          <w:lang w:val="en-GB"/>
-        </w:rPr>
-        <w:t xml:space="preserve"> </w:t>
-      </w:r>
-      <w:proofErr w:type="spellStart"/>
-      <w:r>
-        <w:rPr>
-          <w:lang w:val="en-GB"/>
-        </w:rPr>
-        <w:t>специфіки</w:t>
-      </w:r>
-      <w:proofErr w:type="spellEnd"/>
-      <w:r>
-        <w:rPr>
-          <w:lang w:val="en-GB"/>
-        </w:rPr>
-        <w:t xml:space="preserve"> </w:t>
-      </w:r>
-      <w:proofErr w:type="spellStart"/>
-      <w:r>
-        <w:rPr>
-          <w:lang w:val="en-GB"/>
-        </w:rPr>
-        <w:t>роботи</w:t>
-      </w:r>
-      <w:proofErr w:type="spellEnd"/>
-      <w:r>
-        <w:rPr>
-          <w:lang w:val="en-GB"/>
-        </w:rPr>
-        <w:t xml:space="preserve"> </w:t>
-      </w:r>
-      <w:proofErr w:type="spellStart"/>
-      <w:r>
-        <w:rPr>
-          <w:lang w:val="en-GB"/>
-        </w:rPr>
-        <w:t>підприємств</w:t>
-      </w:r>
-      <w:proofErr w:type="spellEnd"/>
-      <w:r>
-        <w:rPr>
-          <w:lang w:val="en-GB"/>
-        </w:rPr>
-        <w:t xml:space="preserve"> </w:t>
-      </w:r>
-      <w:proofErr w:type="spellStart"/>
-      <w:r>
-        <w:rPr>
-          <w:lang w:val="en-GB"/>
-        </w:rPr>
-        <w:t>громадського</w:t>
-      </w:r>
-      <w:proofErr w:type="spellEnd"/>
-      <w:r>
-        <w:rPr>
-          <w:lang w:val="en-GB"/>
-        </w:rPr>
-        <w:t xml:space="preserve"> </w:t>
-      </w:r>
-      <w:proofErr w:type="spellStart"/>
-      <w:r>
-        <w:rPr>
-          <w:lang w:val="en-GB"/>
-        </w:rPr>
-        <w:t>харчування</w:t>
-      </w:r>
-      <w:proofErr w:type="spellEnd"/>
-      <w:r>
-        <w:rPr>
-          <w:lang w:val="en-GB"/>
-        </w:rPr>
-        <w:t xml:space="preserve"> </w:t>
-      </w:r>
-      <w:proofErr w:type="spellStart"/>
-      <w:r>
-        <w:rPr>
-          <w:lang w:val="en-GB"/>
-        </w:rPr>
-        <w:t>та</w:t>
-      </w:r>
-      <w:proofErr w:type="spellEnd"/>
-      <w:r>
-        <w:rPr>
-          <w:lang w:val="en-GB"/>
-        </w:rPr>
-        <w:t xml:space="preserve"> </w:t>
-      </w:r>
-      <w:proofErr w:type="spellStart"/>
-      <w:r>
-        <w:rPr>
-          <w:lang w:val="en-GB"/>
-        </w:rPr>
-        <w:t>служб</w:t>
-      </w:r>
-      <w:proofErr w:type="spellEnd"/>
-      <w:r>
-        <w:rPr>
-          <w:lang w:val="en-GB"/>
-        </w:rPr>
-        <w:t xml:space="preserve"> </w:t>
-      </w:r>
-      <w:proofErr w:type="spellStart"/>
-      <w:r>
-        <w:rPr>
-          <w:lang w:val="en-GB"/>
-        </w:rPr>
-        <w:t>доставки</w:t>
-      </w:r>
-      <w:proofErr w:type="spellEnd"/>
-      <w:r>
-        <w:rPr>
-          <w:lang w:val="en-GB"/>
-        </w:rPr>
-        <w:t xml:space="preserve"> </w:t>
-      </w:r>
-      <w:proofErr w:type="spellStart"/>
-      <w:r>
-        <w:rPr>
-          <w:lang w:val="en-GB"/>
-        </w:rPr>
-        <w:t>готових</w:t>
-      </w:r>
-      <w:proofErr w:type="spellEnd"/>
-      <w:r>
-        <w:rPr>
-          <w:lang w:val="en-GB"/>
-        </w:rPr>
-        <w:t xml:space="preserve"> </w:t>
-      </w:r>
-      <w:proofErr w:type="spellStart"/>
-      <w:r>
-        <w:rPr>
-          <w:lang w:val="en-GB"/>
-        </w:rPr>
-        <w:t>страв</w:t>
-      </w:r>
-      <w:proofErr w:type="spellEnd"/>
-      <w:r>
-        <w:rPr>
-          <w:lang w:val="en-GB"/>
-        </w:rPr>
-        <w:t xml:space="preserve">. </w:t>
-      </w:r>
-      <w:proofErr w:type="spellStart"/>
-      <w:r>
-        <w:rPr>
-          <w:lang w:val="en-GB"/>
-        </w:rPr>
-        <w:t>На</w:t>
-      </w:r>
-      <w:proofErr w:type="spellEnd"/>
-      <w:r>
-        <w:rPr>
-          <w:lang w:val="en-GB"/>
-        </w:rPr>
-        <w:t xml:space="preserve"> </w:t>
-      </w:r>
-      <w:proofErr w:type="spellStart"/>
-      <w:r>
-        <w:rPr>
-          <w:lang w:val="en-GB"/>
-        </w:rPr>
-        <w:t>основі</w:t>
-      </w:r>
-      <w:proofErr w:type="spellEnd"/>
-      <w:r>
-        <w:rPr>
-          <w:lang w:val="en-GB"/>
-        </w:rPr>
-        <w:t xml:space="preserve"> </w:t>
-      </w:r>
-      <w:proofErr w:type="spellStart"/>
-      <w:r>
-        <w:rPr>
-          <w:lang w:val="en-GB"/>
-        </w:rPr>
-        <w:t>аналізу</w:t>
-      </w:r>
-      <w:proofErr w:type="spellEnd"/>
-      <w:r>
-        <w:rPr>
-          <w:lang w:val="en-GB"/>
-        </w:rPr>
-        <w:t xml:space="preserve"> </w:t>
-      </w:r>
-      <w:proofErr w:type="spellStart"/>
-      <w:r>
-        <w:rPr>
-          <w:lang w:val="en-GB"/>
-        </w:rPr>
-        <w:t>предметної</w:t>
-      </w:r>
-      <w:proofErr w:type="spellEnd"/>
-      <w:r>
-        <w:rPr>
-          <w:lang w:val="en-GB"/>
-        </w:rPr>
-        <w:t xml:space="preserve"> </w:t>
-      </w:r>
-      <w:proofErr w:type="spellStart"/>
-      <w:r>
-        <w:rPr>
-          <w:lang w:val="en-GB"/>
-        </w:rPr>
-        <w:t>області</w:t>
-      </w:r>
-      <w:proofErr w:type="spellEnd"/>
-      <w:r>
-        <w:rPr>
-          <w:lang w:val="en-GB"/>
-        </w:rPr>
-        <w:t xml:space="preserve"> </w:t>
-      </w:r>
-      <w:proofErr w:type="spellStart"/>
-      <w:r>
-        <w:rPr>
-          <w:lang w:val="en-GB"/>
-        </w:rPr>
-        <w:t>визначаються</w:t>
-      </w:r>
-      <w:proofErr w:type="spellEnd"/>
-      <w:r>
-        <w:rPr>
-          <w:lang w:val="en-GB"/>
-        </w:rPr>
-        <w:t xml:space="preserve"> </w:t>
-      </w:r>
-      <w:proofErr w:type="spellStart"/>
-      <w:r>
-        <w:rPr>
-          <w:lang w:val="en-GB"/>
-        </w:rPr>
-        <w:t>шляхи</w:t>
-      </w:r>
-      <w:proofErr w:type="spellEnd"/>
-      <w:r>
-        <w:rPr>
-          <w:lang w:val="en-GB"/>
-        </w:rPr>
-        <w:t xml:space="preserve"> </w:t>
-      </w:r>
-      <w:proofErr w:type="spellStart"/>
-      <w:r>
-        <w:rPr>
-          <w:lang w:val="en-GB"/>
-        </w:rPr>
-        <w:t>вирішення</w:t>
-      </w:r>
-      <w:proofErr w:type="spellEnd"/>
-      <w:r>
-        <w:rPr>
-          <w:lang w:val="en-GB"/>
-        </w:rPr>
-        <w:t xml:space="preserve"> </w:t>
-      </w:r>
-      <w:proofErr w:type="spellStart"/>
-      <w:r>
-        <w:rPr>
-          <w:lang w:val="en-GB"/>
-        </w:rPr>
-        <w:t>задачі</w:t>
-      </w:r>
-      <w:proofErr w:type="spellEnd"/>
-      <w:r>
-        <w:rPr>
-          <w:lang w:val="en-GB"/>
-        </w:rPr>
-        <w:t xml:space="preserve"> </w:t>
-      </w:r>
-      <w:proofErr w:type="spellStart"/>
-      <w:r>
-        <w:rPr>
-          <w:lang w:val="en-GB"/>
-        </w:rPr>
-        <w:t>та</w:t>
-      </w:r>
-      <w:proofErr w:type="spellEnd"/>
-      <w:r>
-        <w:rPr>
-          <w:lang w:val="en-GB"/>
-        </w:rPr>
-        <w:t xml:space="preserve"> </w:t>
-      </w:r>
-      <w:proofErr w:type="spellStart"/>
-      <w:r>
-        <w:rPr>
-          <w:lang w:val="en-GB"/>
-        </w:rPr>
-        <w:t>розробки</w:t>
-      </w:r>
-      <w:proofErr w:type="spellEnd"/>
-      <w:r>
-        <w:rPr>
-          <w:lang w:val="en-GB"/>
-        </w:rPr>
-        <w:t xml:space="preserve"> </w:t>
-      </w:r>
-      <w:proofErr w:type="spellStart"/>
-      <w:r>
-        <w:rPr>
-          <w:lang w:val="en-GB"/>
-        </w:rPr>
-        <w:t>відповідного</w:t>
-      </w:r>
-      <w:proofErr w:type="spellEnd"/>
-      <w:r>
-        <w:rPr>
-          <w:lang w:val="en-GB"/>
-        </w:rPr>
-        <w:t xml:space="preserve"> </w:t>
-      </w:r>
-      <w:proofErr w:type="spellStart"/>
-      <w:r>
-        <w:rPr>
-          <w:lang w:val="en-GB"/>
-        </w:rPr>
-        <w:t>функціоналу</w:t>
-      </w:r>
-      <w:proofErr w:type="spellEnd"/>
-      <w:r>
-        <w:rPr>
-          <w:lang w:val="en-GB"/>
-        </w:rPr>
-        <w:t xml:space="preserve">. </w:t>
-      </w:r>
-      <w:proofErr w:type="spellStart"/>
-      <w:r>
-        <w:rPr>
-          <w:lang w:val="en-GB"/>
-        </w:rPr>
-        <w:t>Основним</w:t>
-      </w:r>
-      <w:proofErr w:type="spellEnd"/>
-      <w:r>
-        <w:rPr>
-          <w:lang w:val="en-GB"/>
-        </w:rPr>
-        <w:t xml:space="preserve"> </w:t>
-      </w:r>
-      <w:proofErr w:type="spellStart"/>
-      <w:r>
-        <w:rPr>
-          <w:lang w:val="en-GB"/>
-        </w:rPr>
-        <w:t>завданням</w:t>
-      </w:r>
-      <w:proofErr w:type="spellEnd"/>
-      <w:r>
-        <w:rPr>
-          <w:lang w:val="en-GB"/>
-        </w:rPr>
-        <w:t xml:space="preserve"> є </w:t>
-      </w:r>
-      <w:proofErr w:type="spellStart"/>
-      <w:r>
-        <w:rPr>
-          <w:lang w:val="en-GB"/>
-        </w:rPr>
-        <w:t>створення</w:t>
-      </w:r>
-      <w:proofErr w:type="spellEnd"/>
-      <w:r>
-        <w:rPr>
-          <w:lang w:val="en-GB"/>
-        </w:rPr>
-        <w:t xml:space="preserve"> </w:t>
-      </w:r>
-      <w:proofErr w:type="spellStart"/>
-      <w:r>
-        <w:rPr>
-          <w:lang w:val="en-GB"/>
-        </w:rPr>
-        <w:t>інтуїтивно</w:t>
-      </w:r>
-      <w:proofErr w:type="spellEnd"/>
-      <w:r>
-        <w:rPr>
-          <w:lang w:val="en-GB"/>
-        </w:rPr>
-        <w:t xml:space="preserve"> </w:t>
-      </w:r>
-      <w:proofErr w:type="spellStart"/>
-      <w:r>
-        <w:rPr>
-          <w:lang w:val="en-GB"/>
-        </w:rPr>
-        <w:t>зрозумілого</w:t>
-      </w:r>
-      <w:proofErr w:type="spellEnd"/>
-      <w:r>
-        <w:rPr>
-          <w:lang w:val="en-GB"/>
-        </w:rPr>
-        <w:t xml:space="preserve"> </w:t>
-      </w:r>
-      <w:proofErr w:type="spellStart"/>
-      <w:r>
-        <w:rPr>
-          <w:lang w:val="en-GB"/>
-        </w:rPr>
-        <w:t>інтерфейсу</w:t>
-      </w:r>
-      <w:proofErr w:type="spellEnd"/>
-      <w:r>
-        <w:rPr>
-          <w:lang w:val="en-GB"/>
-        </w:rPr>
-        <w:t xml:space="preserve"> </w:t>
-      </w:r>
-      <w:proofErr w:type="spellStart"/>
-      <w:r>
-        <w:rPr>
-          <w:lang w:val="en-GB"/>
-        </w:rPr>
-        <w:t>для</w:t>
-      </w:r>
-      <w:proofErr w:type="spellEnd"/>
-      <w:r>
-        <w:rPr>
-          <w:lang w:val="en-GB"/>
-        </w:rPr>
-        <w:t xml:space="preserve"> </w:t>
-      </w:r>
-      <w:proofErr w:type="spellStart"/>
-      <w:r>
-        <w:rPr>
-          <w:lang w:val="en-GB"/>
-        </w:rPr>
-        <w:t>мінімізації</w:t>
-      </w:r>
-      <w:proofErr w:type="spellEnd"/>
-      <w:r>
-        <w:rPr>
-          <w:lang w:val="en-GB"/>
-        </w:rPr>
-        <w:t xml:space="preserve"> </w:t>
-      </w:r>
-      <w:proofErr w:type="spellStart"/>
-      <w:r>
-        <w:rPr>
-          <w:lang w:val="en-GB"/>
-        </w:rPr>
-        <w:t>часу</w:t>
-      </w:r>
-      <w:proofErr w:type="spellEnd"/>
-      <w:r>
-        <w:rPr>
-          <w:lang w:val="en-GB"/>
-        </w:rPr>
-        <w:t xml:space="preserve"> </w:t>
-      </w:r>
-      <w:proofErr w:type="spellStart"/>
-      <w:r>
-        <w:rPr>
-          <w:lang w:val="en-GB"/>
-        </w:rPr>
-        <w:t>від</w:t>
-      </w:r>
-      <w:proofErr w:type="spellEnd"/>
-      <w:r>
-        <w:rPr>
-          <w:lang w:val="en-GB"/>
-        </w:rPr>
-        <w:t xml:space="preserve"> </w:t>
-      </w:r>
-      <w:proofErr w:type="spellStart"/>
-      <w:r>
-        <w:rPr>
-          <w:lang w:val="en-GB"/>
-        </w:rPr>
-        <w:t>вибору</w:t>
-      </w:r>
-      <w:proofErr w:type="spellEnd"/>
-      <w:r>
-        <w:rPr>
-          <w:lang w:val="en-GB"/>
-        </w:rPr>
-        <w:t xml:space="preserve"> </w:t>
-      </w:r>
-      <w:proofErr w:type="spellStart"/>
-      <w:r>
-        <w:rPr>
-          <w:lang w:val="en-GB"/>
-        </w:rPr>
-        <w:t>страви</w:t>
-      </w:r>
-      <w:proofErr w:type="spellEnd"/>
-      <w:r>
-        <w:rPr>
-          <w:lang w:val="en-GB"/>
-        </w:rPr>
-        <w:t xml:space="preserve"> </w:t>
-      </w:r>
-      <w:proofErr w:type="spellStart"/>
-      <w:r>
-        <w:rPr>
-          <w:lang w:val="en-GB"/>
-        </w:rPr>
-        <w:t>до</w:t>
-      </w:r>
-      <w:proofErr w:type="spellEnd"/>
-      <w:r>
-        <w:rPr>
-          <w:lang w:val="en-GB"/>
-        </w:rPr>
-        <w:t xml:space="preserve"> </w:t>
-      </w:r>
-      <w:proofErr w:type="spellStart"/>
-      <w:r>
-        <w:rPr>
-          <w:lang w:val="en-GB"/>
-        </w:rPr>
-        <w:t>додавання</w:t>
-      </w:r>
-      <w:proofErr w:type="spellEnd"/>
-      <w:r>
-        <w:rPr>
-          <w:lang w:val="en-GB"/>
-        </w:rPr>
-        <w:t xml:space="preserve"> </w:t>
-      </w:r>
-      <w:proofErr w:type="spellStart"/>
-      <w:r>
-        <w:rPr>
-          <w:lang w:val="en-GB"/>
-        </w:rPr>
-        <w:t>її</w:t>
-      </w:r>
-      <w:proofErr w:type="spellEnd"/>
-      <w:r>
-        <w:rPr>
-          <w:lang w:val="en-GB"/>
-        </w:rPr>
-        <w:t xml:space="preserve"> в </w:t>
-      </w:r>
-      <w:proofErr w:type="spellStart"/>
-      <w:r>
-        <w:rPr>
-          <w:lang w:val="en-GB"/>
-        </w:rPr>
-        <w:t>кошик</w:t>
-      </w:r>
-      <w:proofErr w:type="spellEnd"/>
-      <w:r>
-        <w:rPr>
-          <w:lang w:val="en-GB"/>
-        </w:rPr>
-        <w:t xml:space="preserve">. </w:t>
+      <w:r>
+        <w:rPr>
+          <w:lang w:val="en-GB"/>
+        </w:rPr>
+        <w:t xml:space="preserve">Аналіз предметної області передбачає вивчення специфіки роботи підприємств громадського харчування та служб доставки готових страв. На основі аналізу предметної області визначаються шляхи вирішення задачі та розробки відповідного функціоналу. Основним завданням є створення інтуїтивно зрозумілого інтерфейсу для мінімізації часу від вибору страви до додавання її в кошик. </w:t>
       </w:r>
     </w:p>
     <w:p>
@@ -8650,7 +4179,6 @@
         </w:rPr>
       </w:pPr>
       <w:bookmarkStart w:id="11" w:name="_Toc231770175"/>
-      <w:proofErr w:type="spellStart"/>
       <w:r>
         <w:rPr>
           <w:rFonts w:ascii="Times New Roman" w:hAnsi="Times New Roman" w:cs="Times New Roman"/>
@@ -8659,9 +4187,9 @@
           <w:szCs w:val="28"/>
           <w:lang w:val="en-GB"/>
         </w:rPr>
-        <w:t>Вибір</w:t>
-      </w:r>
-      <w:proofErr w:type="spellEnd"/>
+        <w:t>Вибір технологій реалізації</w:t>
+      </w:r>
+      <w:bookmarkEnd w:id="11"/>
       <w:r>
         <w:rPr>
           <w:rFonts w:ascii="Times New Roman" w:hAnsi="Times New Roman" w:cs="Times New Roman"/>
@@ -8672,51 +4200,6 @@
         </w:rPr>
         <w:t xml:space="preserve"> </w:t>
       </w:r>
-      <w:proofErr w:type="spellStart"/>
-      <w:r>
-        <w:rPr>
-          <w:rFonts w:ascii="Times New Roman" w:hAnsi="Times New Roman" w:cs="Times New Roman"/>
-          <w:color w:val="auto"/>
-          <w:sz w:val="28"/>
-          <w:szCs w:val="28"/>
-          <w:lang w:val="en-GB"/>
-        </w:rPr>
-        <w:t>технологій</w:t>
-      </w:r>
-      <w:proofErr w:type="spellEnd"/>
-      <w:r>
-        <w:rPr>
-          <w:rFonts w:ascii="Times New Roman" w:hAnsi="Times New Roman" w:cs="Times New Roman"/>
-          <w:color w:val="auto"/>
-          <w:sz w:val="28"/>
-          <w:szCs w:val="28"/>
-          <w:lang w:val="en-GB"/>
-        </w:rPr>
-        <w:t xml:space="preserve"> </w:t>
-      </w:r>
-      <w:proofErr w:type="spellStart"/>
-      <w:r>
-        <w:rPr>
-          <w:rFonts w:ascii="Times New Roman" w:hAnsi="Times New Roman" w:cs="Times New Roman"/>
-          <w:color w:val="auto"/>
-          <w:sz w:val="28"/>
-          <w:szCs w:val="28"/>
-          <w:lang w:val="en-GB"/>
-        </w:rPr>
-        <w:t>реалізації</w:t>
-      </w:r>
-      <w:bookmarkEnd w:id="11"/>
-      <w:proofErr w:type="spellEnd"/>
-      <w:r>
-        <w:rPr>
-          <w:rFonts w:ascii="Times New Roman" w:hAnsi="Times New Roman" w:cs="Times New Roman"/>
-          <w:color w:val="auto"/>
-          <w:sz w:val="28"/>
-          <w:szCs w:val="28"/>
-          <w:lang w:val="en-GB"/>
-        </w:rPr>
-        <w:t xml:space="preserve"> </w:t>
-      </w:r>
     </w:p>
     <w:p>
       <w:pPr>
@@ -8727,257 +4210,11 @@
           <w:lang w:val="en-GB"/>
         </w:rPr>
       </w:pPr>
-      <w:proofErr w:type="spellStart"/>
-      <w:r>
-        <w:rPr>
-          <w:lang w:val="en-GB"/>
-        </w:rPr>
-        <w:t>Для</w:t>
-      </w:r>
-      <w:proofErr w:type="spellEnd"/>
-      <w:r>
-        <w:rPr>
-          <w:lang w:val="en-GB"/>
-        </w:rPr>
-        <w:t xml:space="preserve"> </w:t>
-      </w:r>
-      <w:proofErr w:type="spellStart"/>
-      <w:r>
-        <w:rPr>
-          <w:lang w:val="en-GB"/>
-        </w:rPr>
-        <w:t>реалізації</w:t>
-      </w:r>
-      <w:proofErr w:type="spellEnd"/>
-      <w:r>
-        <w:rPr>
-          <w:lang w:val="en-GB"/>
-        </w:rPr>
-        <w:t xml:space="preserve"> </w:t>
-      </w:r>
-      <w:proofErr w:type="spellStart"/>
-      <w:r>
-        <w:rPr>
-          <w:lang w:val="en-GB"/>
-        </w:rPr>
-        <w:t>проекту</w:t>
-      </w:r>
-      <w:proofErr w:type="spellEnd"/>
-      <w:r>
-        <w:rPr>
-          <w:lang w:val="en-GB"/>
-        </w:rPr>
-        <w:t xml:space="preserve"> </w:t>
-      </w:r>
-      <w:proofErr w:type="spellStart"/>
-      <w:r>
-        <w:rPr>
-          <w:lang w:val="en-GB"/>
-        </w:rPr>
-        <w:t>використовуються</w:t>
-      </w:r>
-      <w:proofErr w:type="spellEnd"/>
-      <w:r>
-        <w:rPr>
-          <w:lang w:val="en-GB"/>
-        </w:rPr>
-        <w:t xml:space="preserve"> </w:t>
-      </w:r>
-      <w:proofErr w:type="spellStart"/>
-      <w:r>
-        <w:rPr>
-          <w:lang w:val="en-GB"/>
-        </w:rPr>
-        <w:t>сучасні</w:t>
-      </w:r>
-      <w:proofErr w:type="spellEnd"/>
-      <w:r>
-        <w:rPr>
-          <w:lang w:val="en-GB"/>
-        </w:rPr>
-        <w:t xml:space="preserve"> web-</w:t>
-      </w:r>
-      <w:proofErr w:type="spellStart"/>
-      <w:r>
-        <w:rPr>
-          <w:lang w:val="en-GB"/>
-        </w:rPr>
-        <w:t>технології</w:t>
-      </w:r>
-      <w:proofErr w:type="spellEnd"/>
-      <w:r>
-        <w:rPr>
-          <w:lang w:val="en-GB"/>
-        </w:rPr>
-        <w:t xml:space="preserve">. Основними </w:t>
-      </w:r>
-      <w:proofErr w:type="spellStart"/>
-      <w:r>
-        <w:rPr>
-          <w:lang w:val="en-GB"/>
-        </w:rPr>
-        <w:t>технологіями</w:t>
-      </w:r>
-      <w:proofErr w:type="spellEnd"/>
-      <w:r>
-        <w:rPr>
-          <w:lang w:val="en-GB"/>
-        </w:rPr>
-        <w:t xml:space="preserve">, </w:t>
-      </w:r>
-      <w:proofErr w:type="spellStart"/>
-      <w:r>
-        <w:rPr>
-          <w:lang w:val="en-GB"/>
-        </w:rPr>
-        <w:t>які</w:t>
-      </w:r>
-      <w:proofErr w:type="spellEnd"/>
-      <w:r>
-        <w:rPr>
-          <w:lang w:val="en-GB"/>
-        </w:rPr>
-        <w:t xml:space="preserve"> </w:t>
-      </w:r>
-      <w:proofErr w:type="spellStart"/>
-      <w:r>
-        <w:rPr>
-          <w:lang w:val="en-GB"/>
-        </w:rPr>
-        <w:t>будуть</w:t>
-      </w:r>
-      <w:proofErr w:type="spellEnd"/>
-      <w:r>
-        <w:rPr>
-          <w:lang w:val="en-GB"/>
-        </w:rPr>
-        <w:t xml:space="preserve"> </w:t>
-      </w:r>
-      <w:proofErr w:type="spellStart"/>
-      <w:r>
-        <w:rPr>
-          <w:lang w:val="en-GB"/>
-        </w:rPr>
-        <w:t>використовуватись</w:t>
-      </w:r>
-      <w:proofErr w:type="spellEnd"/>
-      <w:r>
-        <w:rPr>
-          <w:lang w:val="en-GB"/>
-        </w:rPr>
-        <w:t xml:space="preserve">, є HTML, CSS, Bootstrap, JavaScript </w:t>
-      </w:r>
-      <w:proofErr w:type="spellStart"/>
-      <w:r>
-        <w:rPr>
-          <w:lang w:val="en-GB"/>
-        </w:rPr>
-        <w:t>та</w:t>
-      </w:r>
-      <w:proofErr w:type="spellEnd"/>
-      <w:r>
-        <w:rPr>
-          <w:lang w:val="en-GB"/>
-        </w:rPr>
-        <w:t xml:space="preserve"> jQuery. HTML </w:t>
-      </w:r>
-      <w:proofErr w:type="spellStart"/>
-      <w:r>
-        <w:rPr>
-          <w:lang w:val="en-GB"/>
-        </w:rPr>
-        <w:t>використовується</w:t>
-      </w:r>
-      <w:proofErr w:type="spellEnd"/>
-      <w:r>
-        <w:rPr>
-          <w:lang w:val="en-GB"/>
-        </w:rPr>
-        <w:t xml:space="preserve"> </w:t>
-      </w:r>
-      <w:proofErr w:type="spellStart"/>
-      <w:r>
-        <w:rPr>
-          <w:lang w:val="en-GB"/>
-        </w:rPr>
-        <w:t>для</w:t>
-      </w:r>
-      <w:proofErr w:type="spellEnd"/>
-      <w:r>
-        <w:rPr>
-          <w:lang w:val="en-GB"/>
-        </w:rPr>
-        <w:t xml:space="preserve"> </w:t>
-      </w:r>
-      <w:proofErr w:type="spellStart"/>
-      <w:r>
-        <w:rPr>
-          <w:lang w:val="en-GB"/>
-        </w:rPr>
-        <w:t>створення</w:t>
-      </w:r>
-      <w:proofErr w:type="spellEnd"/>
-      <w:r>
-        <w:rPr>
-          <w:lang w:val="en-GB"/>
-        </w:rPr>
-        <w:t xml:space="preserve"> </w:t>
-      </w:r>
-      <w:proofErr w:type="spellStart"/>
-      <w:r>
-        <w:rPr>
-          <w:lang w:val="en-GB"/>
-        </w:rPr>
-        <w:t>структури</w:t>
-      </w:r>
-      <w:proofErr w:type="spellEnd"/>
-      <w:r>
-        <w:rPr>
-          <w:lang w:val="en-GB"/>
-        </w:rPr>
-        <w:t xml:space="preserve"> </w:t>
-      </w:r>
-      <w:proofErr w:type="spellStart"/>
-      <w:r>
-        <w:rPr>
-          <w:lang w:val="en-GB"/>
-        </w:rPr>
-        <w:t>та</w:t>
-      </w:r>
-      <w:proofErr w:type="spellEnd"/>
-      <w:r>
-        <w:rPr>
-          <w:lang w:val="en-GB"/>
-        </w:rPr>
-        <w:t xml:space="preserve"> </w:t>
-      </w:r>
-      <w:proofErr w:type="spellStart"/>
-      <w:r>
-        <w:rPr>
-          <w:lang w:val="en-GB"/>
-        </w:rPr>
-        <w:t>розмітки</w:t>
-      </w:r>
-      <w:proofErr w:type="spellEnd"/>
-      <w:r>
-        <w:rPr>
-          <w:lang w:val="en-GB"/>
-        </w:rPr>
-        <w:t xml:space="preserve"> </w:t>
-      </w:r>
-      <w:proofErr w:type="spellStart"/>
-      <w:r>
-        <w:rPr>
-          <w:lang w:val="en-GB"/>
-        </w:rPr>
-        <w:t>веб-сторінок</w:t>
-      </w:r>
-      <w:proofErr w:type="spellEnd"/>
-      <w:r>
-        <w:rPr>
-          <w:lang w:val="en-GB"/>
-        </w:rPr>
-        <w:t>, CSS</w:t>
+      <w:r>
+        <w:rPr>
+          <w:lang w:val="en-GB"/>
+        </w:rPr>
+        <w:t>Для реалізації проекту використовуються сучасні web-технології. Основними технологіями, які будуть використовуватись, є HTML, CSS, Bootstrap, JavaScript та jQuery. HTML використовується для створення структури та розмітки веб-сторінок, CSS</w:t>
       </w:r>
       <w:r>
         <w:rPr>
@@ -8985,369 +4222,23 @@
         </w:rPr>
         <w:t xml:space="preserve"> – </w:t>
       </w:r>
-      <w:proofErr w:type="spellStart"/>
-      <w:r>
-        <w:rPr>
-          <w:lang w:val="en-GB"/>
-        </w:rPr>
-        <w:t>для</w:t>
-      </w:r>
-      <w:proofErr w:type="spellEnd"/>
-      <w:r>
-        <w:rPr>
-          <w:lang w:val="en-GB"/>
-        </w:rPr>
-        <w:t xml:space="preserve"> </w:t>
-      </w:r>
-      <w:proofErr w:type="spellStart"/>
-      <w:r>
-        <w:rPr>
-          <w:lang w:val="en-GB"/>
-        </w:rPr>
-        <w:t>оформлення</w:t>
-      </w:r>
-      <w:proofErr w:type="spellEnd"/>
-      <w:r>
-        <w:rPr>
-          <w:lang w:val="en-GB"/>
-        </w:rPr>
-        <w:t xml:space="preserve"> </w:t>
-      </w:r>
-      <w:proofErr w:type="spellStart"/>
-      <w:r>
-        <w:rPr>
-          <w:lang w:val="en-GB"/>
-        </w:rPr>
-        <w:t>та</w:t>
-      </w:r>
-      <w:proofErr w:type="spellEnd"/>
-      <w:r>
-        <w:rPr>
-          <w:lang w:val="en-GB"/>
-        </w:rPr>
-        <w:t xml:space="preserve"> </w:t>
-      </w:r>
-      <w:proofErr w:type="spellStart"/>
-      <w:r>
-        <w:rPr>
-          <w:lang w:val="en-GB"/>
-        </w:rPr>
-        <w:t>стилізації</w:t>
-      </w:r>
-      <w:proofErr w:type="spellEnd"/>
-      <w:r>
-        <w:rPr>
-          <w:lang w:val="en-GB"/>
-        </w:rPr>
-        <w:t xml:space="preserve"> </w:t>
-      </w:r>
-      <w:proofErr w:type="spellStart"/>
-      <w:r>
-        <w:rPr>
-          <w:lang w:val="en-GB"/>
-        </w:rPr>
-        <w:t>сторінок</w:t>
-      </w:r>
-      <w:proofErr w:type="spellEnd"/>
-      <w:r>
-        <w:rPr>
-          <w:lang w:val="en-GB"/>
-        </w:rPr>
-        <w:t xml:space="preserve">, Bootstrap </w:t>
-      </w:r>
-      <w:proofErr w:type="spellStart"/>
-      <w:r>
-        <w:rPr>
-          <w:lang w:val="en-GB"/>
-        </w:rPr>
-        <w:t>та</w:t>
-      </w:r>
-      <w:proofErr w:type="spellEnd"/>
-      <w:r>
-        <w:rPr>
-          <w:lang w:val="en-GB"/>
-        </w:rPr>
-        <w:t xml:space="preserve"> </w:t>
-      </w:r>
-      <w:proofErr w:type="spellStart"/>
-      <w:r>
-        <w:rPr>
-          <w:lang w:val="en-GB"/>
-        </w:rPr>
-        <w:t>медіазапити</w:t>
-      </w:r>
-      <w:proofErr w:type="spellEnd"/>
+      <w:r>
+        <w:rPr>
+          <w:lang w:val="en-GB"/>
+        </w:rPr>
+        <w:t>для оформлення та стилізації сторінок, Bootstrap та медіазапити</w:t>
+      </w:r>
       <w:r>
         <w:rPr>
           <w:lang w:val="en-GB"/>
         </w:rPr>
         <w:t xml:space="preserve"> – </w:t>
       </w:r>
-      <w:proofErr w:type="spellStart"/>
-      <w:r>
-        <w:rPr>
-          <w:lang w:val="en-GB"/>
-        </w:rPr>
-        <w:t>для</w:t>
-      </w:r>
-      <w:proofErr w:type="spellEnd"/>
-      <w:r>
-        <w:rPr>
-          <w:lang w:val="en-GB"/>
-        </w:rPr>
-        <w:t xml:space="preserve"> </w:t>
-      </w:r>
-      <w:proofErr w:type="spellStart"/>
-      <w:r>
-        <w:rPr>
-          <w:lang w:val="en-GB"/>
-        </w:rPr>
-        <w:t>швидкої</w:t>
-      </w:r>
-      <w:proofErr w:type="spellEnd"/>
-      <w:r>
-        <w:rPr>
-          <w:lang w:val="en-GB"/>
-        </w:rPr>
-        <w:t xml:space="preserve"> </w:t>
-      </w:r>
-      <w:proofErr w:type="spellStart"/>
-      <w:r>
-        <w:rPr>
-          <w:lang w:val="en-GB"/>
-        </w:rPr>
-        <w:t>та</w:t>
-      </w:r>
-      <w:proofErr w:type="spellEnd"/>
-      <w:r>
-        <w:rPr>
-          <w:lang w:val="en-GB"/>
-        </w:rPr>
-        <w:t xml:space="preserve"> </w:t>
-      </w:r>
-      <w:proofErr w:type="spellStart"/>
-      <w:r>
-        <w:rPr>
-          <w:lang w:val="en-GB"/>
-        </w:rPr>
-        <w:t>гнучкої</w:t>
-      </w:r>
-      <w:proofErr w:type="spellEnd"/>
-      <w:r>
-        <w:rPr>
-          <w:lang w:val="en-GB"/>
-        </w:rPr>
-        <w:t xml:space="preserve"> </w:t>
-      </w:r>
-      <w:proofErr w:type="spellStart"/>
-      <w:r>
-        <w:rPr>
-          <w:lang w:val="en-GB"/>
-        </w:rPr>
-        <w:t>розробки</w:t>
-      </w:r>
-      <w:proofErr w:type="spellEnd"/>
-      <w:r>
-        <w:rPr>
-          <w:lang w:val="en-GB"/>
-        </w:rPr>
-        <w:t xml:space="preserve"> </w:t>
-      </w:r>
-      <w:proofErr w:type="spellStart"/>
-      <w:r>
-        <w:rPr>
-          <w:lang w:val="en-GB"/>
-        </w:rPr>
-        <w:t>адаптивного</w:t>
-      </w:r>
-      <w:proofErr w:type="spellEnd"/>
-      <w:r>
-        <w:rPr>
-          <w:lang w:val="en-GB"/>
-        </w:rPr>
-        <w:t xml:space="preserve"> </w:t>
-      </w:r>
-      <w:proofErr w:type="spellStart"/>
-      <w:r>
-        <w:rPr>
-          <w:lang w:val="en-GB"/>
-        </w:rPr>
-        <w:t>та</w:t>
-      </w:r>
-      <w:proofErr w:type="spellEnd"/>
-      <w:r>
-        <w:rPr>
-          <w:lang w:val="en-GB"/>
-        </w:rPr>
-        <w:t xml:space="preserve"> </w:t>
-      </w:r>
-      <w:proofErr w:type="spellStart"/>
-      <w:r>
-        <w:rPr>
-          <w:lang w:val="en-GB"/>
-        </w:rPr>
-        <w:t>зручного</w:t>
-      </w:r>
-      <w:proofErr w:type="spellEnd"/>
-      <w:r>
-        <w:rPr>
-          <w:lang w:val="en-GB"/>
-        </w:rPr>
-        <w:t xml:space="preserve"> </w:t>
-      </w:r>
-      <w:proofErr w:type="spellStart"/>
-      <w:r>
-        <w:rPr>
-          <w:lang w:val="en-GB"/>
-        </w:rPr>
-        <w:t>для</w:t>
-      </w:r>
-      <w:proofErr w:type="spellEnd"/>
-      <w:r>
-        <w:rPr>
-          <w:lang w:val="en-GB"/>
-        </w:rPr>
-        <w:t xml:space="preserve"> </w:t>
-      </w:r>
-      <w:proofErr w:type="spellStart"/>
-      <w:r>
-        <w:rPr>
-          <w:lang w:val="en-GB"/>
-        </w:rPr>
-        <w:t>користувача</w:t>
-      </w:r>
-      <w:proofErr w:type="spellEnd"/>
-      <w:r>
-        <w:rPr>
-          <w:lang w:val="en-GB"/>
-        </w:rPr>
-        <w:t xml:space="preserve"> </w:t>
-      </w:r>
-      <w:proofErr w:type="spellStart"/>
-      <w:r>
-        <w:rPr>
-          <w:lang w:val="en-GB"/>
-        </w:rPr>
-        <w:t>інтерфейсу</w:t>
-      </w:r>
-      <w:proofErr w:type="spellEnd"/>
-      <w:r>
-        <w:rPr>
-          <w:lang w:val="en-GB"/>
-        </w:rPr>
-        <w:t xml:space="preserve">. JavaScript </w:t>
-      </w:r>
-      <w:proofErr w:type="spellStart"/>
-      <w:r>
-        <w:rPr>
-          <w:lang w:val="en-GB"/>
-        </w:rPr>
-        <w:t>та</w:t>
-      </w:r>
-      <w:proofErr w:type="spellEnd"/>
-      <w:r>
-        <w:rPr>
-          <w:lang w:val="en-GB"/>
-        </w:rPr>
-        <w:t xml:space="preserve"> jQuery </w:t>
-      </w:r>
-      <w:proofErr w:type="spellStart"/>
-      <w:r>
-        <w:rPr>
-          <w:lang w:val="en-GB"/>
-        </w:rPr>
-        <w:t>використовуються</w:t>
-      </w:r>
-      <w:proofErr w:type="spellEnd"/>
-      <w:r>
-        <w:rPr>
-          <w:lang w:val="en-GB"/>
-        </w:rPr>
-        <w:t xml:space="preserve"> </w:t>
-      </w:r>
-      <w:proofErr w:type="spellStart"/>
-      <w:r>
-        <w:rPr>
-          <w:lang w:val="en-GB"/>
-        </w:rPr>
-        <w:t>для</w:t>
-      </w:r>
-      <w:proofErr w:type="spellEnd"/>
-      <w:r>
-        <w:rPr>
-          <w:lang w:val="en-GB"/>
-        </w:rPr>
-        <w:t xml:space="preserve"> </w:t>
-      </w:r>
-      <w:proofErr w:type="spellStart"/>
-      <w:r>
-        <w:rPr>
-          <w:lang w:val="en-GB"/>
-        </w:rPr>
-        <w:t>реалізації</w:t>
-      </w:r>
-      <w:proofErr w:type="spellEnd"/>
-      <w:r>
-        <w:rPr>
-          <w:lang w:val="en-GB"/>
-        </w:rPr>
-        <w:t xml:space="preserve"> </w:t>
-      </w:r>
-      <w:proofErr w:type="spellStart"/>
-      <w:r>
-        <w:rPr>
-          <w:lang w:val="en-GB"/>
-        </w:rPr>
-        <w:t>функціоналу</w:t>
-      </w:r>
-      <w:proofErr w:type="spellEnd"/>
-      <w:r>
-        <w:rPr>
-          <w:lang w:val="en-GB"/>
-        </w:rPr>
-        <w:t xml:space="preserve"> </w:t>
-      </w:r>
-      <w:proofErr w:type="spellStart"/>
-      <w:r>
-        <w:rPr>
-          <w:lang w:val="en-GB"/>
-        </w:rPr>
-        <w:t>та</w:t>
-      </w:r>
-      <w:proofErr w:type="spellEnd"/>
-      <w:r>
-        <w:rPr>
-          <w:lang w:val="en-GB"/>
-        </w:rPr>
-        <w:t xml:space="preserve"> </w:t>
-      </w:r>
-      <w:proofErr w:type="spellStart"/>
-      <w:r>
-        <w:rPr>
-          <w:lang w:val="en-GB"/>
-        </w:rPr>
-        <w:t>взаємодії</w:t>
-      </w:r>
-      <w:proofErr w:type="spellEnd"/>
-      <w:r>
-        <w:rPr>
-          <w:lang w:val="en-GB"/>
-        </w:rPr>
-        <w:t xml:space="preserve"> з </w:t>
-      </w:r>
-      <w:proofErr w:type="spellStart"/>
-      <w:r>
-        <w:rPr>
-          <w:lang w:val="en-GB"/>
-        </w:rPr>
-        <w:t>користувачем</w:t>
-      </w:r>
-      <w:proofErr w:type="spellEnd"/>
-      <w:r>
-        <w:rPr>
-          <w:lang w:val="en-GB"/>
-        </w:rPr>
-        <w:t xml:space="preserve">. </w:t>
+      <w:r>
+        <w:rPr>
+          <w:lang w:val="en-GB"/>
+        </w:rPr>
+        <w:t xml:space="preserve">для швидкої та гнучкої розробки адаптивного та зручного для користувача інтерфейсу. JavaScript та jQuery використовуються для реалізації функціоналу та взаємодії з користувачем. </w:t>
       </w:r>
     </w:p>
     <w:p>
@@ -9368,7 +4259,6 @@
         </w:rPr>
       </w:pPr>
       <w:bookmarkStart w:id="12" w:name="_Toc231770176"/>
-      <w:proofErr w:type="spellStart"/>
       <w:r>
         <w:rPr>
           <w:rFonts w:ascii="Times New Roman" w:hAnsi="Times New Roman" w:cs="Times New Roman"/>
@@ -9377,9 +4267,9 @@
           <w:szCs w:val="28"/>
           <w:lang w:val="en-GB"/>
         </w:rPr>
-        <w:t>Вибір</w:t>
-      </w:r>
-      <w:proofErr w:type="spellEnd"/>
+        <w:t>Вибір та налаштування середовища розробки</w:t>
+      </w:r>
+      <w:bookmarkEnd w:id="12"/>
       <w:r>
         <w:rPr>
           <w:rFonts w:ascii="Times New Roman" w:hAnsi="Times New Roman" w:cs="Times New Roman"/>
@@ -9390,95 +4280,6 @@
         </w:rPr>
         <w:t xml:space="preserve"> </w:t>
       </w:r>
-      <w:proofErr w:type="spellStart"/>
-      <w:r>
-        <w:rPr>
-          <w:rFonts w:ascii="Times New Roman" w:hAnsi="Times New Roman" w:cs="Times New Roman"/>
-          <w:color w:val="auto"/>
-          <w:sz w:val="28"/>
-          <w:szCs w:val="28"/>
-          <w:lang w:val="en-GB"/>
-        </w:rPr>
-        <w:t>та</w:t>
-      </w:r>
-      <w:proofErr w:type="spellEnd"/>
-      <w:r>
-        <w:rPr>
-          <w:rFonts w:ascii="Times New Roman" w:hAnsi="Times New Roman" w:cs="Times New Roman"/>
-          <w:color w:val="auto"/>
-          <w:sz w:val="28"/>
-          <w:szCs w:val="28"/>
-          <w:lang w:val="en-GB"/>
-        </w:rPr>
-        <w:t xml:space="preserve"> </w:t>
-      </w:r>
-      <w:proofErr w:type="spellStart"/>
-      <w:r>
-        <w:rPr>
-          <w:rFonts w:ascii="Times New Roman" w:hAnsi="Times New Roman" w:cs="Times New Roman"/>
-          <w:color w:val="auto"/>
-          <w:sz w:val="28"/>
-          <w:szCs w:val="28"/>
-          <w:lang w:val="en-GB"/>
-        </w:rPr>
-        <w:t>налаштування</w:t>
-      </w:r>
-      <w:proofErr w:type="spellEnd"/>
-      <w:r>
-        <w:rPr>
-          <w:rFonts w:ascii="Times New Roman" w:hAnsi="Times New Roman" w:cs="Times New Roman"/>
-          <w:color w:val="auto"/>
-          <w:sz w:val="28"/>
-          <w:szCs w:val="28"/>
-          <w:lang w:val="en-GB"/>
-        </w:rPr>
-        <w:t xml:space="preserve"> </w:t>
-      </w:r>
-      <w:proofErr w:type="spellStart"/>
-      <w:r>
-        <w:rPr>
-          <w:rFonts w:ascii="Times New Roman" w:hAnsi="Times New Roman" w:cs="Times New Roman"/>
-          <w:color w:val="auto"/>
-          <w:sz w:val="28"/>
-          <w:szCs w:val="28"/>
-          <w:lang w:val="en-GB"/>
-        </w:rPr>
-        <w:t>середовища</w:t>
-      </w:r>
-      <w:proofErr w:type="spellEnd"/>
-      <w:r>
-        <w:rPr>
-          <w:rFonts w:ascii="Times New Roman" w:hAnsi="Times New Roman" w:cs="Times New Roman"/>
-          <w:color w:val="auto"/>
-          <w:sz w:val="28"/>
-          <w:szCs w:val="28"/>
-          <w:lang w:val="en-GB"/>
-        </w:rPr>
-        <w:t xml:space="preserve"> </w:t>
-      </w:r>
-      <w:proofErr w:type="spellStart"/>
-      <w:r>
-        <w:rPr>
-          <w:rFonts w:ascii="Times New Roman" w:hAnsi="Times New Roman" w:cs="Times New Roman"/>
-          <w:color w:val="auto"/>
-          <w:sz w:val="28"/>
-          <w:szCs w:val="28"/>
-          <w:lang w:val="en-GB"/>
-        </w:rPr>
-        <w:t>розробки</w:t>
-      </w:r>
-      <w:bookmarkEnd w:id="12"/>
-      <w:proofErr w:type="spellEnd"/>
-      <w:r>
-        <w:rPr>
-          <w:rFonts w:ascii="Times New Roman" w:hAnsi="Times New Roman" w:cs="Times New Roman"/>
-          <w:color w:val="auto"/>
-          <w:sz w:val="28"/>
-          <w:szCs w:val="28"/>
-          <w:lang w:val="en-GB"/>
-        </w:rPr>
-        <w:t xml:space="preserve"> </w:t>
-      </w:r>
     </w:p>
     <w:p>
       <w:pPr>
@@ -9489,579 +4290,11 @@
           <w:lang w:val="en-GB"/>
         </w:rPr>
       </w:pPr>
-      <w:proofErr w:type="spellStart"/>
-      <w:r>
-        <w:rPr>
-          <w:lang w:val="en-GB"/>
-        </w:rPr>
-        <w:t>Для</w:t>
-      </w:r>
-      <w:proofErr w:type="spellEnd"/>
-      <w:r>
-        <w:rPr>
-          <w:lang w:val="en-GB"/>
-        </w:rPr>
-        <w:t xml:space="preserve"> </w:t>
-      </w:r>
-      <w:proofErr w:type="spellStart"/>
-      <w:r>
-        <w:rPr>
-          <w:lang w:val="en-GB"/>
-        </w:rPr>
-        <w:t>розробки</w:t>
-      </w:r>
-      <w:proofErr w:type="spellEnd"/>
-      <w:r>
-        <w:rPr>
-          <w:lang w:val="en-GB"/>
-        </w:rPr>
-        <w:t xml:space="preserve"> </w:t>
-      </w:r>
-      <w:proofErr w:type="spellStart"/>
-      <w:r>
-        <w:rPr>
-          <w:lang w:val="en-GB"/>
-        </w:rPr>
-        <w:t>необхідно</w:t>
-      </w:r>
-      <w:proofErr w:type="spellEnd"/>
-      <w:r>
-        <w:rPr>
-          <w:lang w:val="en-GB"/>
-        </w:rPr>
-        <w:t xml:space="preserve"> </w:t>
-      </w:r>
-      <w:proofErr w:type="spellStart"/>
-      <w:r>
-        <w:rPr>
-          <w:lang w:val="en-GB"/>
-        </w:rPr>
-        <w:t>вибрати</w:t>
-      </w:r>
-      <w:proofErr w:type="spellEnd"/>
-      <w:r>
-        <w:rPr>
-          <w:lang w:val="en-GB"/>
-        </w:rPr>
-        <w:t xml:space="preserve"> </w:t>
-      </w:r>
-      <w:proofErr w:type="spellStart"/>
-      <w:r>
-        <w:rPr>
-          <w:lang w:val="en-GB"/>
-        </w:rPr>
-        <w:t>та</w:t>
-      </w:r>
-      <w:proofErr w:type="spellEnd"/>
-      <w:r>
-        <w:rPr>
-          <w:lang w:val="en-GB"/>
-        </w:rPr>
-        <w:t xml:space="preserve"> </w:t>
-      </w:r>
-      <w:proofErr w:type="spellStart"/>
-      <w:r>
-        <w:rPr>
-          <w:lang w:val="en-GB"/>
-        </w:rPr>
-        <w:t>налаштувати</w:t>
-      </w:r>
-      <w:proofErr w:type="spellEnd"/>
-      <w:r>
-        <w:rPr>
-          <w:lang w:val="en-GB"/>
-        </w:rPr>
-        <w:t xml:space="preserve"> </w:t>
-      </w:r>
-      <w:proofErr w:type="spellStart"/>
-      <w:r>
-        <w:rPr>
-          <w:lang w:val="en-GB"/>
-        </w:rPr>
-        <w:t>середовище</w:t>
-      </w:r>
-      <w:proofErr w:type="spellEnd"/>
-      <w:r>
-        <w:rPr>
-          <w:lang w:val="en-GB"/>
-        </w:rPr>
-        <w:t xml:space="preserve"> </w:t>
-      </w:r>
-      <w:proofErr w:type="spellStart"/>
-      <w:r>
-        <w:rPr>
-          <w:lang w:val="en-GB"/>
-        </w:rPr>
-        <w:t>розробки</w:t>
-      </w:r>
-      <w:proofErr w:type="spellEnd"/>
-      <w:r>
-        <w:rPr>
-          <w:lang w:val="en-GB"/>
-        </w:rPr>
-        <w:t xml:space="preserve">. </w:t>
-      </w:r>
-      <w:proofErr w:type="spellStart"/>
-      <w:r>
-        <w:rPr>
-          <w:lang w:val="en-GB"/>
-        </w:rPr>
-        <w:t>Одним</w:t>
-      </w:r>
-      <w:proofErr w:type="spellEnd"/>
-      <w:r>
-        <w:rPr>
-          <w:lang w:val="en-GB"/>
-        </w:rPr>
-        <w:t xml:space="preserve"> з </w:t>
-      </w:r>
-      <w:proofErr w:type="spellStart"/>
-      <w:r>
-        <w:rPr>
-          <w:lang w:val="en-GB"/>
-        </w:rPr>
-        <w:t>популярних</w:t>
-      </w:r>
-      <w:proofErr w:type="spellEnd"/>
-      <w:r>
-        <w:rPr>
-          <w:lang w:val="en-GB"/>
-        </w:rPr>
-        <w:t xml:space="preserve"> </w:t>
-      </w:r>
-      <w:proofErr w:type="spellStart"/>
-      <w:r>
-        <w:rPr>
-          <w:lang w:val="en-GB"/>
-        </w:rPr>
-        <w:t>середовищ</w:t>
-      </w:r>
-      <w:proofErr w:type="spellEnd"/>
-      <w:r>
-        <w:rPr>
-          <w:lang w:val="en-GB"/>
-        </w:rPr>
-        <w:t xml:space="preserve"> </w:t>
-      </w:r>
-      <w:proofErr w:type="spellStart"/>
-      <w:r>
-        <w:rPr>
-          <w:lang w:val="en-GB"/>
-        </w:rPr>
-        <w:t>розробки</w:t>
-      </w:r>
-      <w:proofErr w:type="spellEnd"/>
-      <w:r>
-        <w:rPr>
-          <w:lang w:val="en-GB"/>
-        </w:rPr>
-        <w:t xml:space="preserve"> є Microsoft Visual Studio Code, </w:t>
-      </w:r>
-      <w:proofErr w:type="spellStart"/>
-      <w:r>
-        <w:rPr>
-          <w:lang w:val="en-GB"/>
-        </w:rPr>
-        <w:t>яке</w:t>
-      </w:r>
-      <w:proofErr w:type="spellEnd"/>
-      <w:r>
-        <w:rPr>
-          <w:lang w:val="en-GB"/>
-        </w:rPr>
-        <w:t xml:space="preserve"> </w:t>
-      </w:r>
-      <w:proofErr w:type="spellStart"/>
-      <w:r>
-        <w:rPr>
-          <w:lang w:val="en-GB"/>
-        </w:rPr>
-        <w:t>надає</w:t>
-      </w:r>
-      <w:proofErr w:type="spellEnd"/>
-      <w:r>
-        <w:rPr>
-          <w:lang w:val="en-GB"/>
-        </w:rPr>
-        <w:t xml:space="preserve"> </w:t>
-      </w:r>
-      <w:proofErr w:type="spellStart"/>
-      <w:r>
-        <w:rPr>
-          <w:lang w:val="en-GB"/>
-        </w:rPr>
-        <w:t>зручний</w:t>
-      </w:r>
-      <w:proofErr w:type="spellEnd"/>
-      <w:r>
-        <w:rPr>
-          <w:lang w:val="en-GB"/>
-        </w:rPr>
-        <w:t xml:space="preserve"> </w:t>
-      </w:r>
-      <w:proofErr w:type="spellStart"/>
-      <w:r>
-        <w:rPr>
-          <w:lang w:val="en-GB"/>
-        </w:rPr>
-        <w:t>інтерфейс</w:t>
-      </w:r>
-      <w:proofErr w:type="spellEnd"/>
-      <w:r>
-        <w:rPr>
-          <w:lang w:val="en-GB"/>
-        </w:rPr>
-        <w:t xml:space="preserve">, </w:t>
-      </w:r>
-      <w:proofErr w:type="spellStart"/>
-      <w:r>
-        <w:rPr>
-          <w:lang w:val="en-GB"/>
-        </w:rPr>
-        <w:t>підтримку</w:t>
-      </w:r>
-      <w:proofErr w:type="spellEnd"/>
-      <w:r>
-        <w:rPr>
-          <w:lang w:val="en-GB"/>
-        </w:rPr>
-        <w:t xml:space="preserve"> </w:t>
-      </w:r>
-      <w:proofErr w:type="spellStart"/>
-      <w:r>
-        <w:rPr>
-          <w:lang w:val="en-GB"/>
-        </w:rPr>
-        <w:t>різних</w:t>
-      </w:r>
-      <w:proofErr w:type="spellEnd"/>
-      <w:r>
-        <w:rPr>
-          <w:lang w:val="en-GB"/>
-        </w:rPr>
-        <w:t xml:space="preserve"> </w:t>
-      </w:r>
-      <w:proofErr w:type="spellStart"/>
-      <w:r>
-        <w:rPr>
-          <w:lang w:val="en-GB"/>
-        </w:rPr>
-        <w:t>мов</w:t>
-      </w:r>
-      <w:proofErr w:type="spellEnd"/>
-      <w:r>
-        <w:rPr>
-          <w:lang w:val="en-GB"/>
-        </w:rPr>
-        <w:t xml:space="preserve"> </w:t>
-      </w:r>
-      <w:proofErr w:type="spellStart"/>
-      <w:r>
-        <w:rPr>
-          <w:lang w:val="en-GB"/>
-        </w:rPr>
-        <w:t>програмування</w:t>
-      </w:r>
-      <w:proofErr w:type="spellEnd"/>
-      <w:r>
-        <w:rPr>
-          <w:lang w:val="en-GB"/>
-        </w:rPr>
-        <w:t xml:space="preserve"> </w:t>
-      </w:r>
-      <w:proofErr w:type="spellStart"/>
-      <w:r>
-        <w:rPr>
-          <w:lang w:val="en-GB"/>
-        </w:rPr>
-        <w:t>та</w:t>
-      </w:r>
-      <w:proofErr w:type="spellEnd"/>
-      <w:r>
-        <w:rPr>
-          <w:lang w:val="en-GB"/>
-        </w:rPr>
-        <w:t xml:space="preserve"> </w:t>
-      </w:r>
-      <w:proofErr w:type="spellStart"/>
-      <w:r>
-        <w:rPr>
-          <w:lang w:val="en-GB"/>
-        </w:rPr>
-        <w:t>інструментів</w:t>
-      </w:r>
-      <w:proofErr w:type="spellEnd"/>
-      <w:r>
-        <w:rPr>
-          <w:lang w:val="en-GB"/>
-        </w:rPr>
-        <w:t xml:space="preserve"> </w:t>
-      </w:r>
-      <w:proofErr w:type="spellStart"/>
-      <w:r>
-        <w:rPr>
-          <w:lang w:val="en-GB"/>
-        </w:rPr>
-        <w:t>для</w:t>
-      </w:r>
-      <w:proofErr w:type="spellEnd"/>
-      <w:r>
-        <w:rPr>
-          <w:lang w:val="en-GB"/>
-        </w:rPr>
-        <w:t xml:space="preserve"> </w:t>
-      </w:r>
-      <w:proofErr w:type="spellStart"/>
-      <w:r>
-        <w:rPr>
-          <w:lang w:val="en-GB"/>
-        </w:rPr>
-        <w:t>розробки</w:t>
-      </w:r>
-      <w:proofErr w:type="spellEnd"/>
-      <w:r>
-        <w:rPr>
-          <w:lang w:val="en-GB"/>
-        </w:rPr>
-        <w:t xml:space="preserve"> web-</w:t>
-      </w:r>
-      <w:proofErr w:type="spellStart"/>
-      <w:r>
-        <w:rPr>
-          <w:lang w:val="en-GB"/>
-        </w:rPr>
-        <w:t>додатків</w:t>
-      </w:r>
-      <w:proofErr w:type="spellEnd"/>
-      <w:r>
-        <w:rPr>
-          <w:lang w:val="en-GB"/>
-        </w:rPr>
-        <w:t xml:space="preserve">. </w:t>
-      </w:r>
-      <w:proofErr w:type="spellStart"/>
-      <w:r>
-        <w:rPr>
-          <w:lang w:val="en-GB"/>
-        </w:rPr>
-        <w:t>Також</w:t>
-      </w:r>
-      <w:proofErr w:type="spellEnd"/>
-      <w:r>
-        <w:rPr>
-          <w:lang w:val="en-GB"/>
-        </w:rPr>
-        <w:t xml:space="preserve"> </w:t>
-      </w:r>
-      <w:proofErr w:type="spellStart"/>
-      <w:r>
-        <w:rPr>
-          <w:lang w:val="en-GB"/>
-        </w:rPr>
-        <w:t>для</w:t>
-      </w:r>
-      <w:proofErr w:type="spellEnd"/>
-      <w:r>
-        <w:rPr>
-          <w:lang w:val="en-GB"/>
-        </w:rPr>
-        <w:t xml:space="preserve"> </w:t>
-      </w:r>
-      <w:proofErr w:type="spellStart"/>
-      <w:r>
-        <w:rPr>
-          <w:lang w:val="en-GB"/>
-        </w:rPr>
-        <w:t>забезпечення</w:t>
-      </w:r>
-      <w:proofErr w:type="spellEnd"/>
-      <w:r>
-        <w:rPr>
-          <w:lang w:val="en-GB"/>
-        </w:rPr>
-        <w:t xml:space="preserve"> </w:t>
-      </w:r>
-      <w:proofErr w:type="spellStart"/>
-      <w:r>
-        <w:rPr>
-          <w:lang w:val="en-GB"/>
-        </w:rPr>
-        <w:t>збереження</w:t>
-      </w:r>
-      <w:proofErr w:type="spellEnd"/>
-      <w:r>
-        <w:rPr>
-          <w:lang w:val="en-GB"/>
-        </w:rPr>
-        <w:t xml:space="preserve"> </w:t>
-      </w:r>
-      <w:proofErr w:type="spellStart"/>
-      <w:r>
-        <w:rPr>
-          <w:lang w:val="en-GB"/>
-        </w:rPr>
-        <w:t>версій</w:t>
-      </w:r>
-      <w:proofErr w:type="spellEnd"/>
-      <w:r>
-        <w:rPr>
-          <w:lang w:val="en-GB"/>
-        </w:rPr>
-        <w:t xml:space="preserve"> </w:t>
-      </w:r>
-      <w:proofErr w:type="spellStart"/>
-      <w:r>
-        <w:rPr>
-          <w:lang w:val="en-GB"/>
-        </w:rPr>
-        <w:t>та</w:t>
-      </w:r>
-      <w:proofErr w:type="spellEnd"/>
-      <w:r>
-        <w:rPr>
-          <w:lang w:val="en-GB"/>
-        </w:rPr>
-        <w:t xml:space="preserve"> </w:t>
-      </w:r>
-      <w:proofErr w:type="spellStart"/>
-      <w:r>
-        <w:rPr>
-          <w:lang w:val="en-GB"/>
-        </w:rPr>
-        <w:t>роботи</w:t>
-      </w:r>
-      <w:proofErr w:type="spellEnd"/>
-      <w:r>
-        <w:rPr>
-          <w:lang w:val="en-GB"/>
-        </w:rPr>
-        <w:t xml:space="preserve"> </w:t>
-      </w:r>
-      <w:proofErr w:type="spellStart"/>
-      <w:r>
-        <w:rPr>
-          <w:lang w:val="en-GB"/>
-        </w:rPr>
-        <w:t>над</w:t>
-      </w:r>
-      <w:proofErr w:type="spellEnd"/>
-      <w:r>
-        <w:rPr>
-          <w:lang w:val="en-GB"/>
-        </w:rPr>
-        <w:t xml:space="preserve"> </w:t>
-      </w:r>
-      <w:proofErr w:type="spellStart"/>
-      <w:r>
-        <w:rPr>
-          <w:lang w:val="en-GB"/>
-        </w:rPr>
-        <w:t>проектом</w:t>
-      </w:r>
-      <w:proofErr w:type="spellEnd"/>
-      <w:r>
-        <w:rPr>
-          <w:lang w:val="en-GB"/>
-        </w:rPr>
-        <w:t xml:space="preserve"> </w:t>
-      </w:r>
-      <w:proofErr w:type="spellStart"/>
-      <w:r>
-        <w:rPr>
-          <w:lang w:val="en-GB"/>
-        </w:rPr>
-        <w:t>доцільно</w:t>
-      </w:r>
-      <w:proofErr w:type="spellEnd"/>
-      <w:r>
-        <w:rPr>
-          <w:lang w:val="en-GB"/>
-        </w:rPr>
-        <w:t xml:space="preserve"> </w:t>
-      </w:r>
-      <w:proofErr w:type="spellStart"/>
-      <w:r>
-        <w:rPr>
-          <w:lang w:val="en-GB"/>
-        </w:rPr>
-        <w:t>використовувати</w:t>
-      </w:r>
-      <w:proofErr w:type="spellEnd"/>
-      <w:r>
-        <w:rPr>
-          <w:lang w:val="en-GB"/>
-        </w:rPr>
-        <w:t xml:space="preserve"> </w:t>
-      </w:r>
-      <w:proofErr w:type="spellStart"/>
-      <w:r>
-        <w:rPr>
-          <w:lang w:val="en-GB"/>
-        </w:rPr>
-        <w:t>систему</w:t>
-      </w:r>
-      <w:proofErr w:type="spellEnd"/>
-      <w:r>
-        <w:rPr>
-          <w:lang w:val="en-GB"/>
-        </w:rPr>
-        <w:t xml:space="preserve"> </w:t>
-      </w:r>
-      <w:proofErr w:type="spellStart"/>
-      <w:r>
-        <w:rPr>
-          <w:lang w:val="en-GB"/>
-        </w:rPr>
-        <w:t>контролю</w:t>
-      </w:r>
-      <w:proofErr w:type="spellEnd"/>
-      <w:r>
-        <w:rPr>
-          <w:lang w:val="en-GB"/>
-        </w:rPr>
-        <w:t xml:space="preserve"> </w:t>
-      </w:r>
-      <w:proofErr w:type="spellStart"/>
-      <w:r>
-        <w:rPr>
-          <w:lang w:val="en-GB"/>
-        </w:rPr>
-        <w:t>версій</w:t>
-      </w:r>
-      <w:proofErr w:type="spellEnd"/>
-      <w:r>
-        <w:rPr>
-          <w:lang w:val="en-GB"/>
-        </w:rPr>
-        <w:t xml:space="preserve"> Git </w:t>
-      </w:r>
-      <w:proofErr w:type="spellStart"/>
-      <w:r>
-        <w:rPr>
-          <w:lang w:val="en-GB"/>
-        </w:rPr>
-        <w:t>та</w:t>
-      </w:r>
-      <w:proofErr w:type="spellEnd"/>
-      <w:r>
-        <w:rPr>
-          <w:lang w:val="en-GB"/>
-        </w:rPr>
-        <w:t xml:space="preserve"> </w:t>
-      </w:r>
-      <w:proofErr w:type="spellStart"/>
-      <w:r>
-        <w:rPr>
-          <w:lang w:val="en-GB"/>
-        </w:rPr>
-        <w:t>репозиторій</w:t>
-      </w:r>
-      <w:proofErr w:type="spellEnd"/>
-      <w:r>
-        <w:rPr>
-          <w:lang w:val="en-GB"/>
-        </w:rPr>
-        <w:t xml:space="preserve"> GitHub. </w:t>
+      <w:r>
+        <w:rPr>
+          <w:lang w:val="en-GB"/>
+        </w:rPr>
+        <w:t xml:space="preserve">Для розробки необхідно вибрати та налаштувати середовище розробки. Одним з популярних середовищ розробки є Microsoft Visual Studio Code, яке надає зручний інтерфейс, підтримку різних мов програмування та інструментів для розробки web-додатків. Також для забезпечення збереження версій та роботи над проектом доцільно використовувати систему контролю версій Git та репозиторій GitHub. </w:t>
       </w:r>
     </w:p>
     <w:p>
@@ -10073,453 +4306,11 @@
           <w:lang w:val="en-GB"/>
         </w:rPr>
       </w:pPr>
-      <w:proofErr w:type="spellStart"/>
-      <w:r>
-        <w:rPr>
-          <w:lang w:val="en-GB"/>
-        </w:rPr>
-        <w:t>Результатом</w:t>
-      </w:r>
-      <w:proofErr w:type="spellEnd"/>
-      <w:r>
-        <w:rPr>
-          <w:lang w:val="en-GB"/>
-        </w:rPr>
-        <w:t xml:space="preserve"> </w:t>
-      </w:r>
-      <w:proofErr w:type="spellStart"/>
-      <w:r>
-        <w:rPr>
-          <w:lang w:val="en-GB"/>
-        </w:rPr>
-        <w:t>цього</w:t>
-      </w:r>
-      <w:proofErr w:type="spellEnd"/>
-      <w:r>
-        <w:rPr>
-          <w:lang w:val="en-GB"/>
-        </w:rPr>
-        <w:t xml:space="preserve"> </w:t>
-      </w:r>
-      <w:proofErr w:type="spellStart"/>
-      <w:r>
-        <w:rPr>
-          <w:lang w:val="en-GB"/>
-        </w:rPr>
-        <w:t>розділу</w:t>
-      </w:r>
-      <w:proofErr w:type="spellEnd"/>
-      <w:r>
-        <w:rPr>
-          <w:lang w:val="en-GB"/>
-        </w:rPr>
-        <w:t xml:space="preserve"> є </w:t>
-      </w:r>
-      <w:proofErr w:type="spellStart"/>
-      <w:r>
-        <w:rPr>
-          <w:lang w:val="en-GB"/>
-        </w:rPr>
-        <w:t>визначення</w:t>
-      </w:r>
-      <w:proofErr w:type="spellEnd"/>
-      <w:r>
-        <w:rPr>
-          <w:lang w:val="en-GB"/>
-        </w:rPr>
-        <w:t xml:space="preserve"> </w:t>
-      </w:r>
-      <w:proofErr w:type="spellStart"/>
-      <w:r>
-        <w:rPr>
-          <w:lang w:val="en-GB"/>
-        </w:rPr>
-        <w:t>постановки</w:t>
-      </w:r>
-      <w:proofErr w:type="spellEnd"/>
-      <w:r>
-        <w:rPr>
-          <w:lang w:val="en-GB"/>
-        </w:rPr>
-        <w:t xml:space="preserve"> </w:t>
-      </w:r>
-      <w:proofErr w:type="spellStart"/>
-      <w:r>
-        <w:rPr>
-          <w:lang w:val="en-GB"/>
-        </w:rPr>
-        <w:t>задачі</w:t>
-      </w:r>
-      <w:proofErr w:type="spellEnd"/>
-      <w:r>
-        <w:rPr>
-          <w:lang w:val="en-GB"/>
-        </w:rPr>
-        <w:t xml:space="preserve">, </w:t>
-      </w:r>
-      <w:proofErr w:type="spellStart"/>
-      <w:r>
-        <w:rPr>
-          <w:lang w:val="en-GB"/>
-        </w:rPr>
-        <w:t>вхідних</w:t>
-      </w:r>
-      <w:proofErr w:type="spellEnd"/>
-      <w:r>
-        <w:rPr>
-          <w:lang w:val="en-GB"/>
-        </w:rPr>
-        <w:t xml:space="preserve"> </w:t>
-      </w:r>
-      <w:proofErr w:type="spellStart"/>
-      <w:r>
-        <w:rPr>
-          <w:lang w:val="en-GB"/>
-        </w:rPr>
-        <w:t>даних</w:t>
-      </w:r>
-      <w:proofErr w:type="spellEnd"/>
-      <w:r>
-        <w:rPr>
-          <w:lang w:val="en-GB"/>
-        </w:rPr>
-        <w:t xml:space="preserve">, </w:t>
-      </w:r>
-      <w:proofErr w:type="spellStart"/>
-      <w:r>
-        <w:rPr>
-          <w:lang w:val="en-GB"/>
-        </w:rPr>
-        <w:t>аналізу</w:t>
-      </w:r>
-      <w:proofErr w:type="spellEnd"/>
-      <w:r>
-        <w:rPr>
-          <w:lang w:val="en-GB"/>
-        </w:rPr>
-        <w:t xml:space="preserve"> </w:t>
-      </w:r>
-      <w:proofErr w:type="spellStart"/>
-      <w:r>
-        <w:rPr>
-          <w:lang w:val="en-GB"/>
-        </w:rPr>
-        <w:t>існуючих</w:t>
-      </w:r>
-      <w:proofErr w:type="spellEnd"/>
-      <w:r>
-        <w:rPr>
-          <w:lang w:val="en-GB"/>
-        </w:rPr>
-        <w:t xml:space="preserve"> </w:t>
-      </w:r>
-      <w:proofErr w:type="spellStart"/>
-      <w:r>
-        <w:rPr>
-          <w:lang w:val="en-GB"/>
-        </w:rPr>
-        <w:t>підходів</w:t>
-      </w:r>
-      <w:proofErr w:type="spellEnd"/>
-      <w:r>
-        <w:rPr>
-          <w:lang w:val="en-GB"/>
-        </w:rPr>
-        <w:t xml:space="preserve">, </w:t>
-      </w:r>
-      <w:proofErr w:type="spellStart"/>
-      <w:r>
-        <w:rPr>
-          <w:lang w:val="en-GB"/>
-        </w:rPr>
-        <w:t>вибору</w:t>
-      </w:r>
-      <w:proofErr w:type="spellEnd"/>
-      <w:r>
-        <w:rPr>
-          <w:lang w:val="en-GB"/>
-        </w:rPr>
-        <w:t xml:space="preserve"> </w:t>
-      </w:r>
-      <w:proofErr w:type="spellStart"/>
-      <w:r>
-        <w:rPr>
-          <w:lang w:val="en-GB"/>
-        </w:rPr>
-        <w:t>технологій</w:t>
-      </w:r>
-      <w:proofErr w:type="spellEnd"/>
-      <w:r>
-        <w:rPr>
-          <w:lang w:val="en-GB"/>
-        </w:rPr>
-        <w:t xml:space="preserve"> </w:t>
-      </w:r>
-      <w:proofErr w:type="spellStart"/>
-      <w:r>
-        <w:rPr>
-          <w:lang w:val="en-GB"/>
-        </w:rPr>
-        <w:t>та</w:t>
-      </w:r>
-      <w:proofErr w:type="spellEnd"/>
-      <w:r>
-        <w:rPr>
-          <w:lang w:val="en-GB"/>
-        </w:rPr>
-        <w:t xml:space="preserve"> </w:t>
-      </w:r>
-      <w:proofErr w:type="spellStart"/>
-      <w:r>
-        <w:rPr>
-          <w:lang w:val="en-GB"/>
-        </w:rPr>
-        <w:t>налаштування</w:t>
-      </w:r>
-      <w:proofErr w:type="spellEnd"/>
-      <w:r>
-        <w:rPr>
-          <w:lang w:val="en-GB"/>
-        </w:rPr>
-        <w:t xml:space="preserve"> </w:t>
-      </w:r>
-      <w:proofErr w:type="spellStart"/>
-      <w:r>
-        <w:rPr>
-          <w:lang w:val="en-GB"/>
-        </w:rPr>
-        <w:t>середовища</w:t>
-      </w:r>
-      <w:proofErr w:type="spellEnd"/>
-      <w:r>
-        <w:rPr>
-          <w:lang w:val="en-GB"/>
-        </w:rPr>
-        <w:t xml:space="preserve"> </w:t>
-      </w:r>
-      <w:proofErr w:type="spellStart"/>
-      <w:r>
-        <w:rPr>
-          <w:lang w:val="en-GB"/>
-        </w:rPr>
-        <w:t>розробки</w:t>
-      </w:r>
-      <w:proofErr w:type="spellEnd"/>
-      <w:r>
-        <w:rPr>
-          <w:lang w:val="en-GB"/>
-        </w:rPr>
-        <w:t xml:space="preserve">. </w:t>
-      </w:r>
-      <w:proofErr w:type="spellStart"/>
-      <w:r>
-        <w:rPr>
-          <w:lang w:val="en-GB"/>
-        </w:rPr>
-        <w:t>Це</w:t>
-      </w:r>
-      <w:proofErr w:type="spellEnd"/>
-      <w:r>
-        <w:rPr>
-          <w:lang w:val="en-GB"/>
-        </w:rPr>
-        <w:t xml:space="preserve"> </w:t>
-      </w:r>
-      <w:proofErr w:type="spellStart"/>
-      <w:r>
-        <w:rPr>
-          <w:lang w:val="en-GB"/>
-        </w:rPr>
-        <w:t>створює</w:t>
-      </w:r>
-      <w:proofErr w:type="spellEnd"/>
-      <w:r>
-        <w:rPr>
-          <w:lang w:val="en-GB"/>
-        </w:rPr>
-        <w:t xml:space="preserve"> </w:t>
-      </w:r>
-      <w:proofErr w:type="spellStart"/>
-      <w:r>
-        <w:rPr>
-          <w:lang w:val="en-GB"/>
-        </w:rPr>
-        <w:t>структуровану</w:t>
-      </w:r>
-      <w:proofErr w:type="spellEnd"/>
-      <w:r>
-        <w:rPr>
-          <w:lang w:val="en-GB"/>
-        </w:rPr>
-        <w:t xml:space="preserve"> </w:t>
-      </w:r>
-      <w:proofErr w:type="spellStart"/>
-      <w:r>
-        <w:rPr>
-          <w:lang w:val="en-GB"/>
-        </w:rPr>
-        <w:t>базу</w:t>
-      </w:r>
-      <w:proofErr w:type="spellEnd"/>
-      <w:r>
-        <w:rPr>
-          <w:lang w:val="en-GB"/>
-        </w:rPr>
-        <w:t xml:space="preserve"> </w:t>
-      </w:r>
-      <w:proofErr w:type="spellStart"/>
-      <w:r>
-        <w:rPr>
-          <w:lang w:val="en-GB"/>
-        </w:rPr>
-        <w:t>для</w:t>
-      </w:r>
-      <w:proofErr w:type="spellEnd"/>
-      <w:r>
-        <w:rPr>
-          <w:lang w:val="en-GB"/>
-        </w:rPr>
-        <w:t xml:space="preserve"> </w:t>
-      </w:r>
-      <w:proofErr w:type="spellStart"/>
-      <w:r>
-        <w:rPr>
-          <w:lang w:val="en-GB"/>
-        </w:rPr>
-        <w:t>подальшого</w:t>
-      </w:r>
-      <w:proofErr w:type="spellEnd"/>
-      <w:r>
-        <w:rPr>
-          <w:lang w:val="en-GB"/>
-        </w:rPr>
-        <w:t xml:space="preserve"> </w:t>
-      </w:r>
-      <w:proofErr w:type="spellStart"/>
-      <w:r>
-        <w:rPr>
-          <w:lang w:val="en-GB"/>
-        </w:rPr>
-        <w:t>проєктування</w:t>
-      </w:r>
-      <w:proofErr w:type="spellEnd"/>
-      <w:r>
-        <w:rPr>
-          <w:lang w:val="en-GB"/>
-        </w:rPr>
-        <w:t xml:space="preserve"> </w:t>
-      </w:r>
-      <w:proofErr w:type="spellStart"/>
-      <w:r>
-        <w:rPr>
-          <w:lang w:val="en-GB"/>
-        </w:rPr>
-        <w:t>та</w:t>
-      </w:r>
-      <w:proofErr w:type="spellEnd"/>
-      <w:r>
-        <w:rPr>
-          <w:lang w:val="en-GB"/>
-        </w:rPr>
-        <w:t xml:space="preserve"> </w:t>
-      </w:r>
-      <w:proofErr w:type="spellStart"/>
-      <w:r>
-        <w:rPr>
-          <w:lang w:val="en-GB"/>
-        </w:rPr>
-        <w:t>написання</w:t>
-      </w:r>
-      <w:proofErr w:type="spellEnd"/>
-      <w:r>
-        <w:rPr>
-          <w:lang w:val="en-GB"/>
-        </w:rPr>
-        <w:t xml:space="preserve"> програмного </w:t>
-      </w:r>
-      <w:proofErr w:type="spellStart"/>
-      <w:r>
-        <w:rPr>
-          <w:lang w:val="en-GB"/>
-        </w:rPr>
-        <w:t>коду</w:t>
-      </w:r>
-      <w:proofErr w:type="spellEnd"/>
-      <w:r>
-        <w:rPr>
-          <w:lang w:val="en-GB"/>
-        </w:rPr>
-        <w:t xml:space="preserve"> </w:t>
-      </w:r>
-      <w:proofErr w:type="spellStart"/>
-      <w:r>
-        <w:rPr>
-          <w:lang w:val="en-GB"/>
-        </w:rPr>
-        <w:t>клієнтської</w:t>
-      </w:r>
-      <w:proofErr w:type="spellEnd"/>
-      <w:r>
-        <w:rPr>
-          <w:lang w:val="en-GB"/>
-        </w:rPr>
-        <w:t xml:space="preserve"> </w:t>
-      </w:r>
-      <w:proofErr w:type="spellStart"/>
-      <w:r>
-        <w:rPr>
-          <w:lang w:val="en-GB"/>
-        </w:rPr>
-        <w:t>частини</w:t>
-      </w:r>
-      <w:proofErr w:type="spellEnd"/>
-      <w:r>
-        <w:rPr>
-          <w:lang w:val="en-GB"/>
-        </w:rPr>
-        <w:t xml:space="preserve"> </w:t>
-      </w:r>
-      <w:proofErr w:type="spellStart"/>
-      <w:r>
-        <w:rPr>
-          <w:lang w:val="en-GB"/>
-        </w:rPr>
-        <w:t>додатка</w:t>
-      </w:r>
-      <w:proofErr w:type="spellEnd"/>
-      <w:r>
-        <w:rPr>
-          <w:lang w:val="en-GB"/>
-        </w:rPr>
-        <w:t xml:space="preserve"> </w:t>
-      </w:r>
-      <w:proofErr w:type="spellStart"/>
-      <w:r>
-        <w:rPr>
-          <w:lang w:val="en-GB"/>
-        </w:rPr>
-        <w:t>служби</w:t>
-      </w:r>
-      <w:proofErr w:type="spellEnd"/>
-      <w:r>
-        <w:rPr>
-          <w:lang w:val="en-GB"/>
-        </w:rPr>
-        <w:t xml:space="preserve"> </w:t>
-      </w:r>
-      <w:proofErr w:type="spellStart"/>
-      <w:r>
-        <w:rPr>
-          <w:lang w:val="en-GB"/>
-        </w:rPr>
-        <w:t>доставки</w:t>
-      </w:r>
-      <w:proofErr w:type="spellEnd"/>
-      <w:r>
-        <w:rPr>
-          <w:lang w:val="en-GB"/>
-        </w:rPr>
-        <w:t xml:space="preserve">. </w:t>
+      <w:r>
+        <w:rPr>
+          <w:lang w:val="en-GB"/>
+        </w:rPr>
+        <w:t xml:space="preserve">Результатом цього розділу є визначення постановки задачі, вхідних даних, аналізу існуючих підходів, вибору технологій та налаштування середовища розробки. Це створює структуровану базу для подальшого проєктування та написання програмного коду клієнтської частини додатка служби доставки. </w:t>
       </w:r>
     </w:p>
     <w:p>
@@ -10601,7 +4392,6 @@
         </w:rPr>
       </w:pPr>
       <w:bookmarkStart w:id="21" w:name="_Toc231770179"/>
-      <w:proofErr w:type="spellStart"/>
       <w:r>
         <w:rPr>
           <w:rFonts w:ascii="Times New Roman" w:hAnsi="Times New Roman" w:cs="Times New Roman"/>
@@ -10612,7 +4402,6 @@
         </w:rPr>
         <w:t>Проєктування</w:t>
       </w:r>
-      <w:proofErr w:type="spellEnd"/>
       <w:r>
         <w:rPr>
           <w:rFonts w:ascii="Times New Roman" w:hAnsi="Times New Roman" w:cs="Times New Roman"/>
@@ -10621,43 +4410,9 @@
           <w:szCs w:val="28"/>
           <w:lang w:val="en-GB"/>
         </w:rPr>
-        <w:t xml:space="preserve"> </w:t>
-      </w:r>
-      <w:proofErr w:type="spellStart"/>
-      <w:r>
-        <w:rPr>
-          <w:rFonts w:ascii="Times New Roman" w:hAnsi="Times New Roman" w:cs="Times New Roman"/>
-          <w:color w:val="auto"/>
-          <w:sz w:val="28"/>
-          <w:szCs w:val="28"/>
-          <w:lang w:val="en-GB"/>
-        </w:rPr>
-        <w:t>структури</w:t>
-      </w:r>
-      <w:proofErr w:type="spellEnd"/>
-      <w:r>
-        <w:rPr>
-          <w:rFonts w:ascii="Times New Roman" w:hAnsi="Times New Roman" w:cs="Times New Roman"/>
-          <w:color w:val="auto"/>
-          <w:sz w:val="28"/>
-          <w:szCs w:val="28"/>
-          <w:lang w:val="en-GB"/>
-        </w:rPr>
-        <w:t xml:space="preserve"> web-</w:t>
-      </w:r>
-      <w:proofErr w:type="spellStart"/>
-      <w:r>
-        <w:rPr>
-          <w:rFonts w:ascii="Times New Roman" w:hAnsi="Times New Roman" w:cs="Times New Roman"/>
-          <w:color w:val="auto"/>
-          <w:sz w:val="28"/>
-          <w:szCs w:val="28"/>
-          <w:lang w:val="en-GB"/>
-        </w:rPr>
-        <w:t>додатка</w:t>
+        <w:t xml:space="preserve"> структури web-додатка</w:t>
       </w:r>
       <w:bookmarkEnd w:id="21"/>
-      <w:proofErr w:type="spellEnd"/>
     </w:p>
     <w:p>
       <w:pPr>
@@ -10819,7 +4574,6 @@
         </w:rPr>
       </w:pPr>
       <w:bookmarkStart w:id="22" w:name="_Toc231770180"/>
-      <w:proofErr w:type="spellStart"/>
       <w:r>
         <w:rPr>
           <w:rFonts w:ascii="Times New Roman" w:hAnsi="Times New Roman" w:cs="Times New Roman"/>
@@ -10828,54 +4582,9 @@
           <w:szCs w:val="28"/>
           <w:lang w:val="en-GB"/>
         </w:rPr>
-        <w:t>Розробка</w:t>
-      </w:r>
-      <w:proofErr w:type="spellEnd"/>
-      <w:r>
-        <w:rPr>
-          <w:rFonts w:ascii="Times New Roman" w:hAnsi="Times New Roman" w:cs="Times New Roman"/>
-          <w:color w:val="auto"/>
-          <w:sz w:val="28"/>
-          <w:szCs w:val="28"/>
-          <w:lang w:val="en-GB"/>
-        </w:rPr>
-        <w:t xml:space="preserve"> </w:t>
-      </w:r>
-      <w:proofErr w:type="spellStart"/>
-      <w:r>
-        <w:rPr>
-          <w:rFonts w:ascii="Times New Roman" w:hAnsi="Times New Roman" w:cs="Times New Roman"/>
-          <w:color w:val="auto"/>
-          <w:sz w:val="28"/>
-          <w:szCs w:val="28"/>
-          <w:lang w:val="en-GB"/>
-        </w:rPr>
-        <w:t>адаптивного</w:t>
-      </w:r>
-      <w:proofErr w:type="spellEnd"/>
-      <w:r>
-        <w:rPr>
-          <w:rFonts w:ascii="Times New Roman" w:hAnsi="Times New Roman" w:cs="Times New Roman"/>
-          <w:color w:val="auto"/>
-          <w:sz w:val="28"/>
-          <w:szCs w:val="28"/>
-          <w:lang w:val="en-GB"/>
-        </w:rPr>
-        <w:t xml:space="preserve"> </w:t>
-      </w:r>
-      <w:proofErr w:type="spellStart"/>
-      <w:r>
-        <w:rPr>
-          <w:rFonts w:ascii="Times New Roman" w:hAnsi="Times New Roman" w:cs="Times New Roman"/>
-          <w:color w:val="auto"/>
-          <w:sz w:val="28"/>
-          <w:szCs w:val="28"/>
-          <w:lang w:val="en-GB"/>
-        </w:rPr>
-        <w:t>дизайну</w:t>
+        <w:t>Розробка адаптивного дизайну</w:t>
       </w:r>
       <w:bookmarkEnd w:id="22"/>
-      <w:proofErr w:type="spellEnd"/>
     </w:p>
     <w:p>
       <w:pPr>
@@ -11190,7 +4899,6 @@
         </w:rPr>
       </w:pPr>
       <w:bookmarkStart w:id="29" w:name="_Toc231770184"/>
-      <w:proofErr w:type="spellStart"/>
       <w:r>
         <w:rPr>
           <w:rFonts w:ascii="Times New Roman" w:hAnsi="Times New Roman" w:cs="Times New Roman"/>
@@ -11199,32 +4907,9 @@
           <w:szCs w:val="28"/>
           <w:lang w:val="en-GB"/>
         </w:rPr>
-        <w:t>Порядок</w:t>
-      </w:r>
-      <w:proofErr w:type="spellEnd"/>
-      <w:r>
-        <w:rPr>
-          <w:rFonts w:ascii="Times New Roman" w:hAnsi="Times New Roman" w:cs="Times New Roman"/>
-          <w:color w:val="auto"/>
-          <w:sz w:val="28"/>
-          <w:szCs w:val="28"/>
-          <w:lang w:val="en-GB"/>
-        </w:rPr>
-        <w:t xml:space="preserve"> використання web-</w:t>
-      </w:r>
-      <w:proofErr w:type="spellStart"/>
-      <w:r>
-        <w:rPr>
-          <w:rFonts w:ascii="Times New Roman" w:hAnsi="Times New Roman" w:cs="Times New Roman"/>
-          <w:color w:val="auto"/>
-          <w:sz w:val="28"/>
-          <w:szCs w:val="28"/>
-          <w:lang w:val="en-GB"/>
-        </w:rPr>
-        <w:t>додатка</w:t>
+        <w:t>Порядок використання web-додатка</w:t>
       </w:r>
       <w:bookmarkEnd w:id="29"/>
-      <w:proofErr w:type="spellEnd"/>
     </w:p>
     <w:p>
       <w:pPr>
@@ -11450,39 +5135,7 @@
           <w:noProof/>
           <w:szCs w:val="28"/>
         </w:rPr>
-        <w:t>Рисунок 3.</w:t>
-      </w:r>
-      <w:r>
-        <w:rPr>
-          <w:rFonts w:eastAsiaTheme="majorEastAsia" w:cs="Times New Roman"/>
-          <w:noProof/>
-          <w:szCs w:val="28"/>
-        </w:rPr>
-        <w:t>2</w:t>
-      </w:r>
-      <w:r>
-        <w:rPr>
-          <w:rFonts w:eastAsiaTheme="majorEastAsia" w:cs="Times New Roman"/>
-          <w:noProof/>
-          <w:szCs w:val="28"/>
-        </w:rPr>
-        <w:t xml:space="preserve"> –</w:t>
-      </w:r>
-      <w:r>
-        <w:rPr>
-          <w:rFonts w:eastAsiaTheme="majorEastAsia" w:cs="Times New Roman"/>
-          <w:noProof/>
-          <w:szCs w:val="28"/>
-        </w:rPr>
-        <w:t xml:space="preserve"> Інформаційна с</w:t>
-      </w:r>
-      <w:r>
-        <w:rPr>
-          <w:rFonts w:eastAsiaTheme="majorEastAsia" w:cs="Times New Roman"/>
-          <w:noProof/>
-          <w:szCs w:val="28"/>
-        </w:rPr>
-        <w:t>торінка сайту</w:t>
+        <w:t>Рисунок 3.2 – Інформаційна сторінка сайту</w:t>
       </w:r>
     </w:p>
     <w:p>
@@ -11672,10 +5325,10 @@
           <w:noProof/>
         </w:rPr>
         <w:drawing>
-          <wp:inline distT="0" distB="0" distL="0" distR="0" wp14:anchorId="1BCB2705" wp14:editId="7A80411C">
-            <wp:extent cx="6332855" cy="3300095"/>
-            <wp:effectExtent l="0" t="0" r="0" b="0"/>
-            <wp:docPr id="1202069383" name="Picture 1"/>
+          <wp:inline distT="0" distB="0" distL="0" distR="0" wp14:anchorId="4FFC6746" wp14:editId="651643A8">
+            <wp:extent cx="6332855" cy="3286760"/>
+            <wp:effectExtent l="0" t="0" r="0" b="8890"/>
+            <wp:docPr id="551005386" name="Picture 1"/>
             <wp:cNvGraphicFramePr>
               <a:graphicFrameLocks xmlns:a="http://schemas.openxmlformats.org/drawingml/2006/main" noChangeAspect="1"/>
             </wp:cNvGraphicFramePr>
@@ -11683,7 +5336,7 @@
               <a:graphicData uri="http://schemas.openxmlformats.org/drawingml/2006/picture">
                 <pic:pic xmlns:pic="http://schemas.openxmlformats.org/drawingml/2006/picture">
                   <pic:nvPicPr>
-                    <pic:cNvPr id="1202069383" name=""/>
+                    <pic:cNvPr id="551005386" name=""/>
                     <pic:cNvPicPr/>
                   </pic:nvPicPr>
                   <pic:blipFill>
@@ -11695,7 +5348,7 @@
                   <pic:spPr>
                     <a:xfrm>
                       <a:off x="0" y="0"/>
-                      <a:ext cx="6332855" cy="3300095"/>
+                      <a:ext cx="6332855" cy="3286760"/>
                     </a:xfrm>
                     <a:prstGeom prst="rect">
                       <a:avLst/>
@@ -11724,31 +5377,7 @@
           <w:noProof/>
           <w:szCs w:val="28"/>
         </w:rPr>
-        <w:t>Рисунок 3.</w:t>
-      </w:r>
-      <w:r>
-        <w:rPr>
-          <w:rFonts w:eastAsiaTheme="majorEastAsia" w:cs="Times New Roman"/>
-          <w:noProof/>
-          <w:szCs w:val="28"/>
-        </w:rPr>
-        <w:t>4</w:t>
-      </w:r>
-      <w:r>
-        <w:rPr>
-          <w:rFonts w:eastAsiaTheme="majorEastAsia" w:cs="Times New Roman"/>
-          <w:noProof/>
-          <w:szCs w:val="28"/>
-        </w:rPr>
-        <w:t xml:space="preserve"> – </w:t>
-      </w:r>
-      <w:r>
-        <w:rPr>
-          <w:rFonts w:eastAsiaTheme="majorEastAsia" w:cs="Times New Roman"/>
-          <w:noProof/>
-          <w:szCs w:val="28"/>
-        </w:rPr>
-        <w:t>Сторінка продукту «Філедьфія з лососем»</w:t>
+        <w:t>Рисунок 3.4 – Сторінка продукту «Філедьфія з лососем»</w:t>
       </w:r>
     </w:p>
     <w:p>
@@ -11769,7 +5398,6 @@
         </w:rPr>
       </w:pPr>
       <w:bookmarkStart w:id="30" w:name="_Toc231770185"/>
-      <w:proofErr w:type="spellStart"/>
       <w:r>
         <w:rPr>
           <w:rFonts w:ascii="Times New Roman" w:hAnsi="Times New Roman" w:cs="Times New Roman"/>
@@ -11778,54 +5406,9 @@
           <w:szCs w:val="28"/>
           <w:lang w:val="en-GB"/>
         </w:rPr>
-        <w:t>Переваги</w:t>
-      </w:r>
-      <w:proofErr w:type="spellEnd"/>
-      <w:r>
-        <w:rPr>
-          <w:rFonts w:ascii="Times New Roman" w:hAnsi="Times New Roman" w:cs="Times New Roman"/>
-          <w:color w:val="auto"/>
-          <w:sz w:val="28"/>
-          <w:szCs w:val="28"/>
-          <w:lang w:val="en-GB"/>
-        </w:rPr>
-        <w:t xml:space="preserve"> </w:t>
-      </w:r>
-      <w:proofErr w:type="spellStart"/>
-      <w:r>
-        <w:rPr>
-          <w:rFonts w:ascii="Times New Roman" w:hAnsi="Times New Roman" w:cs="Times New Roman"/>
-          <w:color w:val="auto"/>
-          <w:sz w:val="28"/>
-          <w:szCs w:val="28"/>
-          <w:lang w:val="en-GB"/>
-        </w:rPr>
-        <w:t>розробленого</w:t>
-      </w:r>
-      <w:proofErr w:type="spellEnd"/>
-      <w:r>
-        <w:rPr>
-          <w:rFonts w:ascii="Times New Roman" w:hAnsi="Times New Roman" w:cs="Times New Roman"/>
-          <w:color w:val="auto"/>
-          <w:sz w:val="28"/>
-          <w:szCs w:val="28"/>
-          <w:lang w:val="en-GB"/>
-        </w:rPr>
-        <w:t xml:space="preserve"> </w:t>
-      </w:r>
-      <w:proofErr w:type="spellStart"/>
-      <w:r>
-        <w:rPr>
-          <w:rFonts w:ascii="Times New Roman" w:hAnsi="Times New Roman" w:cs="Times New Roman"/>
-          <w:color w:val="auto"/>
-          <w:sz w:val="28"/>
-          <w:szCs w:val="28"/>
-          <w:lang w:val="en-GB"/>
-        </w:rPr>
-        <w:t>додатку</w:t>
+        <w:t>Переваги розробленого додатку</w:t>
       </w:r>
       <w:bookmarkEnd w:id="30"/>
-      <w:proofErr w:type="spellEnd"/>
     </w:p>
     <w:p>
       <w:pPr>
@@ -12146,21 +5729,8 @@
         <w:ind w:left="0" w:firstLine="720"/>
         <w:jc w:val="left"/>
       </w:pPr>
-      <w:proofErr w:type="spellStart"/>
-      <w:r>
-        <w:t>Bootstrap</w:t>
-      </w:r>
-      <w:proofErr w:type="spellEnd"/>
-      <w:r>
-        <w:t xml:space="preserve"> [Електронний ресурс] // Офіційний веб-сайт </w:t>
-      </w:r>
-      <w:proofErr w:type="spellStart"/>
-      <w:r>
-        <w:t>Bootstrap</w:t>
-      </w:r>
-      <w:proofErr w:type="spellEnd"/>
-      <w:r>
-        <w:t xml:space="preserve">. – Режим доступу до ресурсу: </w:t>
+      <w:r>
+        <w:t xml:space="preserve">Bootstrap [Електронний ресурс] // Офіційний веб-сайт Bootstrap. – Режим доступу до ресурсу: </w:t>
       </w:r>
       <w:hyperlink r:id="rId13" w:history="1">
         <w:r>
@@ -12182,37 +5752,8 @@
         <w:ind w:left="0" w:firstLine="720"/>
         <w:jc w:val="left"/>
       </w:pPr>
-      <w:proofErr w:type="spellStart"/>
-      <w:r>
-        <w:t>JavaScript</w:t>
-      </w:r>
-      <w:proofErr w:type="spellEnd"/>
-      <w:r>
-        <w:t xml:space="preserve"> (JS) [Електронний ресурс] // </w:t>
-      </w:r>
-      <w:proofErr w:type="spellStart"/>
-      <w:r>
-        <w:t>Mozilla</w:t>
-      </w:r>
-      <w:proofErr w:type="spellEnd"/>
-      <w:r>
-        <w:t xml:space="preserve"> </w:t>
-      </w:r>
-      <w:proofErr w:type="spellStart"/>
-      <w:r>
-        <w:t>Developer</w:t>
-      </w:r>
-      <w:proofErr w:type="spellEnd"/>
-      <w:r>
-        <w:t xml:space="preserve"> </w:t>
-      </w:r>
-      <w:proofErr w:type="spellStart"/>
-      <w:r>
-        <w:t>Network</w:t>
-      </w:r>
-      <w:proofErr w:type="spellEnd"/>
-      <w:r>
-        <w:t xml:space="preserve">. – Режим доступу до ресурсу: </w:t>
+      <w:r>
+        <w:t xml:space="preserve">JavaScript (JS) [Електронний ресурс] // Mozilla Developer Network. – Режим доступу до ресурсу: </w:t>
       </w:r>
       <w:hyperlink r:id="rId14" w:history="1">
         <w:r>
@@ -12234,21 +5775,8 @@
         <w:ind w:left="0" w:firstLine="720"/>
         <w:jc w:val="left"/>
       </w:pPr>
-      <w:proofErr w:type="spellStart"/>
-      <w:r>
-        <w:t>jQuery</w:t>
-      </w:r>
-      <w:proofErr w:type="spellEnd"/>
-      <w:r>
-        <w:t xml:space="preserve"> [Електронний ресурс] // Офіційний веб-сайт </w:t>
-      </w:r>
-      <w:proofErr w:type="spellStart"/>
-      <w:r>
-        <w:t>jQuery</w:t>
-      </w:r>
-      <w:proofErr w:type="spellEnd"/>
-      <w:r>
-        <w:t xml:space="preserve">. – Режим доступу до ресурсу: </w:t>
+      <w:r>
+        <w:t xml:space="preserve">jQuery [Електронний ресурс] // Офіційний веб-сайт jQuery. – Режим доступу до ресурсу: </w:t>
       </w:r>
       <w:hyperlink r:id="rId15" w:history="1">
         <w:r>
@@ -12271,63 +5799,7 @@
         <w:jc w:val="left"/>
       </w:pPr>
       <w:r>
-        <w:t xml:space="preserve">Microsoft </w:t>
-      </w:r>
-      <w:proofErr w:type="spellStart"/>
-      <w:r>
-        <w:t>Visual</w:t>
-      </w:r>
-      <w:proofErr w:type="spellEnd"/>
-      <w:r>
-        <w:t xml:space="preserve"> </w:t>
-      </w:r>
-      <w:proofErr w:type="spellStart"/>
-      <w:r>
-        <w:t>Studio</w:t>
-      </w:r>
-      <w:proofErr w:type="spellEnd"/>
-      <w:r>
-        <w:t xml:space="preserve"> </w:t>
-      </w:r>
-      <w:proofErr w:type="spellStart"/>
-      <w:r>
-        <w:t>Code</w:t>
-      </w:r>
-      <w:proofErr w:type="spellEnd"/>
-      <w:r>
-        <w:t xml:space="preserve"> (MS VS </w:t>
-      </w:r>
-      <w:proofErr w:type="spellStart"/>
-      <w:r>
-        <w:t>Code</w:t>
-      </w:r>
-      <w:proofErr w:type="spellEnd"/>
-      <w:r>
-        <w:t xml:space="preserve">) [Електронний ресурс] // Офіційний веб-сайт Microsoft </w:t>
-      </w:r>
-      <w:proofErr w:type="spellStart"/>
-      <w:r>
-        <w:t>Visual</w:t>
-      </w:r>
-      <w:proofErr w:type="spellEnd"/>
-      <w:r>
-        <w:t xml:space="preserve"> </w:t>
-      </w:r>
-      <w:proofErr w:type="spellStart"/>
-      <w:r>
-        <w:t>Studio</w:t>
-      </w:r>
-      <w:proofErr w:type="spellEnd"/>
-      <w:r>
-        <w:t xml:space="preserve"> </w:t>
-      </w:r>
-      <w:proofErr w:type="spellStart"/>
-      <w:r>
-        <w:t>Code</w:t>
-      </w:r>
-      <w:proofErr w:type="spellEnd"/>
-      <w:r>
-        <w:t xml:space="preserve">. – Режим доступу до ресурсу: </w:t>
+        <w:t xml:space="preserve">Microsoft Visual Studio Code (MS VS Code) [Електронний ресурс] // Офіційний веб-сайт Microsoft Visual Studio Code. – Режим доступу до ресурсу: </w:t>
       </w:r>
       <w:hyperlink r:id="rId16" w:history="1">
         <w:r>
@@ -12349,21 +5821,8 @@
         <w:ind w:left="0" w:firstLine="720"/>
         <w:jc w:val="left"/>
       </w:pPr>
-      <w:proofErr w:type="spellStart"/>
-      <w:r>
-        <w:t>GitHub</w:t>
-      </w:r>
-      <w:proofErr w:type="spellEnd"/>
-      <w:r>
-        <w:t xml:space="preserve"> [Електронний ресурс] // Офіційний веб-сайт </w:t>
-      </w:r>
-      <w:proofErr w:type="spellStart"/>
-      <w:r>
-        <w:t>GitHub</w:t>
-      </w:r>
-      <w:proofErr w:type="spellEnd"/>
-      <w:r>
-        <w:t xml:space="preserve">. – Режим доступу до ресурсу: </w:t>
+      <w:r>
+        <w:t xml:space="preserve">GitHub [Електронний ресурс] // Офіційний веб-сайт GitHub. – Режим доступу до ресурсу: </w:t>
       </w:r>
       <w:hyperlink r:id="rId17" w:history="1">
         <w:r>
@@ -12441,21 +5900,7 @@
         <w:rPr>
           <w:lang w:val="en-GB"/>
         </w:rPr>
-        <w:t>&lt;html lang="</w:t>
-      </w:r>
-      <w:proofErr w:type="spellStart"/>
-      <w:r>
-        <w:rPr>
-          <w:lang w:val="en-GB"/>
-        </w:rPr>
-        <w:t>uk</w:t>
-      </w:r>
-      <w:proofErr w:type="spellEnd"/>
-      <w:r>
-        <w:rPr>
-          <w:lang w:val="en-GB"/>
-        </w:rPr>
-        <w:t>"&gt;</w:t>
+        <w:t>&lt;html lang="uk"&gt;</w:t>
       </w:r>
     </w:p>
     <w:p>
@@ -12519,49 +5964,7 @@
         <w:rPr>
           <w:lang w:val="en-GB"/>
         </w:rPr>
-        <w:t xml:space="preserve">    &lt;title&gt;</w:t>
-      </w:r>
-      <w:proofErr w:type="spellStart"/>
-      <w:r>
-        <w:rPr>
-          <w:lang w:val="en-GB"/>
-        </w:rPr>
-        <w:t>Про</w:t>
-      </w:r>
-      <w:proofErr w:type="spellEnd"/>
-      <w:r>
-        <w:rPr>
-          <w:lang w:val="en-GB"/>
-        </w:rPr>
-        <w:t xml:space="preserve"> </w:t>
-      </w:r>
-      <w:proofErr w:type="spellStart"/>
-      <w:r>
-        <w:rPr>
-          <w:lang w:val="en-GB"/>
-        </w:rPr>
-        <w:t>нас</w:t>
-      </w:r>
-      <w:proofErr w:type="spellEnd"/>
-      <w:r>
-        <w:rPr>
-          <w:lang w:val="en-GB"/>
-        </w:rPr>
-        <w:t xml:space="preserve"> — </w:t>
-      </w:r>
-      <w:proofErr w:type="spellStart"/>
-      <w:r>
-        <w:rPr>
-          <w:lang w:val="en-GB"/>
-        </w:rPr>
-        <w:t>Особисто</w:t>
-      </w:r>
-      <w:proofErr w:type="spellEnd"/>
-      <w:r>
-        <w:rPr>
-          <w:lang w:val="en-GB"/>
-        </w:rPr>
-        <w:t>&lt;/title&gt;</w:t>
+        <w:t xml:space="preserve">    &lt;title&gt;Про нас — Особисто&lt;/title&gt;</w:t>
       </w:r>
     </w:p>
     <w:p>
@@ -12577,49 +5980,7 @@
         <w:rPr>
           <w:lang w:val="en-GB"/>
         </w:rPr>
-        <w:t xml:space="preserve">    &lt;link </w:t>
-      </w:r>
-      <w:proofErr w:type="spellStart"/>
-      <w:r>
-        <w:rPr>
-          <w:lang w:val="en-GB"/>
-        </w:rPr>
-        <w:t>rel</w:t>
-      </w:r>
-      <w:proofErr w:type="spellEnd"/>
-      <w:r>
-        <w:rPr>
-          <w:lang w:val="en-GB"/>
-        </w:rPr>
-        <w:t xml:space="preserve">="stylesheet" </w:t>
-      </w:r>
-      <w:proofErr w:type="spellStart"/>
-      <w:r>
-        <w:rPr>
-          <w:lang w:val="en-GB"/>
-        </w:rPr>
-        <w:t>href</w:t>
-      </w:r>
-      <w:proofErr w:type="spellEnd"/>
-      <w:r>
-        <w:rPr>
-          <w:lang w:val="en-GB"/>
-        </w:rPr>
-        <w:t>="</w:t>
-      </w:r>
-      <w:proofErr w:type="spellStart"/>
-      <w:r>
-        <w:rPr>
-          <w:lang w:val="en-GB"/>
-        </w:rPr>
-        <w:t>css</w:t>
-      </w:r>
-      <w:proofErr w:type="spellEnd"/>
-      <w:r>
-        <w:rPr>
-          <w:lang w:val="en-GB"/>
-        </w:rPr>
-        <w:t>/bootstrap.css"&gt;</w:t>
+        <w:t xml:space="preserve">    &lt;link rel="stylesheet" href="css/bootstrap.css"&gt;</w:t>
       </w:r>
     </w:p>
     <w:p>
@@ -12635,49 +5996,7 @@
         <w:rPr>
           <w:lang w:val="en-GB"/>
         </w:rPr>
-        <w:t xml:space="preserve">    &lt;link </w:t>
-      </w:r>
-      <w:proofErr w:type="spellStart"/>
-      <w:r>
-        <w:rPr>
-          <w:lang w:val="en-GB"/>
-        </w:rPr>
-        <w:t>rel</w:t>
-      </w:r>
-      <w:proofErr w:type="spellEnd"/>
-      <w:r>
-        <w:rPr>
-          <w:lang w:val="en-GB"/>
-        </w:rPr>
-        <w:t xml:space="preserve">="stylesheet" </w:t>
-      </w:r>
-      <w:proofErr w:type="spellStart"/>
-      <w:r>
-        <w:rPr>
-          <w:lang w:val="en-GB"/>
-        </w:rPr>
-        <w:t>href</w:t>
-      </w:r>
-      <w:proofErr w:type="spellEnd"/>
-      <w:r>
-        <w:rPr>
-          <w:lang w:val="en-GB"/>
-        </w:rPr>
-        <w:t>="</w:t>
-      </w:r>
-      <w:proofErr w:type="spellStart"/>
-      <w:r>
-        <w:rPr>
-          <w:lang w:val="en-GB"/>
-        </w:rPr>
-        <w:t>css</w:t>
-      </w:r>
-      <w:proofErr w:type="spellEnd"/>
-      <w:r>
-        <w:rPr>
-          <w:lang w:val="en-GB"/>
-        </w:rPr>
-        <w:t>/main.css"&gt;</w:t>
+        <w:t xml:space="preserve">    &lt;link rel="stylesheet" href="css/main.css"&gt;</w:t>
       </w:r>
     </w:p>
     <w:p>
@@ -12770,63 +6089,7 @@
         <w:rPr>
           <w:lang w:val="en-GB"/>
         </w:rPr>
-        <w:t xml:space="preserve">                &lt;</w:t>
-      </w:r>
-      <w:proofErr w:type="spellStart"/>
-      <w:r>
-        <w:rPr>
-          <w:lang w:val="en-GB"/>
-        </w:rPr>
-        <w:t>img</w:t>
-      </w:r>
-      <w:proofErr w:type="spellEnd"/>
-      <w:r>
-        <w:rPr>
-          <w:lang w:val="en-GB"/>
-        </w:rPr>
-        <w:t xml:space="preserve"> </w:t>
-      </w:r>
-      <w:proofErr w:type="spellStart"/>
-      <w:r>
-        <w:rPr>
-          <w:lang w:val="en-GB"/>
-        </w:rPr>
-        <w:t>src</w:t>
-      </w:r>
-      <w:proofErr w:type="spellEnd"/>
-      <w:r>
-        <w:rPr>
-          <w:lang w:val="en-GB"/>
-        </w:rPr>
-        <w:t>="</w:t>
-      </w:r>
-      <w:proofErr w:type="spellStart"/>
-      <w:r>
-        <w:rPr>
-          <w:lang w:val="en-GB"/>
-        </w:rPr>
-        <w:t>img</w:t>
-      </w:r>
-      <w:proofErr w:type="spellEnd"/>
-      <w:r>
-        <w:rPr>
-          <w:lang w:val="en-GB"/>
-        </w:rPr>
-        <w:t>/logo.png" alt="</w:t>
-      </w:r>
-      <w:proofErr w:type="spellStart"/>
-      <w:r>
-        <w:rPr>
-          <w:lang w:val="en-GB"/>
-        </w:rPr>
-        <w:t>Логотип</w:t>
-      </w:r>
-      <w:proofErr w:type="spellEnd"/>
-      <w:r>
-        <w:rPr>
-          <w:lang w:val="en-GB"/>
-        </w:rPr>
-        <w:t>" width="40" height="40" class="me-2"&gt;</w:t>
+        <w:t xml:space="preserve">                &lt;img src="img/logo.png" alt="Логотип" width="40" height="40" class="me-2"&gt;</w:t>
       </w:r>
     </w:p>
     <w:p>
@@ -12842,21 +6105,7 @@
         <w:rPr>
           <w:lang w:val="en-GB"/>
         </w:rPr>
-        <w:t xml:space="preserve">                &lt;span class="fs-3 navbar-brand"&gt;</w:t>
-      </w:r>
-      <w:proofErr w:type="spellStart"/>
-      <w:r>
-        <w:rPr>
-          <w:lang w:val="en-GB"/>
-        </w:rPr>
-        <w:t>Особисто</w:t>
-      </w:r>
-      <w:proofErr w:type="spellEnd"/>
-      <w:r>
-        <w:rPr>
-          <w:lang w:val="en-GB"/>
-        </w:rPr>
-        <w:t>&lt;/span&gt;</w:t>
+        <w:t xml:space="preserve">                &lt;span class="fs-3 navbar-brand"&gt;Особисто&lt;/span&gt;</w:t>
       </w:r>
     </w:p>
     <w:p>
@@ -12904,35 +6153,7 @@
         <w:rPr>
           <w:lang w:val="en-GB"/>
         </w:rPr>
-        <w:t xml:space="preserve">                &lt;li class="nav-item"&gt;&lt;a </w:t>
-      </w:r>
-      <w:proofErr w:type="spellStart"/>
-      <w:r>
-        <w:rPr>
-          <w:lang w:val="en-GB"/>
-        </w:rPr>
-        <w:t>href</w:t>
-      </w:r>
-      <w:proofErr w:type="spellEnd"/>
-      <w:r>
-        <w:rPr>
-          <w:lang w:val="en-GB"/>
-        </w:rPr>
-        <w:t>="index.html" class="nav-link"&gt;</w:t>
-      </w:r>
-      <w:proofErr w:type="spellStart"/>
-      <w:r>
-        <w:rPr>
-          <w:lang w:val="en-GB"/>
-        </w:rPr>
-        <w:t>Замовити</w:t>
-      </w:r>
-      <w:proofErr w:type="spellEnd"/>
-      <w:r>
-        <w:rPr>
-          <w:lang w:val="en-GB"/>
-        </w:rPr>
-        <w:t>&lt;/a&gt;&lt;/li&gt;</w:t>
+        <w:t xml:space="preserve">                &lt;li class="nav-item"&gt;&lt;a href="index.html" class="nav-link"&gt;Замовити&lt;/a&gt;&lt;/li&gt;</w:t>
       </w:r>
     </w:p>
     <w:p>
@@ -12948,49 +6169,7 @@
         <w:rPr>
           <w:lang w:val="en-GB"/>
         </w:rPr>
-        <w:t xml:space="preserve">                &lt;li class="nav-item"&gt;&lt;a </w:t>
-      </w:r>
-      <w:proofErr w:type="spellStart"/>
-      <w:r>
-        <w:rPr>
-          <w:lang w:val="en-GB"/>
-        </w:rPr>
-        <w:t>href</w:t>
-      </w:r>
-      <w:proofErr w:type="spellEnd"/>
-      <w:r>
-        <w:rPr>
-          <w:lang w:val="en-GB"/>
-        </w:rPr>
-        <w:t>="" class="nav-link active" aria-current="page"&gt;</w:t>
-      </w:r>
-      <w:proofErr w:type="spellStart"/>
-      <w:r>
-        <w:rPr>
-          <w:lang w:val="en-GB"/>
-        </w:rPr>
-        <w:t>Про</w:t>
-      </w:r>
-      <w:proofErr w:type="spellEnd"/>
-      <w:r>
-        <w:rPr>
-          <w:lang w:val="en-GB"/>
-        </w:rPr>
-        <w:t xml:space="preserve"> </w:t>
-      </w:r>
-      <w:proofErr w:type="spellStart"/>
-      <w:r>
-        <w:rPr>
-          <w:lang w:val="en-GB"/>
-        </w:rPr>
-        <w:t>нас</w:t>
-      </w:r>
-      <w:proofErr w:type="spellEnd"/>
-      <w:r>
-        <w:rPr>
-          <w:lang w:val="en-GB"/>
-        </w:rPr>
-        <w:t>&lt;/a&gt;&lt;/li&gt;</w:t>
+        <w:t xml:space="preserve">                &lt;li class="nav-item"&gt;&lt;a href="" class="nav-link active" aria-current="page"&gt;Про нас&lt;/a&gt;&lt;/li&gt;</w:t>
       </w:r>
     </w:p>
     <w:p>
@@ -13102,63 +6281,7 @@
         <w:rPr>
           <w:lang w:val="en-GB"/>
         </w:rPr>
-        <w:t xml:space="preserve">                &lt;h1 class="mb-4"&gt;</w:t>
-      </w:r>
-      <w:proofErr w:type="spellStart"/>
-      <w:r>
-        <w:rPr>
-          <w:lang w:val="en-GB"/>
-        </w:rPr>
-        <w:t>Про</w:t>
-      </w:r>
-      <w:proofErr w:type="spellEnd"/>
-      <w:r>
-        <w:rPr>
-          <w:lang w:val="en-GB"/>
-        </w:rPr>
-        <w:t xml:space="preserve"> </w:t>
-      </w:r>
-      <w:proofErr w:type="spellStart"/>
-      <w:r>
-        <w:rPr>
-          <w:lang w:val="en-GB"/>
-        </w:rPr>
-        <w:t>наш</w:t>
-      </w:r>
-      <w:proofErr w:type="spellEnd"/>
-      <w:r>
-        <w:rPr>
-          <w:lang w:val="en-GB"/>
-        </w:rPr>
-        <w:t xml:space="preserve"> </w:t>
-      </w:r>
-      <w:proofErr w:type="spellStart"/>
-      <w:r>
-        <w:rPr>
-          <w:lang w:val="en-GB"/>
-        </w:rPr>
-        <w:t>сервіс</w:t>
-      </w:r>
-      <w:proofErr w:type="spellEnd"/>
-      <w:r>
-        <w:rPr>
-          <w:lang w:val="en-GB"/>
-        </w:rPr>
-        <w:t xml:space="preserve"> «</w:t>
-      </w:r>
-      <w:proofErr w:type="spellStart"/>
-      <w:r>
-        <w:rPr>
-          <w:lang w:val="en-GB"/>
-        </w:rPr>
-        <w:t>Особисто</w:t>
-      </w:r>
-      <w:proofErr w:type="spellEnd"/>
-      <w:r>
-        <w:rPr>
-          <w:lang w:val="en-GB"/>
-        </w:rPr>
-        <w:t>»&lt;/h1&gt;</w:t>
+        <w:t xml:space="preserve">                &lt;h1 class="mb-4"&gt;Про наш сервіс «Особисто»&lt;/h1&gt;</w:t>
       </w:r>
     </w:p>
     <w:p>
@@ -13190,399 +6313,7 @@
         <w:rPr>
           <w:lang w:val="en-GB"/>
         </w:rPr>
-        <w:t xml:space="preserve">                    </w:t>
-      </w:r>
-      <w:proofErr w:type="spellStart"/>
-      <w:r>
-        <w:rPr>
-          <w:lang w:val="en-GB"/>
-        </w:rPr>
-        <w:t>Ми</w:t>
-      </w:r>
-      <w:proofErr w:type="spellEnd"/>
-      <w:r>
-        <w:rPr>
-          <w:lang w:val="en-GB"/>
-        </w:rPr>
-        <w:t xml:space="preserve"> </w:t>
-      </w:r>
-      <w:proofErr w:type="spellStart"/>
-      <w:r>
-        <w:rPr>
-          <w:lang w:val="en-GB"/>
-        </w:rPr>
-        <w:t>віримо</w:t>
-      </w:r>
-      <w:proofErr w:type="spellEnd"/>
-      <w:r>
-        <w:rPr>
-          <w:lang w:val="en-GB"/>
-        </w:rPr>
-        <w:t xml:space="preserve">, </w:t>
-      </w:r>
-      <w:proofErr w:type="spellStart"/>
-      <w:r>
-        <w:rPr>
-          <w:lang w:val="en-GB"/>
-        </w:rPr>
-        <w:t>що</w:t>
-      </w:r>
-      <w:proofErr w:type="spellEnd"/>
-      <w:r>
-        <w:rPr>
-          <w:lang w:val="en-GB"/>
-        </w:rPr>
-        <w:t xml:space="preserve"> </w:t>
-      </w:r>
-      <w:proofErr w:type="spellStart"/>
-      <w:r>
-        <w:rPr>
-          <w:lang w:val="en-GB"/>
-        </w:rPr>
-        <w:t>їжа</w:t>
-      </w:r>
-      <w:proofErr w:type="spellEnd"/>
-      <w:r>
-        <w:rPr>
-          <w:lang w:val="en-GB"/>
-        </w:rPr>
-        <w:t xml:space="preserve"> </w:t>
-      </w:r>
-      <w:proofErr w:type="spellStart"/>
-      <w:r>
-        <w:rPr>
-          <w:lang w:val="en-GB"/>
-        </w:rPr>
-        <w:t>має</w:t>
-      </w:r>
-      <w:proofErr w:type="spellEnd"/>
-      <w:r>
-        <w:rPr>
-          <w:lang w:val="en-GB"/>
-        </w:rPr>
-        <w:t xml:space="preserve"> </w:t>
-      </w:r>
-      <w:proofErr w:type="spellStart"/>
-      <w:r>
-        <w:rPr>
-          <w:lang w:val="en-GB"/>
-        </w:rPr>
-        <w:t>бути</w:t>
-      </w:r>
-      <w:proofErr w:type="spellEnd"/>
-      <w:r>
-        <w:rPr>
-          <w:lang w:val="en-GB"/>
-        </w:rPr>
-        <w:t xml:space="preserve"> </w:t>
-      </w:r>
-      <w:proofErr w:type="spellStart"/>
-      <w:r>
-        <w:rPr>
-          <w:lang w:val="en-GB"/>
-        </w:rPr>
-        <w:t>не</w:t>
-      </w:r>
-      <w:proofErr w:type="spellEnd"/>
-      <w:r>
-        <w:rPr>
-          <w:lang w:val="en-GB"/>
-        </w:rPr>
-        <w:t xml:space="preserve"> </w:t>
-      </w:r>
-      <w:proofErr w:type="spellStart"/>
-      <w:r>
-        <w:rPr>
-          <w:lang w:val="en-GB"/>
-        </w:rPr>
-        <w:t>просто</w:t>
-      </w:r>
-      <w:proofErr w:type="spellEnd"/>
-      <w:r>
-        <w:rPr>
-          <w:lang w:val="en-GB"/>
-        </w:rPr>
-        <w:t xml:space="preserve"> </w:t>
-      </w:r>
-      <w:proofErr w:type="spellStart"/>
-      <w:r>
-        <w:rPr>
-          <w:lang w:val="en-GB"/>
-        </w:rPr>
-        <w:t>поживною</w:t>
-      </w:r>
-      <w:proofErr w:type="spellEnd"/>
-      <w:r>
-        <w:rPr>
-          <w:lang w:val="en-GB"/>
-        </w:rPr>
-        <w:t xml:space="preserve">, а </w:t>
-      </w:r>
-      <w:proofErr w:type="spellStart"/>
-      <w:r>
-        <w:rPr>
-          <w:lang w:val="en-GB"/>
-        </w:rPr>
-        <w:t>приносити</w:t>
-      </w:r>
-      <w:proofErr w:type="spellEnd"/>
-      <w:r>
-        <w:rPr>
-          <w:lang w:val="en-GB"/>
-        </w:rPr>
-        <w:t xml:space="preserve"> </w:t>
-      </w:r>
-      <w:proofErr w:type="spellStart"/>
-      <w:r>
-        <w:rPr>
-          <w:lang w:val="en-GB"/>
-        </w:rPr>
-        <w:t>справжнє</w:t>
-      </w:r>
-      <w:proofErr w:type="spellEnd"/>
-      <w:r>
-        <w:rPr>
-          <w:lang w:val="en-GB"/>
-        </w:rPr>
-        <w:t xml:space="preserve"> </w:t>
-      </w:r>
-      <w:proofErr w:type="spellStart"/>
-      <w:r>
-        <w:rPr>
-          <w:lang w:val="en-GB"/>
-        </w:rPr>
-        <w:t>задоволення</w:t>
-      </w:r>
-      <w:proofErr w:type="spellEnd"/>
-      <w:r>
-        <w:rPr>
-          <w:lang w:val="en-GB"/>
-        </w:rPr>
-        <w:t xml:space="preserve">. </w:t>
-      </w:r>
-      <w:proofErr w:type="spellStart"/>
-      <w:r>
-        <w:rPr>
-          <w:lang w:val="en-GB"/>
-        </w:rPr>
-        <w:t>Саме</w:t>
-      </w:r>
-      <w:proofErr w:type="spellEnd"/>
-      <w:r>
-        <w:rPr>
-          <w:lang w:val="en-GB"/>
-        </w:rPr>
-        <w:t xml:space="preserve"> </w:t>
-      </w:r>
-      <w:proofErr w:type="spellStart"/>
-      <w:r>
-        <w:rPr>
-          <w:lang w:val="en-GB"/>
-        </w:rPr>
-        <w:t>тому</w:t>
-      </w:r>
-      <w:proofErr w:type="spellEnd"/>
-      <w:r>
-        <w:rPr>
-          <w:lang w:val="en-GB"/>
-        </w:rPr>
-        <w:t xml:space="preserve"> </w:t>
-      </w:r>
-      <w:proofErr w:type="spellStart"/>
-      <w:r>
-        <w:rPr>
-          <w:lang w:val="en-GB"/>
-        </w:rPr>
-        <w:t>кожен</w:t>
-      </w:r>
-      <w:proofErr w:type="spellEnd"/>
-      <w:r>
-        <w:rPr>
-          <w:lang w:val="en-GB"/>
-        </w:rPr>
-        <w:t xml:space="preserve"> </w:t>
-      </w:r>
-      <w:proofErr w:type="spellStart"/>
-      <w:r>
-        <w:rPr>
-          <w:lang w:val="en-GB"/>
-        </w:rPr>
-        <w:t>рол</w:t>
-      </w:r>
-      <w:proofErr w:type="spellEnd"/>
-      <w:r>
-        <w:rPr>
-          <w:lang w:val="en-GB"/>
-        </w:rPr>
-        <w:t xml:space="preserve">, </w:t>
-      </w:r>
-      <w:proofErr w:type="spellStart"/>
-      <w:r>
-        <w:rPr>
-          <w:lang w:val="en-GB"/>
-        </w:rPr>
-        <w:t>кожна</w:t>
-      </w:r>
-      <w:proofErr w:type="spellEnd"/>
-      <w:r>
-        <w:rPr>
-          <w:lang w:val="en-GB"/>
-        </w:rPr>
-        <w:t xml:space="preserve"> </w:t>
-      </w:r>
-      <w:proofErr w:type="spellStart"/>
-      <w:r>
-        <w:rPr>
-          <w:lang w:val="en-GB"/>
-        </w:rPr>
-        <w:t>піца</w:t>
-      </w:r>
-      <w:proofErr w:type="spellEnd"/>
-      <w:r>
-        <w:rPr>
-          <w:lang w:val="en-GB"/>
-        </w:rPr>
-        <w:t xml:space="preserve"> </w:t>
-      </w:r>
-      <w:proofErr w:type="spellStart"/>
-      <w:r>
-        <w:rPr>
-          <w:lang w:val="en-GB"/>
-        </w:rPr>
-        <w:t>та</w:t>
-      </w:r>
-      <w:proofErr w:type="spellEnd"/>
-      <w:r>
-        <w:rPr>
-          <w:lang w:val="en-GB"/>
-        </w:rPr>
-        <w:t xml:space="preserve"> </w:t>
-      </w:r>
-      <w:proofErr w:type="spellStart"/>
-      <w:r>
-        <w:rPr>
-          <w:lang w:val="en-GB"/>
-        </w:rPr>
-        <w:t>кожна</w:t>
-      </w:r>
-      <w:proofErr w:type="spellEnd"/>
-      <w:r>
-        <w:rPr>
-          <w:lang w:val="en-GB"/>
-        </w:rPr>
-        <w:t xml:space="preserve"> </w:t>
-      </w:r>
-      <w:proofErr w:type="spellStart"/>
-      <w:r>
-        <w:rPr>
-          <w:lang w:val="en-GB"/>
-        </w:rPr>
-        <w:t>деталь</w:t>
-      </w:r>
-      <w:proofErr w:type="spellEnd"/>
-      <w:r>
-        <w:rPr>
-          <w:lang w:val="en-GB"/>
-        </w:rPr>
-        <w:t xml:space="preserve"> </w:t>
-      </w:r>
-      <w:proofErr w:type="spellStart"/>
-      <w:r>
-        <w:rPr>
-          <w:lang w:val="en-GB"/>
-        </w:rPr>
-        <w:t>нашого</w:t>
-      </w:r>
-      <w:proofErr w:type="spellEnd"/>
-      <w:r>
-        <w:rPr>
-          <w:lang w:val="en-GB"/>
-        </w:rPr>
-        <w:t xml:space="preserve"> </w:t>
-      </w:r>
-      <w:proofErr w:type="spellStart"/>
-      <w:r>
-        <w:rPr>
-          <w:lang w:val="en-GB"/>
-        </w:rPr>
-        <w:t>сервісу</w:t>
-      </w:r>
-      <w:proofErr w:type="spellEnd"/>
-      <w:r>
-        <w:rPr>
-          <w:lang w:val="en-GB"/>
-        </w:rPr>
-        <w:t xml:space="preserve"> </w:t>
-      </w:r>
-      <w:proofErr w:type="spellStart"/>
-      <w:r>
-        <w:rPr>
-          <w:lang w:val="en-GB"/>
-        </w:rPr>
-        <w:t>готуються</w:t>
-      </w:r>
-      <w:proofErr w:type="spellEnd"/>
-      <w:r>
-        <w:rPr>
-          <w:lang w:val="en-GB"/>
-        </w:rPr>
-        <w:t xml:space="preserve"> з </w:t>
-      </w:r>
-      <w:proofErr w:type="spellStart"/>
-      <w:r>
-        <w:rPr>
-          <w:lang w:val="en-GB"/>
-        </w:rPr>
-        <w:t>особливою</w:t>
-      </w:r>
-      <w:proofErr w:type="spellEnd"/>
-      <w:r>
-        <w:rPr>
-          <w:lang w:val="en-GB"/>
-        </w:rPr>
-        <w:t xml:space="preserve"> </w:t>
-      </w:r>
-      <w:proofErr w:type="spellStart"/>
-      <w:r>
-        <w:rPr>
-          <w:lang w:val="en-GB"/>
-        </w:rPr>
-        <w:t>увагою</w:t>
-      </w:r>
-      <w:proofErr w:type="spellEnd"/>
-      <w:r>
-        <w:rPr>
-          <w:lang w:val="en-GB"/>
-        </w:rPr>
-        <w:t xml:space="preserve"> — </w:t>
-      </w:r>
-      <w:proofErr w:type="spellStart"/>
-      <w:r>
-        <w:rPr>
-          <w:lang w:val="en-GB"/>
-        </w:rPr>
-        <w:t>особисто</w:t>
-      </w:r>
-      <w:proofErr w:type="spellEnd"/>
-      <w:r>
-        <w:rPr>
-          <w:lang w:val="en-GB"/>
-        </w:rPr>
-        <w:t xml:space="preserve"> </w:t>
-      </w:r>
-      <w:proofErr w:type="spellStart"/>
-      <w:r>
-        <w:rPr>
-          <w:lang w:val="en-GB"/>
-        </w:rPr>
-        <w:t>для</w:t>
-      </w:r>
-      <w:proofErr w:type="spellEnd"/>
-      <w:r>
-        <w:rPr>
-          <w:lang w:val="en-GB"/>
-        </w:rPr>
-        <w:t xml:space="preserve"> вас.</w:t>
+        <w:t xml:space="preserve">                    Ми віримо, що їжа має бути не просто поживною, а приносити справжнє задоволення. Саме тому кожен рол, кожна піца та кожна деталь нашого сервісу готуються з особливою увагою — особисто для вас.</w:t>
       </w:r>
     </w:p>
     <w:p>
@@ -13614,35 +6345,7 @@
         <w:rPr>
           <w:lang w:val="en-GB"/>
         </w:rPr>
-        <w:t xml:space="preserve">                &lt;h3 class="mt-4 mb-3"&gt;</w:t>
-      </w:r>
-      <w:proofErr w:type="spellStart"/>
-      <w:r>
-        <w:rPr>
-          <w:lang w:val="en-GB"/>
-        </w:rPr>
-        <w:t>Наша</w:t>
-      </w:r>
-      <w:proofErr w:type="spellEnd"/>
-      <w:r>
-        <w:rPr>
-          <w:lang w:val="en-GB"/>
-        </w:rPr>
-        <w:t xml:space="preserve"> </w:t>
-      </w:r>
-      <w:proofErr w:type="spellStart"/>
-      <w:r>
-        <w:rPr>
-          <w:lang w:val="en-GB"/>
-        </w:rPr>
-        <w:t>місія</w:t>
-      </w:r>
-      <w:proofErr w:type="spellEnd"/>
-      <w:r>
-        <w:rPr>
-          <w:lang w:val="en-GB"/>
-        </w:rPr>
-        <w:t>&lt;/h3&gt;</w:t>
+        <w:t xml:space="preserve">                &lt;h3 class="mt-4 mb-3"&gt;Наша місія&lt;/h3&gt;</w:t>
       </w:r>
     </w:p>
     <w:p>
@@ -13675,371 +6378,7 @@
           <w:lang w:val="en-GB"/>
         </w:rPr>
         <w:lastRenderedPageBreak/>
-        <w:t xml:space="preserve">                    </w:t>
-      </w:r>
-      <w:proofErr w:type="spellStart"/>
-      <w:r>
-        <w:rPr>
-          <w:lang w:val="en-GB"/>
-        </w:rPr>
-        <w:t>Ми</w:t>
-      </w:r>
-      <w:proofErr w:type="spellEnd"/>
-      <w:r>
-        <w:rPr>
-          <w:lang w:val="en-GB"/>
-        </w:rPr>
-        <w:t xml:space="preserve"> </w:t>
-      </w:r>
-      <w:proofErr w:type="spellStart"/>
-      <w:r>
-        <w:rPr>
-          <w:lang w:val="en-GB"/>
-        </w:rPr>
-        <w:t>прагнемо</w:t>
-      </w:r>
-      <w:proofErr w:type="spellEnd"/>
-      <w:r>
-        <w:rPr>
-          <w:lang w:val="en-GB"/>
-        </w:rPr>
-        <w:t xml:space="preserve"> </w:t>
-      </w:r>
-      <w:proofErr w:type="spellStart"/>
-      <w:r>
-        <w:rPr>
-          <w:lang w:val="en-GB"/>
-        </w:rPr>
-        <w:t>зробити</w:t>
-      </w:r>
-      <w:proofErr w:type="spellEnd"/>
-      <w:r>
-        <w:rPr>
-          <w:lang w:val="en-GB"/>
-        </w:rPr>
-        <w:t xml:space="preserve"> </w:t>
-      </w:r>
-      <w:proofErr w:type="spellStart"/>
-      <w:r>
-        <w:rPr>
-          <w:lang w:val="en-GB"/>
-        </w:rPr>
-        <w:t>ресторанний</w:t>
-      </w:r>
-      <w:proofErr w:type="spellEnd"/>
-      <w:r>
-        <w:rPr>
-          <w:lang w:val="en-GB"/>
-        </w:rPr>
-        <w:t xml:space="preserve"> </w:t>
-      </w:r>
-      <w:proofErr w:type="spellStart"/>
-      <w:r>
-        <w:rPr>
-          <w:lang w:val="en-GB"/>
-        </w:rPr>
-        <w:t>досвід</w:t>
-      </w:r>
-      <w:proofErr w:type="spellEnd"/>
-      <w:r>
-        <w:rPr>
-          <w:lang w:val="en-GB"/>
-        </w:rPr>
-        <w:t xml:space="preserve"> </w:t>
-      </w:r>
-      <w:proofErr w:type="spellStart"/>
-      <w:r>
-        <w:rPr>
-          <w:lang w:val="en-GB"/>
-        </w:rPr>
-        <w:t>доступним</w:t>
-      </w:r>
-      <w:proofErr w:type="spellEnd"/>
-      <w:r>
-        <w:rPr>
-          <w:lang w:val="en-GB"/>
-        </w:rPr>
-        <w:t xml:space="preserve"> у </w:t>
-      </w:r>
-      <w:proofErr w:type="spellStart"/>
-      <w:r>
-        <w:rPr>
-          <w:lang w:val="en-GB"/>
-        </w:rPr>
-        <w:t>вас</w:t>
-      </w:r>
-      <w:proofErr w:type="spellEnd"/>
-      <w:r>
-        <w:rPr>
-          <w:lang w:val="en-GB"/>
-        </w:rPr>
-        <w:t xml:space="preserve"> </w:t>
-      </w:r>
-      <w:proofErr w:type="spellStart"/>
-      <w:r>
-        <w:rPr>
-          <w:lang w:val="en-GB"/>
-        </w:rPr>
-        <w:t>вдома</w:t>
-      </w:r>
-      <w:proofErr w:type="spellEnd"/>
-      <w:r>
-        <w:rPr>
-          <w:lang w:val="en-GB"/>
-        </w:rPr>
-        <w:t xml:space="preserve"> </w:t>
-      </w:r>
-      <w:proofErr w:type="spellStart"/>
-      <w:r>
-        <w:rPr>
-          <w:lang w:val="en-GB"/>
-        </w:rPr>
-        <w:t>чи</w:t>
-      </w:r>
-      <w:proofErr w:type="spellEnd"/>
-      <w:r>
-        <w:rPr>
-          <w:lang w:val="en-GB"/>
-        </w:rPr>
-        <w:t xml:space="preserve"> в </w:t>
-      </w:r>
-      <w:proofErr w:type="spellStart"/>
-      <w:r>
-        <w:rPr>
-          <w:lang w:val="en-GB"/>
-        </w:rPr>
-        <w:t>офісі</w:t>
-      </w:r>
-      <w:proofErr w:type="spellEnd"/>
-      <w:r>
-        <w:rPr>
-          <w:lang w:val="en-GB"/>
-        </w:rPr>
-        <w:t xml:space="preserve">. </w:t>
-      </w:r>
-      <w:proofErr w:type="spellStart"/>
-      <w:r>
-        <w:rPr>
-          <w:lang w:val="en-GB"/>
-        </w:rPr>
-        <w:t>Використовуючи</w:t>
-      </w:r>
-      <w:proofErr w:type="spellEnd"/>
-      <w:r>
-        <w:rPr>
-          <w:lang w:val="en-GB"/>
-        </w:rPr>
-        <w:t xml:space="preserve"> </w:t>
-      </w:r>
-      <w:proofErr w:type="spellStart"/>
-      <w:r>
-        <w:rPr>
-          <w:lang w:val="en-GB"/>
-        </w:rPr>
-        <w:t>лише</w:t>
-      </w:r>
-      <w:proofErr w:type="spellEnd"/>
-      <w:r>
-        <w:rPr>
-          <w:lang w:val="en-GB"/>
-        </w:rPr>
-        <w:t xml:space="preserve"> </w:t>
-      </w:r>
-      <w:proofErr w:type="spellStart"/>
-      <w:r>
-        <w:rPr>
-          <w:lang w:val="en-GB"/>
-        </w:rPr>
-        <w:t>найсвіжіші</w:t>
-      </w:r>
-      <w:proofErr w:type="spellEnd"/>
-      <w:r>
-        <w:rPr>
-          <w:lang w:val="en-GB"/>
-        </w:rPr>
-        <w:t xml:space="preserve"> </w:t>
-      </w:r>
-      <w:proofErr w:type="spellStart"/>
-      <w:r>
-        <w:rPr>
-          <w:lang w:val="en-GB"/>
-        </w:rPr>
-        <w:t>інгредієнти</w:t>
-      </w:r>
-      <w:proofErr w:type="spellEnd"/>
-      <w:r>
-        <w:rPr>
-          <w:lang w:val="en-GB"/>
-        </w:rPr>
-        <w:t xml:space="preserve"> </w:t>
-      </w:r>
-      <w:proofErr w:type="spellStart"/>
-      <w:r>
-        <w:rPr>
-          <w:lang w:val="en-GB"/>
-        </w:rPr>
-        <w:t>від</w:t>
-      </w:r>
-      <w:proofErr w:type="spellEnd"/>
-      <w:r>
-        <w:rPr>
-          <w:lang w:val="en-GB"/>
-        </w:rPr>
-        <w:t xml:space="preserve"> </w:t>
-      </w:r>
-      <w:proofErr w:type="spellStart"/>
-      <w:r>
-        <w:rPr>
-          <w:lang w:val="en-GB"/>
-        </w:rPr>
-        <w:t>перевірених</w:t>
-      </w:r>
-      <w:proofErr w:type="spellEnd"/>
-      <w:r>
-        <w:rPr>
-          <w:lang w:val="en-GB"/>
-        </w:rPr>
-        <w:t xml:space="preserve"> </w:t>
-      </w:r>
-      <w:proofErr w:type="spellStart"/>
-      <w:r>
-        <w:rPr>
-          <w:lang w:val="en-GB"/>
-        </w:rPr>
-        <w:t>постачальників</w:t>
-      </w:r>
-      <w:proofErr w:type="spellEnd"/>
-      <w:r>
-        <w:rPr>
-          <w:lang w:val="en-GB"/>
-        </w:rPr>
-        <w:t xml:space="preserve">, </w:t>
-      </w:r>
-      <w:proofErr w:type="spellStart"/>
-      <w:r>
-        <w:rPr>
-          <w:lang w:val="en-GB"/>
-        </w:rPr>
-        <w:t>наші</w:t>
-      </w:r>
-      <w:proofErr w:type="spellEnd"/>
-      <w:r>
-        <w:rPr>
-          <w:lang w:val="en-GB"/>
-        </w:rPr>
-        <w:t xml:space="preserve"> </w:t>
-      </w:r>
-      <w:proofErr w:type="spellStart"/>
-      <w:r>
-        <w:rPr>
-          <w:lang w:val="en-GB"/>
-        </w:rPr>
-        <w:t>кухарі</w:t>
-      </w:r>
-      <w:proofErr w:type="spellEnd"/>
-      <w:r>
-        <w:rPr>
-          <w:lang w:val="en-GB"/>
-        </w:rPr>
-        <w:t xml:space="preserve"> </w:t>
-      </w:r>
-      <w:proofErr w:type="spellStart"/>
-      <w:r>
-        <w:rPr>
-          <w:lang w:val="en-GB"/>
-        </w:rPr>
-        <w:t>створюють</w:t>
-      </w:r>
-      <w:proofErr w:type="spellEnd"/>
-      <w:r>
-        <w:rPr>
-          <w:lang w:val="en-GB"/>
-        </w:rPr>
-        <w:t xml:space="preserve"> </w:t>
-      </w:r>
-      <w:proofErr w:type="spellStart"/>
-      <w:r>
-        <w:rPr>
-          <w:lang w:val="en-GB"/>
-        </w:rPr>
-        <w:t>кулінарні</w:t>
-      </w:r>
-      <w:proofErr w:type="spellEnd"/>
-      <w:r>
-        <w:rPr>
-          <w:lang w:val="en-GB"/>
-        </w:rPr>
-        <w:t xml:space="preserve"> </w:t>
-      </w:r>
-      <w:proofErr w:type="spellStart"/>
-      <w:r>
-        <w:rPr>
-          <w:lang w:val="en-GB"/>
-        </w:rPr>
-        <w:t>шедеври</w:t>
-      </w:r>
-      <w:proofErr w:type="spellEnd"/>
-      <w:r>
-        <w:rPr>
-          <w:lang w:val="en-GB"/>
-        </w:rPr>
-        <w:t xml:space="preserve">, </w:t>
-      </w:r>
-      <w:proofErr w:type="spellStart"/>
-      <w:r>
-        <w:rPr>
-          <w:lang w:val="en-GB"/>
-        </w:rPr>
-        <w:t>які</w:t>
-      </w:r>
-      <w:proofErr w:type="spellEnd"/>
-      <w:r>
-        <w:rPr>
-          <w:lang w:val="en-GB"/>
-        </w:rPr>
-        <w:t xml:space="preserve"> </w:t>
-      </w:r>
-      <w:proofErr w:type="spellStart"/>
-      <w:r>
-        <w:rPr>
-          <w:lang w:val="en-GB"/>
-        </w:rPr>
-        <w:t>підкорюють</w:t>
-      </w:r>
-      <w:proofErr w:type="spellEnd"/>
-      <w:r>
-        <w:rPr>
-          <w:lang w:val="en-GB"/>
-        </w:rPr>
-        <w:t xml:space="preserve"> з </w:t>
-      </w:r>
-      <w:proofErr w:type="spellStart"/>
-      <w:r>
-        <w:rPr>
-          <w:lang w:val="en-GB"/>
-        </w:rPr>
-        <w:t>першого</w:t>
-      </w:r>
-      <w:proofErr w:type="spellEnd"/>
-      <w:r>
-        <w:rPr>
-          <w:lang w:val="en-GB"/>
-        </w:rPr>
-        <w:t xml:space="preserve"> </w:t>
-      </w:r>
-      <w:proofErr w:type="spellStart"/>
-      <w:r>
-        <w:rPr>
-          <w:lang w:val="en-GB"/>
-        </w:rPr>
-        <w:t>шматочка</w:t>
-      </w:r>
-      <w:proofErr w:type="spellEnd"/>
-      <w:r>
-        <w:rPr>
-          <w:lang w:val="en-GB"/>
-        </w:rPr>
-        <w:t>.</w:t>
+        <w:t xml:space="preserve">                    Ми прагнемо зробити ресторанний досвід доступним у вас вдома чи в офісі. Використовуючи лише найсвіжіші інгредієнти від перевірених постачальників, наші кухарі створюють кулінарні шедеври, які підкорюють з першого шматочка.</w:t>
       </w:r>
     </w:p>
     <w:p>
@@ -14071,49 +6410,7 @@
         <w:rPr>
           <w:lang w:val="en-GB"/>
         </w:rPr>
-        <w:t xml:space="preserve">                &lt;h3 class="mt-4 mb-3"&gt;</w:t>
-      </w:r>
-      <w:proofErr w:type="spellStart"/>
-      <w:r>
-        <w:rPr>
-          <w:lang w:val="en-GB"/>
-        </w:rPr>
-        <w:t>Чому</w:t>
-      </w:r>
-      <w:proofErr w:type="spellEnd"/>
-      <w:r>
-        <w:rPr>
-          <w:lang w:val="en-GB"/>
-        </w:rPr>
-        <w:t xml:space="preserve"> </w:t>
-      </w:r>
-      <w:proofErr w:type="spellStart"/>
-      <w:r>
-        <w:rPr>
-          <w:lang w:val="en-GB"/>
-        </w:rPr>
-        <w:t>обирають</w:t>
-      </w:r>
-      <w:proofErr w:type="spellEnd"/>
-      <w:r>
-        <w:rPr>
-          <w:lang w:val="en-GB"/>
-        </w:rPr>
-        <w:t xml:space="preserve"> «</w:t>
-      </w:r>
-      <w:proofErr w:type="spellStart"/>
-      <w:r>
-        <w:rPr>
-          <w:lang w:val="en-GB"/>
-        </w:rPr>
-        <w:t>Особисто</w:t>
-      </w:r>
-      <w:proofErr w:type="spellEnd"/>
-      <w:r>
-        <w:rPr>
-          <w:lang w:val="en-GB"/>
-        </w:rPr>
-        <w:t>»?&lt;/h3&gt;</w:t>
+        <w:t xml:space="preserve">                &lt;h3 class="mt-4 mb-3"&gt;Чому обирають «Особисто»?&lt;/h3&gt;</w:t>
       </w:r>
     </w:p>
     <w:p>
@@ -14145,259 +6442,7 @@
         <w:rPr>
           <w:lang w:val="en-GB"/>
         </w:rPr>
-        <w:t xml:space="preserve">                    &lt;li class="mb-2"&gt;&lt;strong&gt;</w:t>
-      </w:r>
-      <w:proofErr w:type="spellStart"/>
-      <w:r>
-        <w:rPr>
-          <w:lang w:val="en-GB"/>
-        </w:rPr>
-        <w:t>Якість</w:t>
-      </w:r>
-      <w:proofErr w:type="spellEnd"/>
-      <w:r>
-        <w:rPr>
-          <w:lang w:val="en-GB"/>
-        </w:rPr>
-        <w:t xml:space="preserve"> </w:t>
-      </w:r>
-      <w:proofErr w:type="spellStart"/>
-      <w:r>
-        <w:rPr>
-          <w:lang w:val="en-GB"/>
-        </w:rPr>
-        <w:t>без</w:t>
-      </w:r>
-      <w:proofErr w:type="spellEnd"/>
-      <w:r>
-        <w:rPr>
-          <w:lang w:val="en-GB"/>
-        </w:rPr>
-        <w:t xml:space="preserve"> </w:t>
-      </w:r>
-      <w:proofErr w:type="spellStart"/>
-      <w:r>
-        <w:rPr>
-          <w:lang w:val="en-GB"/>
-        </w:rPr>
-        <w:t>компромісів</w:t>
-      </w:r>
-      <w:proofErr w:type="spellEnd"/>
-      <w:r>
-        <w:rPr>
-          <w:lang w:val="en-GB"/>
-        </w:rPr>
-        <w:t xml:space="preserve">:&lt;/strong&gt; </w:t>
-      </w:r>
-      <w:proofErr w:type="spellStart"/>
-      <w:r>
-        <w:rPr>
-          <w:lang w:val="en-GB"/>
-        </w:rPr>
-        <w:t>Слабосолоний</w:t>
-      </w:r>
-      <w:proofErr w:type="spellEnd"/>
-      <w:r>
-        <w:rPr>
-          <w:lang w:val="en-GB"/>
-        </w:rPr>
-        <w:t xml:space="preserve"> </w:t>
-      </w:r>
-      <w:proofErr w:type="spellStart"/>
-      <w:r>
-        <w:rPr>
-          <w:lang w:val="en-GB"/>
-        </w:rPr>
-        <w:t>лосось</w:t>
-      </w:r>
-      <w:proofErr w:type="spellEnd"/>
-      <w:r>
-        <w:rPr>
-          <w:lang w:val="en-GB"/>
-        </w:rPr>
-        <w:t xml:space="preserve">, </w:t>
-      </w:r>
-      <w:proofErr w:type="spellStart"/>
-      <w:r>
-        <w:rPr>
-          <w:lang w:val="en-GB"/>
-        </w:rPr>
-        <w:t>добірний</w:t>
-      </w:r>
-      <w:proofErr w:type="spellEnd"/>
-      <w:r>
-        <w:rPr>
-          <w:lang w:val="en-GB"/>
-        </w:rPr>
-        <w:t xml:space="preserve"> </w:t>
-      </w:r>
-      <w:proofErr w:type="spellStart"/>
-      <w:r>
-        <w:rPr>
-          <w:lang w:val="en-GB"/>
-        </w:rPr>
-        <w:t>сир</w:t>
-      </w:r>
-      <w:proofErr w:type="spellEnd"/>
-      <w:r>
-        <w:rPr>
-          <w:lang w:val="en-GB"/>
-        </w:rPr>
-        <w:t xml:space="preserve">, </w:t>
-      </w:r>
-      <w:proofErr w:type="spellStart"/>
-      <w:r>
-        <w:rPr>
-          <w:lang w:val="en-GB"/>
-        </w:rPr>
-        <w:t>стигле</w:t>
-      </w:r>
-      <w:proofErr w:type="spellEnd"/>
-      <w:r>
-        <w:rPr>
-          <w:lang w:val="en-GB"/>
-        </w:rPr>
-        <w:t xml:space="preserve"> </w:t>
-      </w:r>
-      <w:proofErr w:type="spellStart"/>
-      <w:r>
-        <w:rPr>
-          <w:lang w:val="en-GB"/>
-        </w:rPr>
-        <w:t>манго</w:t>
-      </w:r>
-      <w:proofErr w:type="spellEnd"/>
-      <w:r>
-        <w:rPr>
-          <w:lang w:val="en-GB"/>
-        </w:rPr>
-        <w:t xml:space="preserve"> </w:t>
-      </w:r>
-      <w:proofErr w:type="spellStart"/>
-      <w:r>
-        <w:rPr>
-          <w:lang w:val="en-GB"/>
-        </w:rPr>
-        <w:t>та</w:t>
-      </w:r>
-      <w:proofErr w:type="spellEnd"/>
-      <w:r>
-        <w:rPr>
-          <w:lang w:val="en-GB"/>
-        </w:rPr>
-        <w:t xml:space="preserve"> </w:t>
-      </w:r>
-      <w:proofErr w:type="spellStart"/>
-      <w:r>
-        <w:rPr>
-          <w:lang w:val="en-GB"/>
-        </w:rPr>
-        <w:t>свіжі</w:t>
-      </w:r>
-      <w:proofErr w:type="spellEnd"/>
-      <w:r>
-        <w:rPr>
-          <w:lang w:val="en-GB"/>
-        </w:rPr>
-        <w:t xml:space="preserve"> </w:t>
-      </w:r>
-      <w:proofErr w:type="spellStart"/>
-      <w:r>
-        <w:rPr>
-          <w:lang w:val="en-GB"/>
-        </w:rPr>
-        <w:t>овочі</w:t>
-      </w:r>
-      <w:proofErr w:type="spellEnd"/>
-      <w:r>
-        <w:rPr>
-          <w:lang w:val="en-GB"/>
-        </w:rPr>
-        <w:t xml:space="preserve"> — </w:t>
-      </w:r>
-      <w:proofErr w:type="spellStart"/>
-      <w:r>
-        <w:rPr>
-          <w:lang w:val="en-GB"/>
-        </w:rPr>
-        <w:t>ми</w:t>
-      </w:r>
-      <w:proofErr w:type="spellEnd"/>
-      <w:r>
-        <w:rPr>
-          <w:lang w:val="en-GB"/>
-        </w:rPr>
-        <w:t xml:space="preserve"> </w:t>
-      </w:r>
-      <w:proofErr w:type="spellStart"/>
-      <w:r>
-        <w:rPr>
-          <w:lang w:val="en-GB"/>
-        </w:rPr>
-        <w:t>ніколи</w:t>
-      </w:r>
-      <w:proofErr w:type="spellEnd"/>
-      <w:r>
-        <w:rPr>
-          <w:lang w:val="en-GB"/>
-        </w:rPr>
-        <w:t xml:space="preserve"> </w:t>
-      </w:r>
-      <w:proofErr w:type="spellStart"/>
-      <w:r>
-        <w:rPr>
-          <w:lang w:val="en-GB"/>
-        </w:rPr>
-        <w:t>не</w:t>
-      </w:r>
-      <w:proofErr w:type="spellEnd"/>
-      <w:r>
-        <w:rPr>
-          <w:lang w:val="en-GB"/>
-        </w:rPr>
-        <w:t xml:space="preserve"> </w:t>
-      </w:r>
-      <w:proofErr w:type="spellStart"/>
-      <w:r>
-        <w:rPr>
-          <w:lang w:val="en-GB"/>
-        </w:rPr>
-        <w:t>економимо</w:t>
-      </w:r>
-      <w:proofErr w:type="spellEnd"/>
-      <w:r>
-        <w:rPr>
-          <w:lang w:val="en-GB"/>
-        </w:rPr>
-        <w:t xml:space="preserve"> </w:t>
-      </w:r>
-      <w:proofErr w:type="spellStart"/>
-      <w:r>
-        <w:rPr>
-          <w:lang w:val="en-GB"/>
-        </w:rPr>
-        <w:t>на</w:t>
-      </w:r>
-      <w:proofErr w:type="spellEnd"/>
-      <w:r>
-        <w:rPr>
-          <w:lang w:val="en-GB"/>
-        </w:rPr>
-        <w:t xml:space="preserve"> </w:t>
-      </w:r>
-      <w:proofErr w:type="spellStart"/>
-      <w:r>
-        <w:rPr>
-          <w:lang w:val="en-GB"/>
-        </w:rPr>
-        <w:t>продуктах</w:t>
-      </w:r>
-      <w:proofErr w:type="spellEnd"/>
-      <w:r>
-        <w:rPr>
-          <w:lang w:val="en-GB"/>
-        </w:rPr>
-        <w:t>.&lt;/li&gt;</w:t>
+        <w:t xml:space="preserve">                    &lt;li class="mb-2"&gt;&lt;strong&gt;Якість без компромісів:&lt;/strong&gt; Слабосолоний лосось, добірний сир, стигле манго та свіжі овочі — ми ніколи не економимо на продуктах.&lt;/li&gt;</w:t>
       </w:r>
     </w:p>
     <w:p>
@@ -14413,203 +6458,7 @@
         <w:rPr>
           <w:lang w:val="en-GB"/>
         </w:rPr>
-        <w:t xml:space="preserve">                    &lt;li class="mb-2"&gt;&lt;strong&gt;</w:t>
-      </w:r>
-      <w:proofErr w:type="spellStart"/>
-      <w:r>
-        <w:rPr>
-          <w:lang w:val="en-GB"/>
-        </w:rPr>
-        <w:t>Професійна</w:t>
-      </w:r>
-      <w:proofErr w:type="spellEnd"/>
-      <w:r>
-        <w:rPr>
-          <w:lang w:val="en-GB"/>
-        </w:rPr>
-        <w:t xml:space="preserve"> </w:t>
-      </w:r>
-      <w:proofErr w:type="spellStart"/>
-      <w:r>
-        <w:rPr>
-          <w:lang w:val="en-GB"/>
-        </w:rPr>
-        <w:t>команда</w:t>
-      </w:r>
-      <w:proofErr w:type="spellEnd"/>
-      <w:r>
-        <w:rPr>
-          <w:lang w:val="en-GB"/>
-        </w:rPr>
-        <w:t xml:space="preserve">:&lt;/strong&gt; </w:t>
-      </w:r>
-      <w:proofErr w:type="spellStart"/>
-      <w:r>
-        <w:rPr>
-          <w:lang w:val="en-GB"/>
-        </w:rPr>
-        <w:t>Наші</w:t>
-      </w:r>
-      <w:proofErr w:type="spellEnd"/>
-      <w:r>
-        <w:rPr>
-          <w:lang w:val="en-GB"/>
-        </w:rPr>
-        <w:t xml:space="preserve"> </w:t>
-      </w:r>
-      <w:proofErr w:type="spellStart"/>
-      <w:r>
-        <w:rPr>
-          <w:lang w:val="en-GB"/>
-        </w:rPr>
-        <w:t>шеф-кухарі</w:t>
-      </w:r>
-      <w:proofErr w:type="spellEnd"/>
-      <w:r>
-        <w:rPr>
-          <w:lang w:val="en-GB"/>
-        </w:rPr>
-        <w:t xml:space="preserve"> </w:t>
-      </w:r>
-      <w:proofErr w:type="spellStart"/>
-      <w:r>
-        <w:rPr>
-          <w:lang w:val="en-GB"/>
-        </w:rPr>
-        <w:t>мають</w:t>
-      </w:r>
-      <w:proofErr w:type="spellEnd"/>
-      <w:r>
-        <w:rPr>
-          <w:lang w:val="en-GB"/>
-        </w:rPr>
-        <w:t xml:space="preserve"> </w:t>
-      </w:r>
-      <w:proofErr w:type="spellStart"/>
-      <w:r>
-        <w:rPr>
-          <w:lang w:val="en-GB"/>
-        </w:rPr>
-        <w:t>багаторічний</w:t>
-      </w:r>
-      <w:proofErr w:type="spellEnd"/>
-      <w:r>
-        <w:rPr>
-          <w:lang w:val="en-GB"/>
-        </w:rPr>
-        <w:t xml:space="preserve"> </w:t>
-      </w:r>
-      <w:proofErr w:type="spellStart"/>
-      <w:r>
-        <w:rPr>
-          <w:lang w:val="en-GB"/>
-        </w:rPr>
-        <w:t>досвід</w:t>
-      </w:r>
-      <w:proofErr w:type="spellEnd"/>
-      <w:r>
-        <w:rPr>
-          <w:lang w:val="en-GB"/>
-        </w:rPr>
-        <w:t xml:space="preserve"> </w:t>
-      </w:r>
-      <w:proofErr w:type="spellStart"/>
-      <w:r>
-        <w:rPr>
-          <w:lang w:val="en-GB"/>
-        </w:rPr>
-        <w:t>роботи</w:t>
-      </w:r>
-      <w:proofErr w:type="spellEnd"/>
-      <w:r>
-        <w:rPr>
-          <w:lang w:val="en-GB"/>
-        </w:rPr>
-        <w:t xml:space="preserve"> в </w:t>
-      </w:r>
-      <w:proofErr w:type="spellStart"/>
-      <w:r>
-        <w:rPr>
-          <w:lang w:val="en-GB"/>
-        </w:rPr>
-        <w:t>кращих</w:t>
-      </w:r>
-      <w:proofErr w:type="spellEnd"/>
-      <w:r>
-        <w:rPr>
-          <w:lang w:val="en-GB"/>
-        </w:rPr>
-        <w:t xml:space="preserve"> </w:t>
-      </w:r>
-      <w:proofErr w:type="spellStart"/>
-      <w:r>
-        <w:rPr>
-          <w:lang w:val="en-GB"/>
-        </w:rPr>
-        <w:t>закладах</w:t>
-      </w:r>
-      <w:proofErr w:type="spellEnd"/>
-      <w:r>
-        <w:rPr>
-          <w:lang w:val="en-GB"/>
-        </w:rPr>
-        <w:t xml:space="preserve"> </w:t>
-      </w:r>
-      <w:proofErr w:type="spellStart"/>
-      <w:r>
-        <w:rPr>
-          <w:lang w:val="en-GB"/>
-        </w:rPr>
-        <w:t>японської</w:t>
-      </w:r>
-      <w:proofErr w:type="spellEnd"/>
-      <w:r>
-        <w:rPr>
-          <w:lang w:val="en-GB"/>
-        </w:rPr>
-        <w:t xml:space="preserve"> </w:t>
-      </w:r>
-      <w:proofErr w:type="spellStart"/>
-      <w:r>
-        <w:rPr>
-          <w:lang w:val="en-GB"/>
-        </w:rPr>
-        <w:t>та</w:t>
-      </w:r>
-      <w:proofErr w:type="spellEnd"/>
-      <w:r>
-        <w:rPr>
-          <w:lang w:val="en-GB"/>
-        </w:rPr>
-        <w:t xml:space="preserve"> </w:t>
-      </w:r>
-      <w:proofErr w:type="spellStart"/>
-      <w:r>
-        <w:rPr>
-          <w:lang w:val="en-GB"/>
-        </w:rPr>
-        <w:t>італійської</w:t>
-      </w:r>
-      <w:proofErr w:type="spellEnd"/>
-      <w:r>
-        <w:rPr>
-          <w:lang w:val="en-GB"/>
-        </w:rPr>
-        <w:t xml:space="preserve"> </w:t>
-      </w:r>
-      <w:proofErr w:type="spellStart"/>
-      <w:r>
-        <w:rPr>
-          <w:lang w:val="en-GB"/>
-        </w:rPr>
-        <w:t>кухні</w:t>
-      </w:r>
-      <w:proofErr w:type="spellEnd"/>
-      <w:r>
-        <w:rPr>
-          <w:lang w:val="en-GB"/>
-        </w:rPr>
-        <w:t>.&lt;/li&gt;</w:t>
+        <w:t xml:space="preserve">                    &lt;li class="mb-2"&gt;&lt;strong&gt;Професійна команда:&lt;/strong&gt; Наші шеф-кухарі мають багаторічний досвід роботи в кращих закладах японської та італійської кухні.&lt;/li&gt;</w:t>
       </w:r>
     </w:p>
     <w:p>
@@ -14625,189 +6474,7 @@
         <w:rPr>
           <w:lang w:val="en-GB"/>
         </w:rPr>
-        <w:t xml:space="preserve">                    &lt;li class="mb-2"&gt;&lt;strong&gt;</w:t>
-      </w:r>
-      <w:proofErr w:type="spellStart"/>
-      <w:r>
-        <w:rPr>
-          <w:lang w:val="en-GB"/>
-        </w:rPr>
-        <w:t>Швидка</w:t>
-      </w:r>
-      <w:proofErr w:type="spellEnd"/>
-      <w:r>
-        <w:rPr>
-          <w:lang w:val="en-GB"/>
-        </w:rPr>
-        <w:t xml:space="preserve"> </w:t>
-      </w:r>
-      <w:proofErr w:type="spellStart"/>
-      <w:r>
-        <w:rPr>
-          <w:lang w:val="en-GB"/>
-        </w:rPr>
-        <w:t>та</w:t>
-      </w:r>
-      <w:proofErr w:type="spellEnd"/>
-      <w:r>
-        <w:rPr>
-          <w:lang w:val="en-GB"/>
-        </w:rPr>
-        <w:t xml:space="preserve"> </w:t>
-      </w:r>
-      <w:proofErr w:type="spellStart"/>
-      <w:r>
-        <w:rPr>
-          <w:lang w:val="en-GB"/>
-        </w:rPr>
-        <w:t>бережна</w:t>
-      </w:r>
-      <w:proofErr w:type="spellEnd"/>
-      <w:r>
-        <w:rPr>
-          <w:lang w:val="en-GB"/>
-        </w:rPr>
-        <w:t xml:space="preserve"> </w:t>
-      </w:r>
-      <w:proofErr w:type="spellStart"/>
-      <w:r>
-        <w:rPr>
-          <w:lang w:val="en-GB"/>
-        </w:rPr>
-        <w:t>доставка</w:t>
-      </w:r>
-      <w:proofErr w:type="spellEnd"/>
-      <w:r>
-        <w:rPr>
-          <w:lang w:val="en-GB"/>
-        </w:rPr>
-        <w:t xml:space="preserve">:&lt;/strong&gt; </w:t>
-      </w:r>
-      <w:proofErr w:type="spellStart"/>
-      <w:r>
-        <w:rPr>
-          <w:lang w:val="en-GB"/>
-        </w:rPr>
-        <w:t>Спеціальні</w:t>
-      </w:r>
-      <w:proofErr w:type="spellEnd"/>
-      <w:r>
-        <w:rPr>
-          <w:lang w:val="en-GB"/>
-        </w:rPr>
-        <w:t xml:space="preserve"> </w:t>
-      </w:r>
-      <w:proofErr w:type="spellStart"/>
-      <w:r>
-        <w:rPr>
-          <w:lang w:val="en-GB"/>
-        </w:rPr>
-        <w:t>термосумки</w:t>
-      </w:r>
-      <w:proofErr w:type="spellEnd"/>
-      <w:r>
-        <w:rPr>
-          <w:lang w:val="en-GB"/>
-        </w:rPr>
-        <w:t xml:space="preserve"> </w:t>
-      </w:r>
-      <w:proofErr w:type="spellStart"/>
-      <w:r>
-        <w:rPr>
-          <w:lang w:val="en-GB"/>
-        </w:rPr>
-        <w:t>дозволяють</w:t>
-      </w:r>
-      <w:proofErr w:type="spellEnd"/>
-      <w:r>
-        <w:rPr>
-          <w:lang w:val="en-GB"/>
-        </w:rPr>
-        <w:t xml:space="preserve"> </w:t>
-      </w:r>
-      <w:proofErr w:type="spellStart"/>
-      <w:r>
-        <w:rPr>
-          <w:lang w:val="en-GB"/>
-        </w:rPr>
-        <w:t>доставляти</w:t>
-      </w:r>
-      <w:proofErr w:type="spellEnd"/>
-      <w:r>
-        <w:rPr>
-          <w:lang w:val="en-GB"/>
-        </w:rPr>
-        <w:t xml:space="preserve"> </w:t>
-      </w:r>
-      <w:proofErr w:type="spellStart"/>
-      <w:r>
-        <w:rPr>
-          <w:lang w:val="en-GB"/>
-        </w:rPr>
-        <w:t>піцу</w:t>
-      </w:r>
-      <w:proofErr w:type="spellEnd"/>
-      <w:r>
-        <w:rPr>
-          <w:lang w:val="en-GB"/>
-        </w:rPr>
-        <w:t xml:space="preserve"> </w:t>
-      </w:r>
-      <w:proofErr w:type="spellStart"/>
-      <w:r>
-        <w:rPr>
-          <w:lang w:val="en-GB"/>
-        </w:rPr>
-        <w:t>гарячою</w:t>
-      </w:r>
-      <w:proofErr w:type="spellEnd"/>
-      <w:r>
-        <w:rPr>
-          <w:lang w:val="en-GB"/>
-        </w:rPr>
-        <w:t xml:space="preserve">, а </w:t>
-      </w:r>
-      <w:proofErr w:type="spellStart"/>
-      <w:r>
-        <w:rPr>
-          <w:lang w:val="en-GB"/>
-        </w:rPr>
-        <w:t>роли</w:t>
-      </w:r>
-      <w:proofErr w:type="spellEnd"/>
-      <w:r>
-        <w:rPr>
-          <w:lang w:val="en-GB"/>
-        </w:rPr>
-        <w:t xml:space="preserve"> — </w:t>
-      </w:r>
-      <w:proofErr w:type="spellStart"/>
-      <w:r>
-        <w:rPr>
-          <w:lang w:val="en-GB"/>
-        </w:rPr>
-        <w:t>ідеально</w:t>
-      </w:r>
-      <w:proofErr w:type="spellEnd"/>
-      <w:r>
-        <w:rPr>
-          <w:lang w:val="en-GB"/>
-        </w:rPr>
-        <w:t xml:space="preserve"> </w:t>
-      </w:r>
-      <w:proofErr w:type="spellStart"/>
-      <w:r>
-        <w:rPr>
-          <w:lang w:val="en-GB"/>
-        </w:rPr>
-        <w:t>охолодзенми</w:t>
-      </w:r>
-      <w:proofErr w:type="spellEnd"/>
-      <w:r>
-        <w:rPr>
-          <w:lang w:val="en-GB"/>
-        </w:rPr>
-        <w:t>.&lt;/li&gt;</w:t>
+        <w:t xml:space="preserve">                    &lt;li class="mb-2"&gt;&lt;strong&gt;Швидка та бережна доставка:&lt;/strong&gt; Спеціальні термосумки дозволяють доставляти піцу гарячою, а роли — ідеально охолодзенми.&lt;/li&gt;</w:t>
       </w:r>
     </w:p>
     <w:p>
@@ -14903,21 +6570,7 @@
         <w:rPr>
           <w:lang w:val="en-GB"/>
         </w:rPr>
-        <w:t xml:space="preserve">        &lt;div class="container text-</w:t>
-      </w:r>
-      <w:proofErr w:type="spellStart"/>
-      <w:r>
-        <w:rPr>
-          <w:lang w:val="en-GB"/>
-        </w:rPr>
-        <w:t>center</w:t>
-      </w:r>
-      <w:proofErr w:type="spellEnd"/>
-      <w:r>
-        <w:rPr>
-          <w:lang w:val="en-GB"/>
-        </w:rPr>
-        <w:t>"&gt;</w:t>
+        <w:t xml:space="preserve">        &lt;div class="container text-center"&gt;</w:t>
       </w:r>
     </w:p>
     <w:p>
@@ -14933,35 +6586,7 @@
         <w:rPr>
           <w:lang w:val="en-GB"/>
         </w:rPr>
-        <w:t xml:space="preserve">            &lt;p class="mb-2"&gt;&lt;strong&gt;Доставка </w:t>
-      </w:r>
-      <w:proofErr w:type="spellStart"/>
-      <w:r>
-        <w:rPr>
-          <w:lang w:val="en-GB"/>
-        </w:rPr>
-        <w:t>їжі</w:t>
-      </w:r>
-      <w:proofErr w:type="spellEnd"/>
-      <w:r>
-        <w:rPr>
-          <w:lang w:val="en-GB"/>
-        </w:rPr>
-        <w:t xml:space="preserve"> «</w:t>
-      </w:r>
-      <w:proofErr w:type="spellStart"/>
-      <w:r>
-        <w:rPr>
-          <w:lang w:val="en-GB"/>
-        </w:rPr>
-        <w:t>Особисто</w:t>
-      </w:r>
-      <w:proofErr w:type="spellEnd"/>
-      <w:r>
-        <w:rPr>
-          <w:lang w:val="en-GB"/>
-        </w:rPr>
-        <w:t>»&lt;/strong&gt;&lt;/p&gt;</w:t>
+        <w:t xml:space="preserve">            &lt;p class="mb-2"&gt;&lt;strong&gt;Доставка їжі «Особисто»&lt;/strong&gt;&lt;/p&gt;</w:t>
       </w:r>
     </w:p>
     <w:p>
@@ -14993,49 +6618,7 @@
         <w:rPr>
           <w:lang w:val="en-GB"/>
         </w:rPr>
-        <w:t xml:space="preserve">                </w:t>
-      </w:r>
-      <w:proofErr w:type="spellStart"/>
-      <w:r>
-        <w:rPr>
-          <w:lang w:val="en-GB"/>
-        </w:rPr>
-        <w:t>Телефон</w:t>
-      </w:r>
-      <w:proofErr w:type="spellEnd"/>
-      <w:r>
-        <w:rPr>
-          <w:lang w:val="en-GB"/>
-        </w:rPr>
-        <w:t xml:space="preserve">: &lt;a </w:t>
-      </w:r>
-      <w:proofErr w:type="spellStart"/>
-      <w:r>
-        <w:rPr>
-          <w:lang w:val="en-GB"/>
-        </w:rPr>
-        <w:t>href</w:t>
-      </w:r>
-      <w:proofErr w:type="spellEnd"/>
-      <w:r>
-        <w:rPr>
-          <w:lang w:val="en-GB"/>
-        </w:rPr>
-        <w:t>="</w:t>
-      </w:r>
-      <w:proofErr w:type="spellStart"/>
-      <w:r>
-        <w:rPr>
-          <w:lang w:val="en-GB"/>
-        </w:rPr>
-        <w:t>tel</w:t>
-      </w:r>
-      <w:proofErr w:type="spellEnd"/>
-      <w:r>
-        <w:rPr>
-          <w:lang w:val="en-GB"/>
-        </w:rPr>
-        <w:t>:+380671058837"&gt;+38 067 105 88 37&lt;/a&gt; &amp;bull;</w:t>
+        <w:t xml:space="preserve">                Телефон: &lt;a href="tel:+380671058837"&gt;+38 067 105 88 37&lt;/a&gt; &amp;bull;</w:t>
       </w:r>
     </w:p>
     <w:p>
@@ -15051,21 +6634,7 @@
         <w:rPr>
           <w:lang w:val="en-GB"/>
         </w:rPr>
-        <w:t xml:space="preserve">                Email: &lt;a </w:t>
-      </w:r>
-      <w:proofErr w:type="spellStart"/>
-      <w:r>
-        <w:rPr>
-          <w:lang w:val="en-GB"/>
-        </w:rPr>
-        <w:t>href</w:t>
-      </w:r>
-      <w:proofErr w:type="spellEnd"/>
-      <w:r>
-        <w:rPr>
-          <w:lang w:val="en-GB"/>
-        </w:rPr>
-        <w:t>="mailto:ladikovmax@gmail.com"&gt;ladikovmax@gmail.com&lt;/a&gt;</w:t>
+        <w:t xml:space="preserve">                Email: &lt;a href="mailto:ladikovmax@gmail.com"&gt;ladikovmax@gmail.com&lt;/a&gt;</w:t>
       </w:r>
     </w:p>
     <w:p>
@@ -15097,77 +6666,7 @@
         <w:rPr>
           <w:lang w:val="en-GB"/>
         </w:rPr>
-        <w:t xml:space="preserve">            &lt;p class="mb-2 text-muted"&gt;</w:t>
-      </w:r>
-      <w:proofErr w:type="spellStart"/>
-      <w:r>
-        <w:rPr>
-          <w:lang w:val="en-GB"/>
-        </w:rPr>
-        <w:t>Розрахунково-графічна</w:t>
-      </w:r>
-      <w:proofErr w:type="spellEnd"/>
-      <w:r>
-        <w:rPr>
-          <w:lang w:val="en-GB"/>
-        </w:rPr>
-        <w:t xml:space="preserve"> </w:t>
-      </w:r>
-      <w:proofErr w:type="spellStart"/>
-      <w:r>
-        <w:rPr>
-          <w:lang w:val="en-GB"/>
-        </w:rPr>
-        <w:t>робота</w:t>
-      </w:r>
-      <w:proofErr w:type="spellEnd"/>
-      <w:r>
-        <w:rPr>
-          <w:lang w:val="en-GB"/>
-        </w:rPr>
-        <w:t xml:space="preserve"> </w:t>
-      </w:r>
-      <w:proofErr w:type="spellStart"/>
-      <w:r>
-        <w:rPr>
-          <w:lang w:val="en-GB"/>
-        </w:rPr>
-        <w:t>студента</w:t>
-      </w:r>
-      <w:proofErr w:type="spellEnd"/>
-      <w:r>
-        <w:rPr>
-          <w:lang w:val="en-GB"/>
-        </w:rPr>
-        <w:t xml:space="preserve"> 101ТК </w:t>
-      </w:r>
-      <w:proofErr w:type="spellStart"/>
-      <w:r>
-        <w:rPr>
-          <w:lang w:val="en-GB"/>
-        </w:rPr>
-        <w:t>групи</w:t>
-      </w:r>
-      <w:proofErr w:type="spellEnd"/>
-      <w:r>
-        <w:rPr>
-          <w:lang w:val="en-GB"/>
-        </w:rPr>
-        <w:t xml:space="preserve"> </w:t>
-      </w:r>
-      <w:proofErr w:type="spellStart"/>
-      <w:r>
-        <w:rPr>
-          <w:lang w:val="en-GB"/>
-        </w:rPr>
-        <w:t>Ладікова</w:t>
-      </w:r>
-      <w:proofErr w:type="spellEnd"/>
-      <w:r>
-        <w:rPr>
-          <w:lang w:val="en-GB"/>
-        </w:rPr>
-        <w:t xml:space="preserve"> Максима&lt;/p&gt;</w:t>
+        <w:t xml:space="preserve">            &lt;p class="mb-2 text-muted"&gt;Розрахунково-графічна робота студента 101ТК групи Ладікова Максима&lt;/p&gt;</w:t>
       </w:r>
     </w:p>
     <w:p>
@@ -15183,63 +6682,7 @@
         <w:rPr>
           <w:lang w:val="en-GB"/>
         </w:rPr>
-        <w:t xml:space="preserve">            &lt;p class="mb-0 text-muted small"&gt;&amp;copy; 2026 </w:t>
-      </w:r>
-      <w:proofErr w:type="spellStart"/>
-      <w:r>
-        <w:rPr>
-          <w:lang w:val="en-GB"/>
-        </w:rPr>
-        <w:t>Особисто</w:t>
-      </w:r>
-      <w:proofErr w:type="spellEnd"/>
-      <w:r>
-        <w:rPr>
-          <w:lang w:val="en-GB"/>
-        </w:rPr>
-        <w:t xml:space="preserve">. </w:t>
-      </w:r>
-      <w:proofErr w:type="spellStart"/>
-      <w:r>
-        <w:rPr>
-          <w:lang w:val="en-GB"/>
-        </w:rPr>
-        <w:t>Всі</w:t>
-      </w:r>
-      <w:proofErr w:type="spellEnd"/>
-      <w:r>
-        <w:rPr>
-          <w:lang w:val="en-GB"/>
-        </w:rPr>
-        <w:t xml:space="preserve"> </w:t>
-      </w:r>
-      <w:proofErr w:type="spellStart"/>
-      <w:r>
-        <w:rPr>
-          <w:lang w:val="en-GB"/>
-        </w:rPr>
-        <w:t>права</w:t>
-      </w:r>
-      <w:proofErr w:type="spellEnd"/>
-      <w:r>
-        <w:rPr>
-          <w:lang w:val="en-GB"/>
-        </w:rPr>
-        <w:t xml:space="preserve"> </w:t>
-      </w:r>
-      <w:proofErr w:type="spellStart"/>
-      <w:r>
-        <w:rPr>
-          <w:lang w:val="en-GB"/>
-        </w:rPr>
-        <w:t>захищені</w:t>
-      </w:r>
-      <w:proofErr w:type="spellEnd"/>
-      <w:r>
-        <w:rPr>
-          <w:lang w:val="en-GB"/>
-        </w:rPr>
-        <w:t>.&lt;/p&gt;</w:t>
+        <w:t xml:space="preserve">            &lt;p class="mb-0 text-muted small"&gt;&amp;copy; 2026 Особисто. Всі права захищені.&lt;/p&gt;</w:t>
       </w:r>
     </w:p>
     <w:p>
@@ -15310,15 +6753,7 @@
               <w:spacing w:line="240" w:lineRule="auto"/>
             </w:pPr>
             <w:r>
-              <w:t xml:space="preserve">Вихідні коди програмного продукту знаходяться в публічному </w:t>
-            </w:r>
-            <w:proofErr w:type="spellStart"/>
-            <w:r>
-              <w:t>GitHub</w:t>
-            </w:r>
-            <w:proofErr w:type="spellEnd"/>
-            <w:r>
-              <w:t xml:space="preserve">-репозиторії, доступному за посиланням </w:t>
+              <w:t xml:space="preserve">Вихідні коди програмного продукту знаходяться в публічному GitHub-репозиторії, доступному за посиланням </w:t>
             </w:r>
             <w:hyperlink r:id="rId18" w:history="1">
               <w:r>
